--- a/src/Layers/W1/BaseApp/Manufacturing/Reports/SubcontractorDispatchList.docx
+++ b/src/Layers/W1/BaseApp/Manufacturing/Reports/SubcontractorDispatchList.docx
@@ -698,7 +698,7 @@
                     <w:placeholder>
                       <w:docPart w:val="E857F3B858F74C21A81DB4D4C7AA2CB9"/>
                     </w:placeholder>
-                    <w15:dataBinding w:prefixMappings="xmlns:ns0='urn:microsoft-dynamics-nav/reports/Subcontractor_Dispatch_List/50030/' " w:xpath="/ns0:NavWordReportXmlPart[1]/ns0:Vendor[1]/ns0:No_VendorCaption[1]" w:storeItemID="{2DAD5BF8-CE31-4524-96CF-DFB2A9889D13}"/>
+                    <w15:dataBinding w:prefixMappings="xmlns:ns0='urn:microsoft-dynamics-nav/reports/Subcontractor_Dispatch_List/99000789/'" w:xpath="/ns0:NavWordReportXmlPart[1]/ns0:Vendor[1]/ns0:No_VendorCaption[1]" w:storeItemID="{2DAD5BF8-CE31-4524-96CF-DFB2A9889D13}"/>
                   </w:sdtPr>
                   <w:sdtContent>
                     <w:tc>
@@ -749,7 +749,7 @@
                     <w:placeholder>
                       <w:docPart w:val="E857F3B858F74C21A81DB4D4C7AA2CB9"/>
                     </w:placeholder>
-                    <w15:dataBinding w:prefixMappings="xmlns:ns0='urn:microsoft-dynamics-nav/reports/Subcontractor_Dispatch_List/50030/' " w:xpath="/ns0:NavWordReportXmlPart[1]/ns0:Vendor[1]/ns0:No_Vendor[1]" w:storeItemID="{2DAD5BF8-CE31-4524-96CF-DFB2A9889D13}"/>
+                    <w15:dataBinding w:prefixMappings="xmlns:ns0='urn:microsoft-dynamics-nav/reports/Subcontractor_Dispatch_List/99000789/'" w:xpath="/ns0:NavWordReportXmlPart[1]/ns0:Vendor[1]/ns0:No_Vendor[1]" w:storeItemID="{2DAD5BF8-CE31-4524-96CF-DFB2A9889D13}"/>
                   </w:sdtPr>
                   <w:sdtContent>
                     <w:tc>
@@ -900,7 +900,7 @@
                     <w:placeholder>
                       <w:docPart w:val="E857F3B858F74C21A81DB4D4C7AA2CB9"/>
                     </w:placeholder>
-                    <w15:dataBinding w:prefixMappings="xmlns:ns0='urn:microsoft-dynamics-nav/reports/Subcontractor_Dispatch_List/50030/' " w:xpath="/ns0:NavWordReportXmlPart[1]/ns0:Vendor[1]/ns0:Name_VendorCaption[1]" w:storeItemID="{2DAD5BF8-CE31-4524-96CF-DFB2A9889D13}"/>
+                    <w15:dataBinding w:prefixMappings="xmlns:ns0='urn:microsoft-dynamics-nav/reports/Subcontractor_Dispatch_List/99000789/'" w:xpath="/ns0:NavWordReportXmlPart[1]/ns0:Vendor[1]/ns0:Name_VendorCaption[1]" w:storeItemID="{2DAD5BF8-CE31-4524-96CF-DFB2A9889D13}"/>
                   </w:sdtPr>
                   <w:sdtContent>
                     <w:tc>
@@ -951,7 +951,7 @@
                     <w:placeholder>
                       <w:docPart w:val="E857F3B858F74C21A81DB4D4C7AA2CB9"/>
                     </w:placeholder>
-                    <w15:dataBinding w:prefixMappings="xmlns:ns0='urn:microsoft-dynamics-nav/reports/Subcontractor_Dispatch_List/50030/' " w:xpath="/ns0:NavWordReportXmlPart[1]/ns0:Vendor[1]/ns0:Name_Vendor[1]" w:storeItemID="{2DAD5BF8-CE31-4524-96CF-DFB2A9889D13}"/>
+                    <w15:dataBinding w:prefixMappings="xmlns:ns0='urn:microsoft-dynamics-nav/reports/Subcontractor_Dispatch_List/99000789/'" w:xpath="/ns0:NavWordReportXmlPart[1]/ns0:Vendor[1]/ns0:Name_Vendor[1]" w:storeItemID="{2DAD5BF8-CE31-4524-96CF-DFB2A9889D13}"/>
                   </w:sdtPr>
                   <w:sdtContent>
                     <w:tc>
@@ -1288,7 +1288,7 @@
                             <w:placeholder>
                               <w:docPart w:val="E857F3B858F74C21A81DB4D4C7AA2CB9"/>
                             </w:placeholder>
-                            <w15:dataBinding w:prefixMappings="xmlns:ns0='urn:microsoft-dynamics-nav/reports/Subcontractor_Dispatch_List/50030/' " w:xpath="/ns0:NavWordReportXmlPart[1]/ns0:Vendor[1]/ns0:Work_Center[1]/ns0:No_WorkCenterCaption[1]" w:storeItemID="{2DAD5BF8-CE31-4524-96CF-DFB2A9889D13}"/>
+                            <w15:dataBinding w:prefixMappings="xmlns:ns0='urn:microsoft-dynamics-nav/reports/Subcontractor_Dispatch_List/99000789/'" w:xpath="/ns0:NavWordReportXmlPart[1]/ns0:Vendor[1]/ns0:Work_Center[1]/ns0:No_WorkCenterCaption[1]" w:storeItemID="{2DAD5BF8-CE31-4524-96CF-DFB2A9889D13}"/>
                           </w:sdtPr>
                           <w:sdtContent>
                             <w:tc>
@@ -1339,7 +1339,7 @@
                             <w:placeholder>
                               <w:docPart w:val="E857F3B858F74C21A81DB4D4C7AA2CB9"/>
                             </w:placeholder>
-                            <w15:dataBinding w:prefixMappings="xmlns:ns0='urn:microsoft-dynamics-nav/reports/Subcontractor_Dispatch_List/50030/' " w:xpath="/ns0:NavWordReportXmlPart[1]/ns0:Vendor[1]/ns0:Work_Center[1]/ns0:No_WorkCenter[1]" w:storeItemID="{2DAD5BF8-CE31-4524-96CF-DFB2A9889D13}"/>
+                            <w15:dataBinding w:prefixMappings="xmlns:ns0='urn:microsoft-dynamics-nav/reports/Subcontractor_Dispatch_List/99000789/'" w:xpath="/ns0:NavWordReportXmlPart[1]/ns0:Vendor[1]/ns0:Work_Center[1]/ns0:No_WorkCenter[1]" w:storeItemID="{2DAD5BF8-CE31-4524-96CF-DFB2A9889D13}"/>
                           </w:sdtPr>
                           <w:sdtContent>
                             <w:tc>
@@ -1490,7 +1490,7 @@
                             <w:placeholder>
                               <w:docPart w:val="E857F3B858F74C21A81DB4D4C7AA2CB9"/>
                             </w:placeholder>
-                            <w15:dataBinding w:prefixMappings="xmlns:ns0='urn:microsoft-dynamics-nav/reports/Subcontractor_Dispatch_List/50030/' " w:xpath="/ns0:NavWordReportXmlPart[1]/ns0:Vendor[1]/ns0:Work_Center[1]/ns0:Name_WorkCenterCaption[1]" w:storeItemID="{2DAD5BF8-CE31-4524-96CF-DFB2A9889D13}"/>
+                            <w15:dataBinding w:prefixMappings="xmlns:ns0='urn:microsoft-dynamics-nav/reports/Subcontractor_Dispatch_List/99000789/'" w:xpath="/ns0:NavWordReportXmlPart[1]/ns0:Vendor[1]/ns0:Work_Center[1]/ns0:Name_WorkCenterCaption[1]" w:storeItemID="{2DAD5BF8-CE31-4524-96CF-DFB2A9889D13}"/>
                           </w:sdtPr>
                           <w:sdtContent>
                             <w:tc>
@@ -1541,7 +1541,7 @@
                             <w:placeholder>
                               <w:docPart w:val="E857F3B858F74C21A81DB4D4C7AA2CB9"/>
                             </w:placeholder>
-                            <w15:dataBinding w:prefixMappings="xmlns:ns0='urn:microsoft-dynamics-nav/reports/Subcontractor_Dispatch_List/50030/' " w:xpath="/ns0:NavWordReportXmlPart[1]/ns0:Vendor[1]/ns0:Work_Center[1]/ns0:Name_WorkCenter[1]" w:storeItemID="{2DAD5BF8-CE31-4524-96CF-DFB2A9889D13}"/>
+                            <w15:dataBinding w:prefixMappings="xmlns:ns0='urn:microsoft-dynamics-nav/reports/Subcontractor_Dispatch_List/99000789/'" w:xpath="/ns0:NavWordReportXmlPart[1]/ns0:Vendor[1]/ns0:Work_Center[1]/ns0:Name_WorkCenter[1]" w:storeItemID="{2DAD5BF8-CE31-4524-96CF-DFB2A9889D13}"/>
                           </w:sdtPr>
                           <w:sdtContent>
                             <w:tc>
@@ -1878,7 +1878,7 @@
                                     <w:placeholder>
                                       <w:docPart w:val="E857F3B858F74C21A81DB4D4C7AA2CB9"/>
                                     </w:placeholder>
-                                    <w15:dataBinding w:prefixMappings="xmlns:ns0='urn:microsoft-dynamics-nav/reports/Subcontractor_Dispatch_List/50030/' " w:xpath="/ns0:NavWordReportXmlPart[1]/ns0:Vendor[1]/ns0:Work_Center[1]/ns0:Prod_Order_Routing_Line[1]/ns0:PONo_ProdOrderRtngLine[1]" w:storeItemID="{2DAD5BF8-CE31-4524-96CF-DFB2A9889D13}"/>
+                                    <w15:dataBinding w:prefixMappings="xmlns:ns0='urn:microsoft-dynamics-nav/reports/Subcontractor_Dispatch_List/99000789/'" w:xpath="/ns0:NavWordReportXmlPart[1]/ns0:Vendor[1]/ns0:Work_Center[1]/ns0:Prod_Order_Routing_Line[1]/ns0:PONo_ProdOrderRtngLine[1]" w:storeItemID="{2DAD5BF8-CE31-4524-96CF-DFB2A9889D13}"/>
                                   </w:sdtPr>
                                   <w:sdtContent>
                                     <w:tc>
@@ -1927,7 +1927,7 @@
                                     <w:placeholder>
                                       <w:docPart w:val="E857F3B858F74C21A81DB4D4C7AA2CB9"/>
                                     </w:placeholder>
-                                    <w15:dataBinding w:prefixMappings="xmlns:ns0='urn:microsoft-dynamics-nav/reports/Subcontractor_Dispatch_List/50030/' " w:xpath="/ns0:NavWordReportXmlPart[1]/ns0:Vendor[1]/ns0:Work_Center[1]/ns0:Prod_Order_Routing_Line[1]/ns0:OprtnNo_ProdOrderRtngLine[1]" w:storeItemID="{2DAD5BF8-CE31-4524-96CF-DFB2A9889D13}"/>
+                                    <w15:dataBinding w:prefixMappings="xmlns:ns0='urn:microsoft-dynamics-nav/reports/Subcontractor_Dispatch_List/99000789/'" w:xpath="/ns0:NavWordReportXmlPart[1]/ns0:Vendor[1]/ns0:Work_Center[1]/ns0:Prod_Order_Routing_Line[1]/ns0:OprtnNo_ProdOrderRtngLine[1]" w:storeItemID="{2DAD5BF8-CE31-4524-96CF-DFB2A9889D13}"/>
                                   </w:sdtPr>
                                   <w:sdtContent>
                                     <w:tc>
@@ -1973,7 +1973,7 @@
                                     <w:placeholder>
                                       <w:docPart w:val="E857F3B858F74C21A81DB4D4C7AA2CB9"/>
                                     </w:placeholder>
-                                    <w15:dataBinding w:prefixMappings="xmlns:ns0='urn:microsoft-dynamics-nav/reports/Subcontractor_Dispatch_List/50030/' " w:xpath="/ns0:NavWordReportXmlPart[1]/ns0:Vendor[1]/ns0:Work_Center[1]/ns0:Prod_Order_Routing_Line[1]/ns0:Desc_ProdOrderRtngLine[1]" w:storeItemID="{2DAD5BF8-CE31-4524-96CF-DFB2A9889D13}"/>
+                                    <w15:dataBinding w:prefixMappings="xmlns:ns0='urn:microsoft-dynamics-nav/reports/Subcontractor_Dispatch_List/99000789/'" w:xpath="/ns0:NavWordReportXmlPart[1]/ns0:Vendor[1]/ns0:Work_Center[1]/ns0:Prod_Order_Routing_Line[1]/ns0:Desc_ProdOrderRtngLine[1]" w:storeItemID="{2DAD5BF8-CE31-4524-96CF-DFB2A9889D13}"/>
                                   </w:sdtPr>
                                   <w:sdtContent>
                                     <w:tc>
@@ -2020,7 +2020,7 @@
                                     <w:placeholder>
                                       <w:docPart w:val="E857F3B858F74C21A81DB4D4C7AA2CB9"/>
                                     </w:placeholder>
-                                    <w15:dataBinding w:prefixMappings="xmlns:ns0='urn:microsoft-dynamics-nav/reports/Subcontractor_Dispatch_List/50030/' " w:xpath="/ns0:NavWordReportXmlPart[1]/ns0:Vendor[1]/ns0:Work_Center[1]/ns0:Prod_Order_Routing_Line[1]/ns0:StrtDt_ProdOrderRtngLine[1]" w:storeItemID="{2DAD5BF8-CE31-4524-96CF-DFB2A9889D13}"/>
+                                    <w15:dataBinding w:prefixMappings="xmlns:ns0='urn:microsoft-dynamics-nav/reports/Subcontractor_Dispatch_List/99000789/'" w:xpath="/ns0:NavWordReportXmlPart[1]/ns0:Vendor[1]/ns0:Work_Center[1]/ns0:Prod_Order_Routing_Line[1]/ns0:StrtDt_ProdOrderRtngLine[1]" w:storeItemID="{2DAD5BF8-CE31-4524-96CF-DFB2A9889D13}"/>
                                   </w:sdtPr>
                                   <w:sdtContent>
                                     <w:tc>
@@ -2066,7 +2066,7 @@
                                     <w:placeholder>
                                       <w:docPart w:val="E857F3B858F74C21A81DB4D4C7AA2CB9"/>
                                     </w:placeholder>
-                                    <w15:dataBinding w:prefixMappings="xmlns:ns0='urn:microsoft-dynamics-nav/reports/Subcontractor_Dispatch_List/50030/' " w:xpath="/ns0:NavWordReportXmlPart[1]/ns0:Vendor[1]/ns0:Work_Center[1]/ns0:Prod_Order_Routing_Line[1]/ns0:EndDate_ProdOrderRtngLine[1]" w:storeItemID="{2DAD5BF8-CE31-4524-96CF-DFB2A9889D13}"/>
+                                    <w15:dataBinding w:prefixMappings="xmlns:ns0='urn:microsoft-dynamics-nav/reports/Subcontractor_Dispatch_List/99000789/'" w:xpath="/ns0:NavWordReportXmlPart[1]/ns0:Vendor[1]/ns0:Work_Center[1]/ns0:Prod_Order_Routing_Line[1]/ns0:EndDate_ProdOrderRtngLine[1]" w:storeItemID="{2DAD5BF8-CE31-4524-96CF-DFB2A9889D13}"/>
                                   </w:sdtPr>
                                   <w:sdtContent>
                                     <w:tc>
@@ -2249,7 +2249,7 @@
                                             <w:placeholder>
                                               <w:docPart w:val="E857F3B858F74C21A81DB4D4C7AA2CB9"/>
                                             </w:placeholder>
-                                            <w15:dataBinding w:prefixMappings="xmlns:ns0='urn:microsoft-dynamics-nav/reports/Subcontractor_Dispatch_List/50030/' " w:xpath="/ns0:NavWordReportXmlPart[1]/ns0:Vendor[1]/ns0:Work_Center[1]/ns0:Prod_Order_Routing_Line[1]/ns0:Prod_Order_Line[1]/ns0:ItemNo_ProdOrderLine[1]" w:storeItemID="{2DAD5BF8-CE31-4524-96CF-DFB2A9889D13}"/>
+                                            <w15:dataBinding w:prefixMappings="xmlns:ns0='urn:microsoft-dynamics-nav/reports/Subcontractor_Dispatch_List/99000789/'" w:xpath="/ns0:NavWordReportXmlPart[1]/ns0:Vendor[1]/ns0:Work_Center[1]/ns0:Prod_Order_Routing_Line[1]/ns0:Prod_Order_Line[1]/ns0:ItemNo_ProdOrderLine[1]" w:storeItemID="{2DAD5BF8-CE31-4524-96CF-DFB2A9889D13}"/>
                                           </w:sdtPr>
                                           <w:sdtContent>
                                             <w:tc>
@@ -2295,7 +2295,7 @@
                                             <w:placeholder>
                                               <w:docPart w:val="E857F3B858F74C21A81DB4D4C7AA2CB9"/>
                                             </w:placeholder>
-                                            <w15:dataBinding w:prefixMappings="xmlns:ns0='urn:microsoft-dynamics-nav/reports/Subcontractor_Dispatch_List/50030/' " w:xpath="/ns0:NavWordReportXmlPart[1]/ns0:Vendor[1]/ns0:Work_Center[1]/ns0:Prod_Order_Routing_Line[1]/ns0:Prod_Order_Line[1]/ns0:Desc_ProdOrderLine[1]" w:storeItemID="{2DAD5BF8-CE31-4524-96CF-DFB2A9889D13}"/>
+                                            <w15:dataBinding w:prefixMappings="xmlns:ns0='urn:microsoft-dynamics-nav/reports/Subcontractor_Dispatch_List/99000789/'" w:xpath="/ns0:NavWordReportXmlPart[1]/ns0:Vendor[1]/ns0:Work_Center[1]/ns0:Prod_Order_Routing_Line[1]/ns0:Prod_Order_Line[1]/ns0:Desc_ProdOrderLine[1]" w:storeItemID="{2DAD5BF8-CE31-4524-96CF-DFB2A9889D13}"/>
                                           </w:sdtPr>
                                           <w:sdtContent>
                                             <w:tc>
@@ -2340,7 +2340,7 @@
                                             <w:placeholder>
                                               <w:docPart w:val="E857F3B858F74C21A81DB4D4C7AA2CB9"/>
                                             </w:placeholder>
-                                            <w15:dataBinding w:prefixMappings="xmlns:ns0='urn:microsoft-dynamics-nav/reports/Subcontractor_Dispatch_List/50030/' " w:xpath="/ns0:NavWordReportXmlPart[1]/ns0:Vendor[1]/ns0:Work_Center[1]/ns0:Prod_Order_Routing_Line[1]/ns0:Prod_Order_Line[1]/ns0:RemaingQty_ProdOrderLine[1]" w:storeItemID="{2DAD5BF8-CE31-4524-96CF-DFB2A9889D13}"/>
+                                            <w15:dataBinding w:prefixMappings="xmlns:ns0='urn:microsoft-dynamics-nav/reports/Subcontractor_Dispatch_List/99000789/'" w:xpath="/ns0:NavWordReportXmlPart[1]/ns0:Vendor[1]/ns0:Work_Center[1]/ns0:Prod_Order_Routing_Line[1]/ns0:Prod_Order_Line[1]/ns0:RemaingQty_ProdOrderLine[1]" w:storeItemID="{2DAD5BF8-CE31-4524-96CF-DFB2A9889D13}"/>
                                           </w:sdtPr>
                                           <w:sdtContent>
                                             <w:tc>
@@ -2386,7 +2386,7 @@
                                             <w:placeholder>
                                               <w:docPart w:val="E857F3B858F74C21A81DB4D4C7AA2CB9"/>
                                             </w:placeholder>
-                                            <w15:dataBinding w:prefixMappings="xmlns:ns0='urn:microsoft-dynamics-nav/reports/Subcontractor_Dispatch_List/50030/' " w:xpath="/ns0:NavWordReportXmlPart[1]/ns0:Vendor[1]/ns0:Work_Center[1]/ns0:Prod_Order_Routing_Line[1]/ns0:Prod_Order_Line[1]/ns0:PurchLineDocNo[1]" w:storeItemID="{2DAD5BF8-CE31-4524-96CF-DFB2A9889D13}"/>
+                                            <w15:dataBinding w:prefixMappings="xmlns:ns0='urn:microsoft-dynamics-nav/reports/Subcontractor_Dispatch_List/99000789/'" w:xpath="/ns0:NavWordReportXmlPart[1]/ns0:Vendor[1]/ns0:Work_Center[1]/ns0:Prod_Order_Routing_Line[1]/ns0:Prod_Order_Line[1]/ns0:PurchLineDocNo[1]" w:storeItemID="{2DAD5BF8-CE31-4524-96CF-DFB2A9889D13}"/>
                                           </w:sdtPr>
                                           <w:sdtContent>
                                             <w:tc>
@@ -2432,7 +2432,7 @@
                                             <w:placeholder>
                                               <w:docPart w:val="E857F3B858F74C21A81DB4D4C7AA2CB9"/>
                                             </w:placeholder>
-                                            <w15:dataBinding w:prefixMappings="xmlns:ns0='urn:microsoft-dynamics-nav/reports/Subcontractor_Dispatch_List/50030/' " w:xpath="/ns0:NavWordReportXmlPart[1]/ns0:Vendor[1]/ns0:Work_Center[1]/ns0:Prod_Order_Routing_Line[1]/ns0:Prod_Order_Line[1]/ns0:PurchLineOutstandingQty[1]" w:storeItemID="{2DAD5BF8-CE31-4524-96CF-DFB2A9889D13}"/>
+                                            <w15:dataBinding w:prefixMappings="xmlns:ns0='urn:microsoft-dynamics-nav/reports/Subcontractor_Dispatch_List/99000789/'" w:xpath="/ns0:NavWordReportXmlPart[1]/ns0:Vendor[1]/ns0:Work_Center[1]/ns0:Prod_Order_Routing_Line[1]/ns0:Prod_Order_Line[1]/ns0:PurchLineOutstandingQty[1]" w:storeItemID="{2DAD5BF8-CE31-4524-96CF-DFB2A9889D13}"/>
                                           </w:sdtPr>
                                           <w:sdtContent>
                                             <w:tc>
@@ -2478,7 +2478,7 @@
                                             <w:placeholder>
                                               <w:docPart w:val="E857F3B858F74C21A81DB4D4C7AA2CB9"/>
                                             </w:placeholder>
-                                            <w15:dataBinding w:prefixMappings="xmlns:ns0='urn:microsoft-dynamics-nav/reports/Subcontractor_Dispatch_List/50030/' " w:xpath="/ns0:NavWordReportXmlPart[1]/ns0:Vendor[1]/ns0:Work_Center[1]/ns0:Prod_Order_Routing_Line[1]/ns0:Prod_Order_Line[1]/ns0:UOMCode_ProdOrderLine[1]" w:storeItemID="{2DAD5BF8-CE31-4524-96CF-DFB2A9889D13}"/>
+                                            <w15:dataBinding w:prefixMappings="xmlns:ns0='urn:microsoft-dynamics-nav/reports/Subcontractor_Dispatch_List/99000789/'" w:xpath="/ns0:NavWordReportXmlPart[1]/ns0:Vendor[1]/ns0:Work_Center[1]/ns0:Prod_Order_Routing_Line[1]/ns0:Prod_Order_Line[1]/ns0:UOMCode_ProdOrderLine[1]" w:storeItemID="{2DAD5BF8-CE31-4524-96CF-DFB2A9889D13}"/>
                                           </w:sdtPr>
                                           <w:sdtContent>
                                             <w:tc>
@@ -2748,7 +2748,7 @@
                                                 <w:placeholder>
                                                   <w:docPart w:val="DefaultPlaceholder_-1854013440"/>
                                                 </w:placeholder>
-                                                <w15:dataBinding w:prefixMappings="xmlns:ns0='urn:microsoft-dynamics-nav/reports/FS_YSC_SubcontractorDispatch/50030/' " w:xpath="/ns0:NavWordReportXmlPart[1]/ns0:Vendor[1]/ns0:Work_Center[1]/ns0:Prod_Order_Routing_Line[1]/ns0:Prod_Order_Line[1]/ns0:Prod_Order_Component[1]/ns0:ComponentsneededCaption[1]" w:storeItemID="{82DB5597-D743-4477-94A7-CA4D34DB2A23}" w16sdtdh:storeItemChecksum="N7ePWA=="/>
+                                                <w15:dataBinding w:prefixMappings="xmlns:ns0='urn:microsoft-dynamics-nav/reports/Subcontractor_Dispatch_List/99000789/'" w:xpath="/ns0:NavWordReportXmlPart[1]/ns0:Vendor[1]/ns0:Work_Center[1]/ns0:Prod_Order_Routing_Line[1]/ns0:Prod_Order_Line[1]/ns0:Prod_Order_Component[1]/ns0:ComponentsneededCaption[1]" w:storeItemID="{82DB5597-D743-4477-94A7-CA4D34DB2A23}" w16sdtdh:storeItemChecksum="N7ePWA=="/>
                                               </w:sdtPr>
                                               <w:sdtContent>
                                                 <w:tc>
@@ -2949,7 +2949,7 @@
                                                     <w:placeholder>
                                                       <w:docPart w:val="DefaultPlaceholder_-1854013440"/>
                                                     </w:placeholder>
-                                                    <w15:dataBinding w:prefixMappings="xmlns:ns0='urn:microsoft-dynamics-nav/reports/FS_YSC_SubcontractorDispatch/50030/' " w:xpath="/ns0:NavWordReportXmlPart[1]/ns0:Vendor[1]/ns0:Work_Center[1]/ns0:Prod_Order_Routing_Line[1]/ns0:Prod_Order_Line[1]/ns0:Prod_Order_Component[1]/ns0:ItemNo_ProdOrderComp[1]" w:storeItemID="{82DB5597-D743-4477-94A7-CA4D34DB2A23}" w16sdtdh:storeItemChecksum="N7ePWA=="/>
+                                                    <w15:dataBinding w:prefixMappings="xmlns:ns0='urn:microsoft-dynamics-nav/reports/Subcontractor_Dispatch_List/99000789/'" w:xpath="/ns0:NavWordReportXmlPart[1]/ns0:Vendor[1]/ns0:Work_Center[1]/ns0:Prod_Order_Routing_Line[1]/ns0:Prod_Order_Line[1]/ns0:Prod_Order_Component[1]/ns0:ItemNo_ProdOrderComp[1]" w:storeItemID="{82DB5597-D743-4477-94A7-CA4D34DB2A23}" w16sdtdh:storeItemChecksum="N7ePWA=="/>
                                                   </w:sdtPr>
                                                   <w:sdtContent>
                                                     <w:tc>
@@ -2994,7 +2994,7 @@
                                                     <w:placeholder>
                                                       <w:docPart w:val="DefaultPlaceholder_-1854013440"/>
                                                     </w:placeholder>
-                                                    <w15:dataBinding w:prefixMappings="xmlns:ns0='urn:microsoft-dynamics-nav/reports/FS_YSC_SubcontractorDispatch/50030/' " w:xpath="/ns0:NavWordReportXmlPart[1]/ns0:Vendor[1]/ns0:Work_Center[1]/ns0:Prod_Order_Routing_Line[1]/ns0:Prod_Order_Line[1]/ns0:Prod_Order_Component[1]/ns0:Desc_ProdOrderComp[1]" w:storeItemID="{82DB5597-D743-4477-94A7-CA4D34DB2A23}" w16sdtdh:storeItemChecksum="N7ePWA=="/>
+                                                    <w15:dataBinding w:prefixMappings="xmlns:ns0='urn:microsoft-dynamics-nav/reports/Subcontractor_Dispatch_List/99000789/'" w:xpath="/ns0:NavWordReportXmlPart[1]/ns0:Vendor[1]/ns0:Work_Center[1]/ns0:Prod_Order_Routing_Line[1]/ns0:Prod_Order_Line[1]/ns0:Prod_Order_Component[1]/ns0:Desc_ProdOrderComp[1]" w:storeItemID="{82DB5597-D743-4477-94A7-CA4D34DB2A23}" w16sdtdh:storeItemChecksum="N7ePWA=="/>
                                                   </w:sdtPr>
                                                   <w:sdtContent>
                                                     <w:tc>
@@ -3040,7 +3040,7 @@
                                                     <w:placeholder>
                                                       <w:docPart w:val="DefaultPlaceholder_-1854013440"/>
                                                     </w:placeholder>
-                                                    <w15:dataBinding w:prefixMappings="xmlns:ns0='urn:microsoft-dynamics-nav/reports/FS_YSC_SubcontractorDispatch/50030/' " w:xpath="/ns0:NavWordReportXmlPart[1]/ns0:Vendor[1]/ns0:Work_Center[1]/ns0:Prod_Order_Routing_Line[1]/ns0:Prod_Order_Line[1]/ns0:Prod_Order_Component[1]/ns0:RemaingQty_ProdOrderComp[1]" w:storeItemID="{82DB5597-D743-4477-94A7-CA4D34DB2A23}" w16sdtdh:storeItemChecksum="N7ePWA=="/>
+                                                    <w15:dataBinding w:prefixMappings="xmlns:ns0='urn:microsoft-dynamics-nav/reports/Subcontractor_Dispatch_List/99000789/'" w:xpath="/ns0:NavWordReportXmlPart[1]/ns0:Vendor[1]/ns0:Work_Center[1]/ns0:Prod_Order_Routing_Line[1]/ns0:Prod_Order_Line[1]/ns0:Prod_Order_Component[1]/ns0:RemaingQty_ProdOrderComp[1]" w:storeItemID="{82DB5597-D743-4477-94A7-CA4D34DB2A23}" w16sdtdh:storeItemChecksum="N7ePWA=="/>
                                                   </w:sdtPr>
                                                   <w:sdtContent>
                                                     <w:tc>
@@ -3117,7 +3117,7 @@
                                                     <w:placeholder>
                                                       <w:docPart w:val="DefaultPlaceholder_-1854013440"/>
                                                     </w:placeholder>
-                                                    <w15:dataBinding w:prefixMappings="xmlns:ns0='urn:microsoft-dynamics-nav/reports/FS_YSC_SubcontractorDispatch/50030/' " w:xpath="/ns0:NavWordReportXmlPart[1]/ns0:Vendor[1]/ns0:Work_Center[1]/ns0:Prod_Order_Routing_Line[1]/ns0:Prod_Order_Line[1]/ns0:Prod_Order_Component[1]/ns0:UOMCode_ProdOrderComp[1]" w:storeItemID="{82DB5597-D743-4477-94A7-CA4D34DB2A23}" w16sdtdh:storeItemChecksum="N7ePWA=="/>
+                                                    <w15:dataBinding w:prefixMappings="xmlns:ns0='urn:microsoft-dynamics-nav/reports/Subcontractor_Dispatch_List/99000789/'" w:xpath="/ns0:NavWordReportXmlPart[1]/ns0:Vendor[1]/ns0:Work_Center[1]/ns0:Prod_Order_Routing_Line[1]/ns0:Prod_Order_Line[1]/ns0:Prod_Order_Component[1]/ns0:UOMCode_ProdOrderComp[1]" w:storeItemID="{82DB5597-D743-4477-94A7-CA4D34DB2A23}" w16sdtdh:storeItemChecksum="N7ePWA=="/>
                                                   </w:sdtPr>
                                                   <w:sdtContent>
                                                     <w:tc>

--- a/src/Layers/W1/BaseApp/Manufacturing/Reports/SubcontractorDispatchList.docx
+++ b/src/Layers/W1/BaseApp/Manufacturing/Reports/SubcontractorDispatchList.docx
@@ -693,7 +693,7 @@
                       <w:szCs w:val="16"/>
                     </w:rPr>
                     <w:alias w:val="#Nav: /Vendor/No_VendorCaption"/>
-                    <w:tag w:val="#Nav: Subcontractor_Dispatch_List/50030"/>
+                    <w:tag w:val="#Nav: Subcontractor_Dispatch_List/99000789"/>
                     <w:id w:val="437729371"/>
                     <w:placeholder>
                       <w:docPart w:val="E857F3B858F74C21A81DB4D4C7AA2CB9"/>
@@ -744,7 +744,7 @@
                       <w:szCs w:val="16"/>
                     </w:rPr>
                     <w:alias w:val="#Nav: /Vendor/No_Vendor"/>
-                    <w:tag w:val="#Nav: Subcontractor_Dispatch_List/50030"/>
+                    <w:tag w:val="#Nav: Subcontractor_Dispatch_List/99000789"/>
                     <w:id w:val="-847705904"/>
                     <w:placeholder>
                       <w:docPart w:val="E857F3B858F74C21A81DB4D4C7AA2CB9"/>
@@ -895,7 +895,7 @@
                       <w:szCs w:val="16"/>
                     </w:rPr>
                     <w:alias w:val="#Nav: /Vendor/Name_VendorCaption"/>
-                    <w:tag w:val="#Nav: Subcontractor_Dispatch_List/50030"/>
+                    <w:tag w:val="#Nav: Subcontractor_Dispatch_List/99000789"/>
                     <w:id w:val="-956411337"/>
                     <w:placeholder>
                       <w:docPart w:val="E857F3B858F74C21A81DB4D4C7AA2CB9"/>
@@ -946,7 +946,7 @@
                       <w:szCs w:val="16"/>
                     </w:rPr>
                     <w:alias w:val="#Nav: /Vendor/Name_Vendor"/>
-                    <w:tag w:val="#Nav: Subcontractor_Dispatch_List/50030"/>
+                    <w:tag w:val="#Nav: Subcontractor_Dispatch_List/99000789"/>
                     <w:id w:val="1802034139"/>
                     <w:placeholder>
                       <w:docPart w:val="E857F3B858F74C21A81DB4D4C7AA2CB9"/>
@@ -1283,7 +1283,7 @@
                               <w:szCs w:val="16"/>
                             </w:rPr>
                             <w:alias w:val="#Nav: /Vendor/Work_Center/No_WorkCenterCaption"/>
-                            <w:tag w:val="#Nav: Subcontractor_Dispatch_List/50030"/>
+                            <w:tag w:val="#Nav: Subcontractor_Dispatch_List/99000789"/>
                             <w:id w:val="2084020531"/>
                             <w:placeholder>
                               <w:docPart w:val="E857F3B858F74C21A81DB4D4C7AA2CB9"/>
@@ -1334,7 +1334,7 @@
                               <w:szCs w:val="16"/>
                             </w:rPr>
                             <w:alias w:val="#Nav: /Vendor/Work_Center/No_WorkCenter"/>
-                            <w:tag w:val="#Nav: Subcontractor_Dispatch_List/50030"/>
+                            <w:tag w:val="#Nav: Subcontractor_Dispatch_List/99000789"/>
                             <w:id w:val="1548423034"/>
                             <w:placeholder>
                               <w:docPart w:val="E857F3B858F74C21A81DB4D4C7AA2CB9"/>
@@ -1485,7 +1485,7 @@
                               <w:szCs w:val="16"/>
                             </w:rPr>
                             <w:alias w:val="#Nav: /Vendor/Work_Center/Name_WorkCenterCaption"/>
-                            <w:tag w:val="#Nav: Subcontractor_Dispatch_List/50030"/>
+                            <w:tag w:val="#Nav: Subcontractor_Dispatch_List/99000789"/>
                             <w:id w:val="-62654459"/>
                             <w:placeholder>
                               <w:docPart w:val="E857F3B858F74C21A81DB4D4C7AA2CB9"/>
@@ -1536,7 +1536,7 @@
                               <w:szCs w:val="16"/>
                             </w:rPr>
                             <w:alias w:val="#Nav: /Vendor/Work_Center/Name_WorkCenter"/>
-                            <w:tag w:val="#Nav: Subcontractor_Dispatch_List/50030"/>
+                            <w:tag w:val="#Nav: Subcontractor_Dispatch_List/99000789"/>
                             <w:id w:val="-1063168448"/>
                             <w:placeholder>
                               <w:docPart w:val="E857F3B858F74C21A81DB4D4C7AA2CB9"/>
@@ -1873,7 +1873,7 @@
                                       <w:szCs w:val="16"/>
                                     </w:rPr>
                                     <w:alias w:val="#Nav: /Vendor/Work_Center/Prod_Order_Routing_Line/PONo_ProdOrderRtngLine"/>
-                                    <w:tag w:val="#Nav: Subcontractor_Dispatch_List/50030"/>
+                                    <w:tag w:val="#Nav: Subcontractor_Dispatch_List/99000789"/>
                                     <w:id w:val="262271318"/>
                                     <w:placeholder>
                                       <w:docPart w:val="E857F3B858F74C21A81DB4D4C7AA2CB9"/>
@@ -1922,7 +1922,7 @@
                                       <w:szCs w:val="16"/>
                                     </w:rPr>
                                     <w:alias w:val="#Nav: /Vendor/Work_Center/Prod_Order_Routing_Line/OprtnNo_ProdOrderRtngLine"/>
-                                    <w:tag w:val="#Nav: Subcontractor_Dispatch_List/50030"/>
+                                    <w:tag w:val="#Nav: Subcontractor_Dispatch_List/99000789"/>
                                     <w:id w:val="-232772599"/>
                                     <w:placeholder>
                                       <w:docPart w:val="E857F3B858F74C21A81DB4D4C7AA2CB9"/>
@@ -1968,7 +1968,7 @@
                                       <w:szCs w:val="16"/>
                                     </w:rPr>
                                     <w:alias w:val="#Nav: /Vendor/Work_Center/Prod_Order_Routing_Line/Desc_ProdOrderRtngLine"/>
-                                    <w:tag w:val="#Nav: Subcontractor_Dispatch_List/50030"/>
+                                    <w:tag w:val="#Nav: Subcontractor_Dispatch_List/99000789"/>
                                     <w:id w:val="-413169320"/>
                                     <w:placeholder>
                                       <w:docPart w:val="E857F3B858F74C21A81DB4D4C7AA2CB9"/>
@@ -2015,7 +2015,7 @@
                                       <w:szCs w:val="16"/>
                                     </w:rPr>
                                     <w:alias w:val="#Nav: /Vendor/Work_Center/Prod_Order_Routing_Line/StrtDt_ProdOrderRtngLine"/>
-                                    <w:tag w:val="#Nav: Subcontractor_Dispatch_List/50030"/>
+                                    <w:tag w:val="#Nav: Subcontractor_Dispatch_List/99000789"/>
                                     <w:id w:val="-470589475"/>
                                     <w:placeholder>
                                       <w:docPart w:val="E857F3B858F74C21A81DB4D4C7AA2CB9"/>
@@ -2061,7 +2061,7 @@
                                       <w:szCs w:val="16"/>
                                     </w:rPr>
                                     <w:alias w:val="#Nav: /Vendor/Work_Center/Prod_Order_Routing_Line/EndDate_ProdOrderRtngLine"/>
-                                    <w:tag w:val="#Nav: Subcontractor_Dispatch_List/50030"/>
+                                    <w:tag w:val="#Nav: Subcontractor_Dispatch_List/99000789"/>
                                     <w:id w:val="955370280"/>
                                     <w:placeholder>
                                       <w:docPart w:val="E857F3B858F74C21A81DB4D4C7AA2CB9"/>
@@ -2244,7 +2244,7 @@
                                               <w:szCs w:val="16"/>
                                             </w:rPr>
                                             <w:alias w:val="#Nav: /Vendor/Work_Center/Prod_Order_Routing_Line/Prod_Order_Line/ItemNo_ProdOrderLine"/>
-                                            <w:tag w:val="#Nav: Subcontractor_Dispatch_List/50030"/>
+                                            <w:tag w:val="#Nav: Subcontractor_Dispatch_List/99000789"/>
                                             <w:id w:val="-1177495745"/>
                                             <w:placeholder>
                                               <w:docPart w:val="E857F3B858F74C21A81DB4D4C7AA2CB9"/>
@@ -2290,7 +2290,7 @@
                                               <w:szCs w:val="16"/>
                                             </w:rPr>
                                             <w:alias w:val="#Nav: /Vendor/Work_Center/Prod_Order_Routing_Line/Prod_Order_Line/Desc_ProdOrderLine"/>
-                                            <w:tag w:val="#Nav: Subcontractor_Dispatch_List/50030"/>
+                                            <w:tag w:val="#Nav: Subcontractor_Dispatch_List/99000789"/>
                                             <w:id w:val="2050498186"/>
                                             <w:placeholder>
                                               <w:docPart w:val="E857F3B858F74C21A81DB4D4C7AA2CB9"/>
@@ -2335,7 +2335,7 @@
                                               <w:szCs w:val="16"/>
                                             </w:rPr>
                                             <w:alias w:val="#Nav: /Vendor/Work_Center/Prod_Order_Routing_Line/Prod_Order_Line/RemaingQty_ProdOrderLine"/>
-                                            <w:tag w:val="#Nav: Subcontractor_Dispatch_List/50030"/>
+                                            <w:tag w:val="#Nav: Subcontractor_Dispatch_List/99000789"/>
                                             <w:id w:val="-2029328652"/>
                                             <w:placeholder>
                                               <w:docPart w:val="E857F3B858F74C21A81DB4D4C7AA2CB9"/>
@@ -2381,7 +2381,7 @@
                                               <w:szCs w:val="16"/>
                                             </w:rPr>
                                             <w:alias w:val="#Nav: /Vendor/Work_Center/Prod_Order_Routing_Line/Prod_Order_Line/PurchLineDocNo"/>
-                                            <w:tag w:val="#Nav: Subcontractor_Dispatch_List/50030"/>
+                                            <w:tag w:val="#Nav: Subcontractor_Dispatch_List/99000789"/>
                                             <w:id w:val="754940327"/>
                                             <w:placeholder>
                                               <w:docPart w:val="E857F3B858F74C21A81DB4D4C7AA2CB9"/>
@@ -2427,7 +2427,7 @@
                                               <w:szCs w:val="16"/>
                                             </w:rPr>
                                             <w:alias w:val="#Nav: /Vendor/Work_Center/Prod_Order_Routing_Line/Prod_Order_Line/PurchLineOutstandingQty"/>
-                                            <w:tag w:val="#Nav: Subcontractor_Dispatch_List/50030"/>
+                                            <w:tag w:val="#Nav: Subcontractor_Dispatch_List/99000789"/>
                                             <w:id w:val="-1405687383"/>
                                             <w:placeholder>
                                               <w:docPart w:val="E857F3B858F74C21A81DB4D4C7AA2CB9"/>
@@ -2473,7 +2473,7 @@
                                               <w:szCs w:val="16"/>
                                             </w:rPr>
                                             <w:alias w:val="#Nav: /Vendor/Work_Center/Prod_Order_Routing_Line/Prod_Order_Line/UOMCode_ProdOrderLine"/>
-                                            <w:tag w:val="#Nav: Subcontractor_Dispatch_List/50030"/>
+                                            <w:tag w:val="#Nav: Subcontractor_Dispatch_List/99000789"/>
                                             <w:id w:val="1111320374"/>
                                             <w:placeholder>
                                               <w:docPart w:val="E857F3B858F74C21A81DB4D4C7AA2CB9"/>
@@ -2743,7 +2743,7 @@
                                                   <w:szCs w:val="16"/>
                                                 </w:rPr>
                                                 <w:alias w:val="#Nav: /Vendor/Work_Center/Prod_Order_Routing_Line/Prod_Order_Line/Prod_Order_Component/ComponentsneededCaption"/>
-                                                <w:tag w:val="#Nav: FS_YSC_SubcontractorDispatch/50030"/>
+                                                <w:tag w:val="#Nav: Subcontractor_Dispatch_List/99000789"/>
                                                 <w:id w:val="-1814550189"/>
                                                 <w:placeholder>
                                                   <w:docPart w:val="DefaultPlaceholder_-1854013440"/>
@@ -2944,7 +2944,7 @@
                                                       <w:szCs w:val="16"/>
                                                     </w:rPr>
                                                     <w:alias w:val="#Nav: /Vendor/Work_Center/Prod_Order_Routing_Line/Prod_Order_Line/Prod_Order_Component/ItemNo_ProdOrderComp"/>
-                                                    <w:tag w:val="#Nav: FS_YSC_SubcontractorDispatch/50030"/>
+                                                    <w:tag w:val="#Nav: Subcontractor_Dispatch_List/99000789"/>
                                                     <w:id w:val="299424219"/>
                                                     <w:placeholder>
                                                       <w:docPart w:val="DefaultPlaceholder_-1854013440"/>
@@ -2989,7 +2989,7 @@
                                                       <w:szCs w:val="16"/>
                                                     </w:rPr>
                                                     <w:alias w:val="#Nav: /Vendor/Work_Center/Prod_Order_Routing_Line/Prod_Order_Line/Prod_Order_Component/Desc_ProdOrderComp"/>
-                                                    <w:tag w:val="#Nav: FS_YSC_SubcontractorDispatch/50030"/>
+                                                    <w:tag w:val="#Nav: Subcontractor_Dispatch_List/99000789"/>
                                                     <w:id w:val="1171442724"/>
                                                     <w:placeholder>
                                                       <w:docPart w:val="DefaultPlaceholder_-1854013440"/>
@@ -3035,7 +3035,7 @@
                                                       <w:szCs w:val="16"/>
                                                     </w:rPr>
                                                     <w:alias w:val="#Nav: /Vendor/Work_Center/Prod_Order_Routing_Line/Prod_Order_Line/Prod_Order_Component/RemaingQty_ProdOrderComp"/>
-                                                    <w:tag w:val="#Nav: FS_YSC_SubcontractorDispatch/50030"/>
+                                                    <w:tag w:val="#Nav: Subcontractor_Dispatch_List/99000789"/>
                                                     <w:id w:val="-584069300"/>
                                                     <w:placeholder>
                                                       <w:docPart w:val="DefaultPlaceholder_-1854013440"/>
@@ -3112,7 +3112,7 @@
                                                       <w:szCs w:val="16"/>
                                                     </w:rPr>
                                                     <w:alias w:val="#Nav: /Vendor/Work_Center/Prod_Order_Routing_Line/Prod_Order_Line/Prod_Order_Component/UOMCode_ProdOrderComp"/>
-                                                    <w:tag w:val="#Nav: FS_YSC_SubcontractorDispatch/50030"/>
+                                                    <w:tag w:val="#Nav: Subcontractor_Dispatch_List/99000789"/>
                                                     <w:id w:val="-927886886"/>
                                                     <w:placeholder>
                                                       <w:docPart w:val="DefaultPlaceholder_-1854013440"/>
@@ -5501,123 +5501,742 @@
 <b:Sources xmlns:b="http://schemas.openxmlformats.org/officeDocument/2006/bibliography" xmlns="http://schemas.openxmlformats.org/officeDocument/2006/bibliography" SelectedStyle="\APASixthEditionOfficeOnline.xsl" StyleName="APA" Version="6"/>
 </file>
 
-<file path=customXml/item3.xml><?xml version="1.0" encoding="utf-8"?>
-<NavWordReportXmlPart xmlns="urn:microsoft-dynamics-nav/reports/Subcontractor_Dispatch_List/99000789/">
-  <BCReportInformation>
-    <ReportMetadata>
-      <ExtensionId>Extension ID</ExtensionId>
-      <ExtensionName>Extension Name</ExtensionName>
-      <ExtensionPublisher>Extension Publisher</ExtensionPublisher>
-      <ExtensionVersion>Extension Version</ExtensionVersion>
-      <ReportId>Report ID</ReportId>
-      <ReportName>Report Name</ReportName>
-      <AboutThisReportTitle>About This Report Title</AboutThisReportTitle>
-      <AboutThisReportText>About This Report Text</AboutThisReportText>
-      <ReportHelpLink>Report Help Link</ReportHelpLink>
-    </ReportMetadata>
-    <ReportRequest>
-      <TenantEntraId>Tenant Entra Id</TenantEntraId>
-      <EnvironmentName>Environment Name</EnvironmentName>
-      <EnvironmentType>Environment Type</EnvironmentType>
-      <CompanyName>Company Name</CompanyName>
-      <CompanyDisplayName>Company Display Name</CompanyDisplayName>
-      <CompanyId>Company ID</CompanyId>
-      <UserName>User Name</UserName>
-      <DateAndTime>Date and Time</DateAndTime>
-      <Language>Language</Language>
-      <FormatRegion>Format Region</FormatRegion>
-      <DateTimeValues>
-        <Year>Year</Year>
-        <MonthNumber>Month Number</MonthNumber>
-        <DayNumber>Day Number</DayNumber>
-        <Hour>Hour</Hour>
-        <Minute>Minute</Minute>
-      </DateTimeValues>
-    </ReportRequest>
-  </BCReportInformation>
-  <Labels>
-    <AboutTheReportLabel>AboutTheReportLabel</AboutTheReportLabel>
-    <CompanyLabel>CompanyLabel</CompanyLabel>
-    <DataRetrieved>DataRetrieved</DataRetrieved>
-    <Desc_ProdOrderCompLbl>Desc_ProdOrderCompLbl</Desc_ProdOrderCompLbl>
-    <Desc_ProdOrderLineLbl>Desc_ProdOrderLineLbl</Desc_ProdOrderLineLbl>
-    <Desc_ProdOrderRtngLineLbl>Desc_ProdOrderRtngLineLbl</Desc_ProdOrderRtngLineLbl>
-    <DocumentationLabel>DocumentationLabel</DocumentationLabel>
-    <EndDate_ProdOrderRtngLineLbl>EndDate_ProdOrderRtngLineLbl</EndDate_ProdOrderRtngLineLbl>
-    <EnvironmentLabel>EnvironmentLabel</EnvironmentLabel>
-    <ItemNo_ProdOrderCompLbl>ItemNo_ProdOrderCompLbl</ItemNo_ProdOrderCompLbl>
-    <ItemNo_ProdOrderLineLbl>ItemNo_ProdOrderLineLbl</ItemNo_ProdOrderLineLbl>
-    <Name_VendorLbl>Name_VendorLbl</Name_VendorLbl>
-    <Name_WorkCenterLbl>Name_WorkCenterLbl</Name_WorkCenterLbl>
-    <No_VendorLbl>No_VendorLbl</No_VendorLbl>
-    <No_WorkCenterLbl>No_WorkCenterLbl</No_WorkCenterLbl>
-    <OprtnNo_ProdOrderRtngLineLbl>OprtnNo_ProdOrderRtngLineLbl</OprtnNo_ProdOrderRtngLineLbl>
-    <PeriodLabel>PeriodLabel</PeriodLabel>
-    <PONo_ProdOrderCompLbl>PONo_ProdOrderCompLbl</PONo_ProdOrderCompLbl>
-    <PONo_ProdOrderRtngLineLbl>PONo_ProdOrderRtngLineLbl</PONo_ProdOrderRtngLineLbl>
-    <PurchLineDocNoLbl>PurchLineDocNoLbl</PurchLineDocNoLbl>
-    <PurchLineOutstandingQtyLbl>PurchLineOutstandingQtyLbl</PurchLineOutstandingQtyLbl>
-    <RemaingQty_ProdOrderCompLbl>RemaingQty_ProdOrderCompLbl</RemaingQty_ProdOrderCompLbl>
-    <RemaingQty_ProdOrderLineLbl>RemaingQty_ProdOrderLineLbl</RemaingQty_ProdOrderLineLbl>
-    <ReportNameLabel>ReportNameLabel</ReportNameLabel>
-    <RunOnLabel>RunOnLabel</RunOnLabel>
-    <StrtDt_ProdOrderRtngLineLbl>StrtDt_ProdOrderRtngLineLbl</StrtDt_ProdOrderRtngLineLbl>
-    <SubDispatchList>SubDispatchList</SubDispatchList>
-    <SubDispatchListAnalysis>SubDispatchListAnalysis</SubDispatchListAnalysis>
-    <SubDispatchListPrint>SubDispatchListPrint</SubDispatchListPrint>
-    <UOMCode_ProdOrderCompLbl>UOMCode_ProdOrderCompLbl</UOMCode_ProdOrderCompLbl>
-    <UOMCode_ProdOrderLineLbl>UOMCode_ProdOrderLineLbl</UOMCode_ProdOrderLineLbl>
-    <UserLabel>UserLabel</UserLabel>
-  </Labels>
-  <Vendor>
-    <CompanyName>CompanyName</CompanyName>
-    <CurrReportPageNoCaption>CurrReportPageNoCaption</CurrReportPageNoCaption>
-    <Desc_ProdOrderRtngLineCaption>Desc_ProdOrderRtngLineCaption</Desc_ProdOrderRtngLineCaption>
-    <Name_Vendor>Name_Vendor</Name_Vendor>
-    <Name_VendorCaption>Name_VendorCaption</Name_VendorCaption>
-    <No_Vendor>No_Vendor</No_Vendor>
-    <No_VendorCaption>No_VendorCaption</No_VendorCaption>
-    <OprtnNo_ProdOrderRtngLineCaption>OprtnNo_ProdOrderRtngLineCaption</OprtnNo_ProdOrderRtngLineCaption>
-    <PONo_ProdOrderRtngLineCaption>PONo_ProdOrderRtngLineCaption</PONo_ProdOrderRtngLineCaption>
-    <ProdOrdRtngLnEndDtCapt>ProdOrdRtngLnEndDtCapt</ProdOrdRtngLnEndDtCapt>
-    <ProdOrdRtngLnStrtDtCapt>ProdOrdRtngLnStrtDtCapt</ProdOrdRtngLnStrtDtCapt>
-    <PurchLineDocNoCaption>PurchLineDocNoCaption</PurchLineDocNoCaption>
-    <PurchLineOutstandgQtyCapt>PurchLineOutstandgQtyCapt</PurchLineOutstandgQtyCapt>
-    <RemaingQty_ProdOrderLineCaption>RemaingQty_ProdOrderLineCaption</RemaingQty_ProdOrderLineCaption>
-    <SubcntrctrDispatchistCapt>SubcntrctrDispatchistCapt</SubcntrctrDispatchistCapt>
-    <TodayFormatted>TodayFormatted</TodayFormatted>
-    <UOMCode_ProdOrderLineCaption>UOMCode_ProdOrderLineCaption</UOMCode_ProdOrderLineCaption>
-    <Work_Center>
-      <Name_WorkCenter>Name_WorkCenter</Name_WorkCenter>
-      <Name_WorkCenterCaption>Name_WorkCenterCaption</Name_WorkCenterCaption>
-      <No_WorkCenter>No_WorkCenter</No_WorkCenter>
-      <No_WorkCenterCaption>No_WorkCenterCaption</No_WorkCenterCaption>
-      <Prod_Order_Routing_Line>
-        <Desc_ProdOrderRtngLine>Desc_ProdOrderRtngLine</Desc_ProdOrderRtngLine>
-        <EndDate_ProdOrderRtngLine>EndDate_ProdOrderRtngLine</EndDate_ProdOrderRtngLine>
-        <OprtnNo_ProdOrderRtngLine>OprtnNo_ProdOrderRtngLine</OprtnNo_ProdOrderRtngLine>
-        <PONo_ProdOrderRtngLine>PONo_ProdOrderRtngLine</PONo_ProdOrderRtngLine>
-        <StrtDt_ProdOrderRtngLine>StrtDt_ProdOrderRtngLine</StrtDt_ProdOrderRtngLine>
-        <Prod_Order_Line>
-          <Desc_ProdOrderLine>Desc_ProdOrderLine</Desc_ProdOrderLine>
-          <ItemNo_ProdOrderLine>ItemNo_ProdOrderLine</ItemNo_ProdOrderLine>
-          <PurchLineDocNo>PurchLineDocNo</PurchLineDocNo>
-          <PurchLineOutstandingQty>PurchLineOutstandingQty</PurchLineOutstandingQty>
-          <RemaingQty_ProdOrderLine>RemaingQty_ProdOrderLine</RemaingQty_ProdOrderLine>
-          <UOMCode_ProdOrderLine>UOMCode_ProdOrderLine</UOMCode_ProdOrderLine>
-          <Prod_Order_Component>
-            <ComponentsneededCaption>ComponentsneededCaption</ComponentsneededCaption>
-            <Desc_ProdOrderComp>Desc_ProdOrderComp</Desc_ProdOrderComp>
-            <ItemNo_ProdOrderComp>ItemNo_ProdOrderComp</ItemNo_ProdOrderComp>
-            <PONo_ProdOrderComp>PONo_ProdOrderComp</PONo_ProdOrderComp>
-            <RemaingQty_ProdOrderComp>RemaingQty_ProdOrderComp</RemaingQty_ProdOrderComp>
-            <UOMCode_ProdOrderComp>UOMCode_ProdOrderComp</UOMCode_ProdOrderComp>
-          </Prod_Order_Component>
-        </Prod_Order_Line>
-      </Prod_Order_Routing_Line>
-    </Work_Center>
-  </Vendor>
-</NavWordReportXmlPart>
+<file path=customXml/item3.xml>��< ? x m l   v e r s i o n = " 1 . 0 "   e n c o d i n g = " u t f - 1 6 " ? > + 
+ < N a v W o r d R e p o r t X m l P a r t   x m l n s = " u r n : m i c r o s o f t - d y n a m i c s - n a v / r e p o r t s / S u b c o n t r a c t o r _ D i s p a t c h _ L i s t / 9 9 0 0 0 7 8 9 / " > + 
+     < B C R e p o r t I n f o r m a t i o n > + 
+         < R e p o r t M e t a d a t a > + 
+             < E x t e n s i o n I d > E x t e n s i o n   I D < / E x t e n s i o n I d > + 
+             < E x t e n s i o n N a m e > E x t e n s i o n   N a m e < / E x t e n s i o n N a m e > + 
+             < E x t e n s i o n P u b l i s h e r > E x t e n s i o n   P u b l i s h e r < / E x t e n s i o n P u b l i s h e r > + 
+             < E x t e n s i o n V e r s i o n > E x t e n s i o n   V e r s i o n < / E x t e n s i o n V e r s i o n > + 
+             < R e p o r t I d > R e p o r t   I D < / R e p o r t I d > + 
+             < R e p o r t N a m e > R e p o r t   N a m e < / R e p o r t N a m e > + 
+             < A b o u t T h i s R e p o r t T i t l e > A b o u t   T h i s   R e p o r t   T i t l e < / A b o u t T h i s R e p o r t T i t l e > + 
+             < A b o u t T h i s R e p o r t T e x t > A b o u t   T h i s   R e p o r t   T e x t < / A b o u t T h i s R e p o r t T e x t > + 
+             < R e p o r t H e l p L i n k > R e p o r t   H e l p   L i n k < / R e p o r t H e l p L i n k > + 
+         < / R e p o r t M e t a d a t a > + 
+         < R e p o r t R e q u e s t > + 
+             < T e n a n t E n t r a I d > T e n a n t   E n t r a   I d < / T e n a n t E n t r a I d > + 
+             < E n v i r o n m e n t N a m e > E n v i r o n m e n t   N a m e < / E n v i r o n m e n t N a m e > + 
+             < E n v i r o n m e n t T y p e > E n v i r o n m e n t   T y p e < / E n v i r o n m e n t T y p e > + 
+             < C o m p a n y N a m e > C o m p a n y   N a m e < / C o m p a n y N a m e > + 
+             < C o m p a n y D i s p l a y N a m e > C o m p a n y   D i s p l a y   N a m e < / C o m p a n y D i s p l a y N a m e > + 
+             < C o m p a n y I d > C o m p a n y   I D < / C o m p a n y I d > + 
+             < U s e r N a m e > U s e r   N a m e < / U s e r N a m e > + 
+             < D a t e A n d T i m e > D a t e   a n d   T i m e < / D a t e A n d T i m e > + 
+             < L a n g u a g e > L a n g u a g e < / L a n g u a g e > + 
+             < F o r m a t R e g i o n > F o r m a t   R e g i o n < / F o r m a t R e g i o n > + 
+             < D a t e T i m e V a l u e s > + 
+                 < Y e a r > Y e a r < / Y e a r > + 
+                 < M o n t h N u m b e r > M o n t h   N u m b e r < / M o n t h N u m b e r > + 
+                 < D a y N u m b e r > D a y   N u m b e r < / D a y N u m b e r > + 
+                 < H o u r > H o u r < / H o u r > + 
+                 < M i n u t e > M i n u t e < / M i n u t e > + 
+             < / D a t e T i m e V a l u e s > + 
+         < / R e p o r t R e q u e s t > + 
+         < C o m p a n y M e t a d a t a > + 
+             < C o m p a n y N a m e > C o m p a n y   N a m e < / C o m p a n y N a m e > + 
+             < C o m p a n y D i s p l a y N a m e > C o m p a n y   D i s p l a y   N a m e < / C o m p a n y D i s p l a y N a m e > + 
+             < C o m p a n y A d d r e s s L i n e s > + 
+                 < C o m p a n y A d d r e s s L i n e > C o m p a n y   A d d r e s s   L i n e   1 < / C o m p a n y A d d r e s s L i n e > + 
+                 < C o m p a n y A d d r e s s L i n e > C o m p a n y   A d d r e s s   L i n e   2 < / C o m p a n y A d d r e s s L i n e > + 
+                 < C o m p a n y A d d r e s s L i n e > C o m p a n y   A d d r e s s   L i n e   3 < / C o m p a n y A d d r e s s L i n e > + 
+                 < C o m p a n y A d d r e s s L i n e > C o m p a n y   A d d r e s s   L i n e   4 < / C o m p a n y A d d r e s s L i n e > + 
+                 < C o m p a n y A d d r e s s L i n e > C o m p a n y   A d d r e s s   L i n e   5 < / C o m p a n y A d d r e s s L i n e > + 
+                 < C o m p a n y A d d r e s s L i n e > C o m p a n y   A d d r e s s   L i n e   6 < / C o m p a n y A d d r e s s L i n e > + 
+                 < C o m p a n y A d d r e s s L i n e > C o m p a n y   A d d r e s s   L i n e   7 < / C o m p a n y A d d r e s s L i n e > + 
+                 < C o m p a n y A d d r e s s L i n e > C o m p a n y   A d d r e s s   L i n e   8 < / C o m p a n y A d d r e s s L i n e > + 
+             < / C o m p a n y A d d r e s s L i n e s > + 
+             < C o m p a n y P h o n e > C o m p a n y   P h o n e < / C o m p a n y P h o n e > + 
+             < C o m p a n y P h o n e C a p t i o n > C o m p a n y   P h o n e   C a p t i o n < / C o m p a n y P h o n e C a p t i o n > + 
+             < C o m p a n y F a x N o > C o m p a n y   F a x   N o . < / C o m p a n y F a x N o > + 
+             < C o m p a n y F a x N o C a p t i o n > C o m p a n y   F a x   N o .   C a p t i o n < / C o m p a n y F a x N o C a p t i o n > + 
+             < C o m p a n y E m a i l > C o m p a n y   E m a i l < / C o m p a n y E m a i l > + 
+             < C o m p a n y E m a i l C a p t i o n > C o m p a n y   E m a i l   C a p t i o n < / C o m p a n y E m a i l C a p t i o n > + 
+             < C o m p a n y H o m e P a g e > C o m p a n y   H o m e   P a g e < / C o m p a n y H o m e P a g e > + 
+             < C o m p a n y H o m e P a g e C a p t i o n > C o m p a n y   H o m e   P a g e   C a p t i o n < / C o m p a n y H o m e P a g e C a p t i o n > + 
+             < C o m p a n y L o g o > C o m p a n y   L o g o < / C o m p a n y L o g o > + 
+             < C o m p a n y V A T R e g i s t r a t i o n N o > C o m p a n y   V A T   R e g i s t r a t i o n   N o . < / C o m p a n y V A T R e g i s t r a t i o n N o > + 
+             < C o m p a n y V A T R e g i s t r a t i o n N o C a p t i o n > C o m p a n y   V A T   R e g i s t r a t i o n   N o .   C a p t i o n < / C o m p a n y V A T R e g i s t r a t i o n N o C a p t i o n > + 
+             < C o m p a n y R e g i s t r a t i o n N o > C o m p a n y   R e g i s t r a t i o n   N o . < / C o m p a n y R e g i s t r a t i o n N o > + 
+             < C o m p a n y R e g i s t r a t i o n N o C a p t i o n > C o m p a n y   R e g i s t r a t i o n   N o .   C a p t i o n < / C o m p a n y R e g i s t r a t i o n N o C a p t i o n > + 
+             < C o m p a n y B a n k N a m e > C o m p a n y   B a n k   N a m e < / C o m p a n y B a n k N a m e > + 
+             < C o m p a n y B a n k N a m e C a p t i o n > C o m p a n y   B a n k   N a m e   C a p t i o n < / C o m p a n y B a n k N a m e C a p t i o n > + 
+             < C o m p a n y B a n k A c c o u n t N o > C o m p a n y   B a n k   A c c o u n t   N o . < / C o m p a n y B a n k A c c o u n t N o > + 
+             < C o m p a n y B a n k A c c o u n t N o C a p t i o n > C o m p a n y   B a n k   A c c o u n t   N o .   C a p t i o n < / C o m p a n y B a n k A c c o u n t N o C a p t i o n > + 
+             < C o m p a n y B a n k B r a n c h N o > C o m p a n y   B a n k   B r a n c h   N o . < / C o m p a n y B a n k B r a n c h N o > + 
+             < C o m p a n y B a n k B r a n c h N o C a p t i o n > C o m p a n y   B a n k   B r a n c h   N o .   C a p t i o n < / C o m p a n y B a n k B r a n c h N o C a p t i o n > + 
+             < C o m p a n y I B A N > C o m p a n y   I B A N < / C o m p a n y I B A N > + 
+             < C o m p a n y I B A N C a p t i o n > C o m p a n y   I B A N   C a p t i o n < / C o m p a n y I B A N C a p t i o n > + 
+             < C o m p a n y B a n k S W I F T > C o m p a n y   B a n k   S W I F T < / C o m p a n y B a n k S W I F T > + 
+             < C o m p a n y B a n k S W I F T C a p t i o n > C o m p a n y   B a n k   S W I F T   C a p t i o n < / C o m p a n y B a n k S W I F T C a p t i o n > + 
+             < C o m p a n y G i r o N o > C o m p a n y   G i r o   N o . < / C o m p a n y G i r o N o > + 
+             < C o m p a n y G i r o N o C a p t i o n > C o m p a n y   G i r o   N o .   C a p t i o n < / C o m p a n y G i r o N o C a p t i o n > + 
+         < / C o m p a n y M e t a d a t a > + 
+     < / B C R e p o r t I n f o r m a t i o n > + 
+     < L a b e l s > + 
+         < A b o u t T h e R e p o r t L a b e l > A b o u t T h e R e p o r t L a b e l < / A b o u t T h e R e p o r t L a b e l > + 
+         < C o m p a n y L a b e l > C o m p a n y L a b e l < / C o m p a n y L a b e l > + 
+         < D a t a R e t r i e v e d > D a t a R e t r i e v e d < / D a t a R e t r i e v e d > + 
+         < D e s c _ P r o d O r d e r C o m p L b l > D e s c _ P r o d O r d e r C o m p L b l < / D e s c _ P r o d O r d e r C o m p L b l > + 
+         < D e s c _ P r o d O r d e r L i n e L b l > D e s c _ P r o d O r d e r L i n e L b l < / D e s c _ P r o d O r d e r L i n e L b l > + 
+         < D e s c _ P r o d O r d e r R t n g L i n e L b l > D e s c _ P r o d O r d e r R t n g L i n e L b l < / D e s c _ P r o d O r d e r R t n g L i n e L b l > + 
+         < D o c u m e n t a t i o n L a b e l > D o c u m e n t a t i o n L a b e l < / D o c u m e n t a t i o n L a b e l > + 
+         < E n d D a t e _ P r o d O r d e r R t n g L i n e L b l > E n d D a t e _ P r o d O r d e r R t n g L i n e L b l < / E n d D a t e _ P r o d O r d e r R t n g L i n e L b l > + 
+         < E n v i r o n m e n t L a b e l > E n v i r o n m e n t L a b e l < / E n v i r o n m e n t L a b e l > + 
+         < I t e m N o _ P r o d O r d e r C o m p L b l > I t e m N o _ P r o d O r d e r C o m p L b l < / I t e m N o _ P r o d O r d e r C o m p L b l > + 
+         < I t e m N o _ P r o d O r d e r L i n e L b l > I t e m N o _ P r o d O r d e r L i n e L b l < / I t e m N o _ P r o d O r d e r L i n e L b l > + 
+         < N a m e _ V e n d o r L b l > N a m e _ V e n d o r L b l < / N a m e _ V e n d o r L b l > + 
+         < N a m e _ W o r k C e n t e r L b l > N a m e _ W o r k C e n t e r L b l < / N a m e _ W o r k C e n t e r L b l > + 
+         < N o _ V e n d o r L b l > N o _ V e n d o r L b l < / N o _ V e n d o r L b l > + 
+         < N o _ W o r k C e n t e r L b l > N o _ W o r k C e n t e r L b l < / N o _ W o r k C e n t e r L b l > + 
+         < O p r t n N o _ P r o d O r d e r R t n g L i n e L b l > O p r t n N o _ P r o d O r d e r R t n g L i n e L b l < / O p r t n N o _ P r o d O r d e r R t n g L i n e L b l > + 
+         < P e r i o d L a b e l > P e r i o d L a b e l < / P e r i o d L a b e l > + 
+         < P O N o _ P r o d O r d e r C o m p L b l > P O N o _ P r o d O r d e r C o m p L b l < / P O N o _ P r o d O r d e r C o m p L b l > + 
+         < P O N o _ P r o d O r d e r R t n g L i n e L b l > P O N o _ P r o d O r d e r R t n g L i n e L b l < / P O N o _ P r o d O r d e r R t n g L i n e L b l > + 
+         < P u r c h L i n e D o c N o L b l > P u r c h L i n e D o c N o L b l < / P u r c h L i n e D o c N o L b l > + 
+         < P u r c h L i n e O u t s t a n d i n g Q t y L b l > P u r c h L i n e O u t s t a n d i n g Q t y L b l < / P u r c h L i n e O u t s t a n d i n g Q t y L b l > + 
+         < R e m a i n g Q t y _ P r o d O r d e r C o m p L b l > R e m a i n g Q t y _ P r o d O r d e r C o m p L b l < / R e m a i n g Q t y _ P r o d O r d e r C o m p L b l > + 
+         < R e m a i n g Q t y _ P r o d O r d e r L i n e L b l > R e m a i n g Q t y _ P r o d O r d e r L i n e L b l < / R e m a i n g Q t y _ P r o d O r d e r L i n e L b l > + 
+         < R e p o r t N a m e L a b e l > R e p o r t N a m e L a b e l < / R e p o r t N a m e L a b e l > + 
+         < R u n O n L a b e l > R u n O n L a b e l < / R u n O n L a b e l > + 
+         < S t r t D t _ P r o d O r d e r R t n g L i n e L b l > S t r t D t _ P r o d O r d e r R t n g L i n e L b l < / S t r t D t _ P r o d O r d e r R t n g L i n e L b l > + 
+         < S u b D i s p a t c h L i s t > S u b D i s p a t c h L i s t < / S u b D i s p a t c h L i s t > + 
+         < S u b D i s p a t c h L i s t A n a l y s i s > S u b D i s p a t c h L i s t A n a l y s i s < / S u b D i s p a t c h L i s t A n a l y s i s > + 
+         < S u b D i s p a t c h L i s t P r i n t > S u b D i s p a t c h L i s t P r i n t < / S u b D i s p a t c h L i s t P r i n t > + 
+         < U O M C o d e _ P r o d O r d e r C o m p L b l > U O M C o d e _ P r o d O r d e r C o m p L b l < / U O M C o d e _ P r o d O r d e r C o m p L b l > + 
+         < U O M C o d e _ P r o d O r d e r L i n e L b l > U O M C o d e _ P r o d O r d e r L i n e L b l < / U O M C o d e _ P r o d O r d e r L i n e L b l > + 
+         < U s e r L a b e l > U s e r L a b e l < / U s e r L a b e l > + 
+     < / L a b e l s > + 
+     < V e n d o r > + 
+         < C o m p a n y N a m e > C o m p a n y N a m e < / C o m p a n y N a m e > + 
+         < C u r r R e p o r t P a g e N o C a p t i o n > C u r r R e p o r t P a g e N o C a p t i o n < / C u r r R e p o r t P a g e N o C a p t i o n > + 
+         < D e s c _ P r o d O r d e r R t n g L i n e C a p t i o n > D e s c _ P r o d O r d e r R t n g L i n e C a p t i o n < / D e s c _ P r o d O r d e r R t n g L i n e C a p t i o n > + 
+         < N a m e _ V e n d o r > N a m e _ V e n d o r < / N a m e _ V e n d o r > + 
+         < N a m e _ V e n d o r C a p t i o n > N a m e _ V e n d o r C a p t i o n < / N a m e _ V e n d o r C a p t i o n > + 
+         < N o _ V e n d o r > N o _ V e n d o r < / N o _ V e n d o r > + 
+         < N o _ V e n d o r C a p t i o n > N o _ V e n d o r C a p t i o n < / N o _ V e n d o r C a p t i o n > + 
+         < O p r t n N o _ P r o d O r d e r R t n g L i n e C a p t i o n > O p r t n N o _ P r o d O r d e r R t n g L i n e C a p t i o n < / O p r t n N o _ P r o d O r d e r R t n g L i n e C a p t i o n > + 
+         < P O N o _ P r o d O r d e r R t n g L i n e C a p t i o n > P O N o _ P r o d O r d e r R t n g L i n e C a p t i o n < / P O N o _ P r o d O r d e r R t n g L i n e C a p t i o n > + 
+         < P r o d O r d R t n g L n E n d D t C a p t > P r o d O r d R t n g L n E n d D t C a p t < / P r o d O r d R t n g L n E n d D t C a p t > + 
+         < P r o d O r d R t n g L n S t r t D t C a p t > P r o d O r d R t n g L n S t r t D t C a p t < / P r o d O r d R t n g L n S t r t D t C a p t > + 
+         < P u r c h L i n e D o c N o C a p t i o n > P u r c h L i n e D o c N o C a p t i o n < / P u r c h L i n e D o c N o C a p t i o n > + 
+         < P u r c h L i n e O u t s t a n d g Q t y C a p t > P u r c h L i n e O u t s t a n d g Q t y C a p t < / P u r c h L i n e O u t s t a n d g Q t y C a p t > + 
+         < R e m a i n g Q t y _ P r o d O r d e r L i n e C a p t i o n > R e m a i n g Q t y _ P r o d O r d e r L i n e C a p t i o n < / R e m a i n g Q t y _ P r o d O r d e r L i n e C a p t i o n > + 
+         < S u b c n t r c t r D i s p a t c h i s t C a p t > S u b c n t r c t r D i s p a t c h i s t C a p t < / S u b c n t r c t r D i s p a t c h i s t C a p t > + 
+         < T o d a y F o r m a t t e d > T o d a y F o r m a t t e d < / T o d a y F o r m a t t e d > + 
+         < U O M C o d e _ P r o d O r d e r L i n e C a p t i o n > U O M C o d e _ P r o d O r d e r L i n e C a p t i o n < / U O M C o d e _ P r o d O r d e r L i n e C a p t i o n > + 
+         < W o r k _ C e n t e r > + 
+             < N a m e _ W o r k C e n t e r > N a m e _ W o r k C e n t e r < / N a m e _ W o r k C e n t e r > + 
+             < N a m e _ W o r k C e n t e r C a p t i o n > N a m e _ W o r k C e n t e r C a p t i o n < / N a m e _ W o r k C e n t e r C a p t i o n > + 
+             < N o _ W o r k C e n t e r > N o _ W o r k C e n t e r < / N o _ W o r k C e n t e r > + 
+             < N o _ W o r k C e n t e r C a p t i o n > N o _ W o r k C e n t e r C a p t i o n < / N o _ W o r k C e n t e r C a p t i o n > + 
+             < P r o d _ O r d e r _ R o u t i n g _ L i n e > + 
+                 < D e s c _ P r o d O r d e r R t n g L i n e > D e s c _ P r o d O r d e r R t n g L i n e < / D e s c _ P r o d O r d e r R t n g L i n e > + 
+                 < E n d D a t e _ P r o d O r d e r R t n g L i n e > E n d D a t e _ P r o d O r d e r R t n g L i n e < / E n d D a t e _ P r o d O r d e r R t n g L i n e > + 
+                 < O p r t n N o _ P r o d O r d e r R t n g L i n e > O p r t n N o _ P r o d O r d e r R t n g L i n e < / O p r t n N o _ P r o d O r d e r R t n g L i n e > + 
+                 < P O N o _ P r o d O r d e r R t n g L i n e > P O N o _ P r o d O r d e r R t n g L i n e < / P O N o _ P r o d O r d e r R t n g L i n e > + 
+                 < S t r t D t _ P r o d O r d e r R t n g L i n e > S t r t D t _ P r o d O r d e r R t n g L i n e < / S t r t D t _ P r o d O r d e r R t n g L i n e > + 
+                 < P r o d _ O r d e r _ L i n e > + 
+                     < D e s c _ P r o d O r d e r L i n e > D e s c _ P r o d O r d e r L i n e < / D e s c _ P r o d O r d e r L i n e > + 
+                     < I t e m N o _ P r o d O r d e r L i n e > I t e m N o _ P r o d O r d e r L i n e < / I t e m N o _ P r o d O r d e r L i n e > + 
+                     < P u r c h L i n e D o c N o > P u r c h L i n e D o c N o < / P u r c h L i n e D o c N o > + 
+                     < P u r c h L i n e O u t s t a n d i n g Q t y > P u r c h L i n e O u t s t a n d i n g Q t y < / P u r c h L i n e O u t s t a n d i n g Q t y > + 
+                     < R e m a i n g Q t y _ P r o d O r d e r L i n e > R e m a i n g Q t y _ P r o d O r d e r L i n e < / R e m a i n g Q t y _ P r o d O r d e r L i n e > + 
+                     < U O M C o d e _ P r o d O r d e r L i n e > U O M C o d e _ P r o d O r d e r L i n e < / U O M C o d e _ P r o d O r d e r L i n e > + 
+                     < P r o d _ O r d e r _ C o m p o n e n t > + 
+                         < C o m p o n e n t s n e e d e d C a p t i o n > C o m p o n e n t s n e e d e d C a p t i o n < / C o m p o n e n t s n e e d e d C a p t i o n > + 
+                         < D e s c _ P r o d O r d e r C o m p > D e s c _ P r o d O r d e r C o m p < / D e s c _ P r o d O r d e r C o m p > + 
+                         < I t e m N o _ P r o d O r d e r C o m p > I t e m N o _ P r o d O r d e r C o m p < / I t e m N o _ P r o d O r d e r C o m p > + 
+                         < P O N o _ P r o d O r d e r C o m p > P O N o _ P r o d O r d e r C o m p < / P O N o _ P r o d O r d e r C o m p > + 
+                         < R e m a i n g Q t y _ P r o d O r d e r C o m p > R e m a i n g Q t y _ P r o d O r d e r C o m p < / R e m a i n g Q t y _ P r o d O r d e r C o m p > + 
+                         < U O M C o d e _ P r o d O r d e r C o m p > U O M C o d e _ P r o d O r d e r C o m p < / U O M C o d e _ P r o d O r d e r C o m p > + 
+                     < / P r o d _ O r d e r _ C o m p o n e n t > + 
+                 < / P r o d _ O r d e r _ L i n e > + 
+             < / P r o d _ O r d e r _ R o u t i n g _ L i n e > + 
+         < / W o r k _ C e n t e r > + 
+     < / V e n d o r > + 
+ < / N a v W o r d R e p o r t X m l P a r t > 
+</file>
+
+<file path=customXml/item4.xml>��< ? x m l   v e r s i o n = " 1 . 0 "   e n c o d i n g = " u t f - 1 6 " ? > + 
+ < N a v W o r d R e p o r t X m l P a r t   x m l n s = " u r n : m i c r o s o f t - d y n a m i c s - b u s i n e s s c e n t r a l / i n t e r n a l / e x t e n d e d / r e p o r t s / S u b c o n t r a c t o r _ D i s p a t c h _ L i s t / 9 9 0 0 0 7 8 9 / " > + 
+     < B C R e p o r t I n f o r m a t i o n > + 
+         < R e p o r t M e t a d a t a > + 
+             < E x t e n s i o n I d > E x t e n s i o n   I D < / E x t e n s i o n I d > + 
+             < E x t e n s i o n N a m e > E x t e n s i o n   N a m e < / E x t e n s i o n N a m e > + 
+             < E x t e n s i o n P u b l i s h e r > E x t e n s i o n   P u b l i s h e r < / E x t e n s i o n P u b l i s h e r > + 
+             < E x t e n s i o n V e r s i o n > E x t e n s i o n   V e r s i o n < / E x t e n s i o n V e r s i o n > + 
+             < R e p o r t I d > R e p o r t   I D < / R e p o r t I d > + 
+             < R e p o r t N a m e > R e p o r t   N a m e < / R e p o r t N a m e > + 
+             < A b o u t T h i s R e p o r t T i t l e > A b o u t   T h i s   R e p o r t   T i t l e < / A b o u t T h i s R e p o r t T i t l e > + 
+             < A b o u t T h i s R e p o r t T e x t > A b o u t   T h i s   R e p o r t   T e x t < / A b o u t T h i s R e p o r t T e x t > + 
+             < R e p o r t H e l p L i n k > R e p o r t   H e l p   L i n k < / R e p o r t H e l p L i n k > + 
+         < / R e p o r t M e t a d a t a > + 
+         < R e p o r t R e q u e s t > + 
+             < T e n a n t E n t r a I d > T e n a n t   E n t r a   I d < / T e n a n t E n t r a I d > + 
+             < E n v i r o n m e n t N a m e > E n v i r o n m e n t   N a m e < / E n v i r o n m e n t N a m e > + 
+             < E n v i r o n m e n t T y p e > E n v i r o n m e n t   T y p e < / E n v i r o n m e n t T y p e > + 
+             < C o m p a n y N a m e > C o m p a n y   N a m e < / C o m p a n y N a m e > + 
+             < C o m p a n y D i s p l a y N a m e > C o m p a n y   D i s p l a y   N a m e < / C o m p a n y D i s p l a y N a m e > + 
+             < C o m p a n y I d > C o m p a n y   I D < / C o m p a n y I d > + 
+             < U s e r N a m e > U s e r   N a m e < / U s e r N a m e > + 
+             < D a t e A n d T i m e > D a t e   a n d   T i m e < / D a t e A n d T i m e > + 
+             < L a n g u a g e > L a n g u a g e < / L a n g u a g e > + 
+             < F o r m a t R e g i o n > F o r m a t   R e g i o n < / F o r m a t R e g i o n > + 
+             < D a t e T i m e V a l u e s > + 
+                 < Y e a r > Y e a r < / Y e a r > + 
+                 < M o n t h N u m b e r > M o n t h   N u m b e r < / M o n t h N u m b e r > + 
+                 < D a y N u m b e r > D a y   N u m b e r < / D a y N u m b e r > + 
+                 < H o u r > H o u r < / H o u r > + 
+                 < M i n u t e > M i n u t e < / M i n u t e > + 
+             < / D a t e T i m e V a l u e s > + 
+         < / R e p o r t R e q u e s t > + 
+         < C o m p a n y M e t a d a t a > + 
+             < C o m p a n y N a m e > C o m p a n y   N a m e < / C o m p a n y N a m e > + 
+             < C o m p a n y D i s p l a y N a m e > C o m p a n y   D i s p l a y   N a m e < / C o m p a n y D i s p l a y N a m e > + 
+             < C o m p a n y A d d r e s s L i n e s > + 
+                 < C o m p a n y A d d r e s s L i n e > C o m p a n y   A d d r e s s   L i n e   1 < / C o m p a n y A d d r e s s L i n e > + 
+                 < C o m p a n y A d d r e s s L i n e > C o m p a n y   A d d r e s s   L i n e   2 < / C o m p a n y A d d r e s s L i n e > + 
+                 < C o m p a n y A d d r e s s L i n e > C o m p a n y   A d d r e s s   L i n e   3 < / C o m p a n y A d d r e s s L i n e > + 
+                 < C o m p a n y A d d r e s s L i n e > C o m p a n y   A d d r e s s   L i n e   4 < / C o m p a n y A d d r e s s L i n e > + 
+                 < C o m p a n y A d d r e s s L i n e > C o m p a n y   A d d r e s s   L i n e   5 < / C o m p a n y A d d r e s s L i n e > + 
+                 < C o m p a n y A d d r e s s L i n e > C o m p a n y   A d d r e s s   L i n e   6 < / C o m p a n y A d d r e s s L i n e > + 
+                 < C o m p a n y A d d r e s s L i n e > C o m p a n y   A d d r e s s   L i n e   7 < / C o m p a n y A d d r e s s L i n e > + 
+                 < C o m p a n y A d d r e s s L i n e > C o m p a n y   A d d r e s s   L i n e   8 < / C o m p a n y A d d r e s s L i n e > + 
+             < / C o m p a n y A d d r e s s L i n e s > + 
+             < C o m p a n y P h o n e > C o m p a n y   P h o n e < / C o m p a n y P h o n e > + 
+             < C o m p a n y P h o n e C a p t i o n > C o m p a n y   P h o n e   C a p t i o n < / C o m p a n y P h o n e C a p t i o n > + 
+             < C o m p a n y F a x N o > C o m p a n y   F a x   N o . < / C o m p a n y F a x N o > + 
+             < C o m p a n y F a x N o C a p t i o n > C o m p a n y   F a x   N o .   C a p t i o n < / C o m p a n y F a x N o C a p t i o n > + 
+             < C o m p a n y E m a i l > C o m p a n y   E m a i l < / C o m p a n y E m a i l > + 
+             < C o m p a n y E m a i l C a p t i o n > C o m p a n y   E m a i l   C a p t i o n < / C o m p a n y E m a i l C a p t i o n > + 
+             < C o m p a n y H o m e P a g e > C o m p a n y   H o m e   P a g e < / C o m p a n y H o m e P a g e > + 
+             < C o m p a n y H o m e P a g e C a p t i o n > C o m p a n y   H o m e   P a g e   C a p t i o n < / C o m p a n y H o m e P a g e C a p t i o n > + 
+             < C o m p a n y L o g o > C o m p a n y   L o g o < / C o m p a n y L o g o > + 
+             < C o m p a n y V A T R e g i s t r a t i o n N o > C o m p a n y   V A T   R e g i s t r a t i o n   N o . < / C o m p a n y V A T R e g i s t r a t i o n N o > + 
+             < C o m p a n y V A T R e g i s t r a t i o n N o C a p t i o n > C o m p a n y   V A T   R e g i s t r a t i o n   N o .   C a p t i o n < / C o m p a n y V A T R e g i s t r a t i o n N o C a p t i o n > + 
+             < C o m p a n y R e g i s t r a t i o n N o > C o m p a n y   R e g i s t r a t i o n   N o . < / C o m p a n y R e g i s t r a t i o n N o > + 
+             < C o m p a n y R e g i s t r a t i o n N o C a p t i o n > C o m p a n y   R e g i s t r a t i o n   N o .   C a p t i o n < / C o m p a n y R e g i s t r a t i o n N o C a p t i o n > + 
+             < C o m p a n y B a n k N a m e > C o m p a n y   B a n k   N a m e < / C o m p a n y B a n k N a m e > + 
+             < C o m p a n y B a n k N a m e C a p t i o n > C o m p a n y   B a n k   N a m e   C a p t i o n < / C o m p a n y B a n k N a m e C a p t i o n > + 
+             < C o m p a n y B a n k A c c o u n t N o > C o m p a n y   B a n k   A c c o u n t   N o . < / C o m p a n y B a n k A c c o u n t N o > + 
+             < C o m p a n y B a n k A c c o u n t N o C a p t i o n > C o m p a n y   B a n k   A c c o u n t   N o .   C a p t i o n < / C o m p a n y B a n k A c c o u n t N o C a p t i o n > + 
+             < C o m p a n y B a n k B r a n c h N o > C o m p a n y   B a n k   B r a n c h   N o . < / C o m p a n y B a n k B r a n c h N o > + 
+             < C o m p a n y B a n k B r a n c h N o C a p t i o n > C o m p a n y   B a n k   B r a n c h   N o .   C a p t i o n < / C o m p a n y B a n k B r a n c h N o C a p t i o n > + 
+             < C o m p a n y I B A N > C o m p a n y   I B A N < / C o m p a n y I B A N > + 
+             < C o m p a n y I B A N C a p t i o n > C o m p a n y   I B A N   C a p t i o n < / C o m p a n y I B A N C a p t i o n > + 
+             < C o m p a n y B a n k S W I F T > C o m p a n y   B a n k   S W I F T < / C o m p a n y B a n k S W I F T > + 
+             < C o m p a n y B a n k S W I F T C a p t i o n > C o m p a n y   B a n k   S W I F T   C a p t i o n < / C o m p a n y B a n k S W I F T C a p t i o n > + 
+             < C o m p a n y G i r o N o > C o m p a n y   G i r o   N o . < / C o m p a n y G i r o N o > + 
+             < C o m p a n y G i r o N o C a p t i o n > C o m p a n y   G i r o   N o .   C a p t i o n < / C o m p a n y G i r o N o C a p t i o n > + 
+         < / C o m p a n y M e t a d a t a > + 
+     < / B C R e p o r t I n f o r m a t i o n > + 
+     < L a b e l s > + 
+         < A b o u t T h e R e p o r t L a b e l   E l e m e n t T y p e = " P a r a m e t e r "   E l e m e n t I d = " 1 6 7 7 9 2 0 0 1 "   D a t a T y p e = " S t r i n g " > A b o u t T h e R e p o r t L a b e l < / A b o u t T h e R e p o r t L a b e l > + 
+         < C o m p a n y L a b e l   E l e m e n t T y p e = " P a r a m e t e r "   E l e m e n t I d = " 3 4 6 7 6 0 3 4 8 "   D a t a T y p e = " S t r i n g " > C o m p a n y L a b e l < / C o m p a n y L a b e l > + 
+         < D a t a R e t r i e v e d   E l e m e n t T y p e = " P a r a m e t e r "   E l e m e n t I d = " 2 9 1 9 1 1 8 0 7 "   D a t a T y p e = " S t r i n g " > D a t a R e t r i e v e d < / D a t a R e t r i e v e d > + 
+         < D e s c _ P r o d O r d e r C o m p L b l   E l e m e n t T y p e = " P a r a m e t e r "   E l e m e n t I d = " 1 4 3 6 3 8 7 8 3 "   D a t a T y p e = " S t r i n g " > D e s c _ P r o d O r d e r C o m p L b l < / D e s c _ P r o d O r d e r C o m p L b l > + 
+         < D e s c _ P r o d O r d e r L i n e L b l   E l e m e n t T y p e = " P a r a m e t e r "   E l e m e n t I d = " 2 1 4 3 7 8 6 9 9 2 "   D a t a T y p e = " S t r i n g " > D e s c _ P r o d O r d e r L i n e L b l < / D e s c _ P r o d O r d e r L i n e L b l > + 
+         < D e s c _ P r o d O r d e r R t n g L i n e L b l   E l e m e n t T y p e = " P a r a m e t e r "   E l e m e n t I d = " 1 8 7 3 5 7 1 1 6 7 "   D a t a T y p e = " S t r i n g " > D e s c _ P r o d O r d e r R t n g L i n e L b l < / D e s c _ P r o d O r d e r R t n g L i n e L b l > + 
+         < D o c u m e n t a t i o n L a b e l   E l e m e n t T y p e = " P a r a m e t e r "   E l e m e n t I d = " 1 7 3 8 9 2 4 8 1 5 "   D a t a T y p e = " S t r i n g " > D o c u m e n t a t i o n L a b e l < / D o c u m e n t a t i o n L a b e l > + 
+         < E n d D a t e _ P r o d O r d e r R t n g L i n e L b l   E l e m e n t T y p e = " P a r a m e t e r "   E l e m e n t I d = " 6 1 4 9 0 7 8 2 9 "   D a t a T y p e = " S t r i n g " > E n d D a t e _ P r o d O r d e r R t n g L i n e L b l < / E n d D a t e _ P r o d O r d e r R t n g L i n e L b l > + 
+         < E n v i r o n m e n t L a b e l   E l e m e n t T y p e = " P a r a m e t e r "   E l e m e n t I d = " 8 1 8 8 1 6 5 9 0 "   D a t a T y p e = " S t r i n g " > E n v i r o n m e n t L a b e l < / E n v i r o n m e n t L a b e l > + 
+         < I t e m N o _ P r o d O r d e r C o m p L b l   E l e m e n t T y p e = " P a r a m e t e r "   E l e m e n t I d = " 5 4 1 4 3 3 6 9 8 "   D a t a T y p e = " S t r i n g " > I t e m N o _ P r o d O r d e r C o m p L b l < / I t e m N o _ P r o d O r d e r C o m p L b l > + 
+         < I t e m N o _ P r o d O r d e r L i n e L b l   E l e m e n t T y p e = " P a r a m e t e r "   E l e m e n t I d = " 1 9 9 1 2 8 5 0 5 3 "   D a t a T y p e = " S t r i n g " > I t e m N o _ P r o d O r d e r L i n e L b l < / I t e m N o _ P r o d O r d e r L i n e L b l > + 
+         < N a m e _ V e n d o r L b l   E l e m e n t T y p e = " P a r a m e t e r "   E l e m e n t I d = " 2 9 8 9 1 3 2 4 5 "   D a t a T y p e = " S t r i n g " > N a m e _ V e n d o r L b l < / N a m e _ V e n d o r L b l > + 
+         < N a m e _ W o r k C e n t e r L b l   E l e m e n t T y p e = " P a r a m e t e r "   E l e m e n t I d = " 2 2 9 6 8 1 2 4 5 "   D a t a T y p e = " S t r i n g " > N a m e _ W o r k C e n t e r L b l < / N a m e _ W o r k C e n t e r L b l > + 
+         < N o _ V e n d o r L b l   E l e m e n t T y p e = " P a r a m e t e r "   E l e m e n t I d = " 1 3 7 4 1 1 2 0 9 9 "   D a t a T y p e = " S t r i n g " > N o _ V e n d o r L b l < / N o _ V e n d o r L b l > + 
+         < N o _ W o r k C e n t e r L b l   E l e m e n t T y p e = " P a r a m e t e r "   E l e m e n t I d = " 2 1 3 9 9 9 8 1 7 3 "   D a t a T y p e = " S t r i n g " > N o _ W o r k C e n t e r L b l < / N o _ W o r k C e n t e r L b l > + 
+         < O p r t n N o _ P r o d O r d e r R t n g L i n e L b l   E l e m e n t T y p e = " P a r a m e t e r "   E l e m e n t I d = " 3 3 3 9 3 2 4 4 0 "   D a t a T y p e = " S t r i n g " > O p r t n N o _ P r o d O r d e r R t n g L i n e L b l < / O p r t n N o _ P r o d O r d e r R t n g L i n e L b l > + 
+         < P e r i o d L a b e l   E l e m e n t T y p e = " P a r a m e t e r "   E l e m e n t I d = " 1 8 3 9 7 8 7 4 6 "   D a t a T y p e = " S t r i n g " > P e r i o d L a b e l < / P e r i o d L a b e l > + 
+         < P O N o _ P r o d O r d e r C o m p L b l   E l e m e n t T y p e = " P a r a m e t e r "   E l e m e n t I d = " 1 0 9 9 6 1 8 0 8 8 "   D a t a T y p e = " S t r i n g " > P O N o _ P r o d O r d e r C o m p L b l < / P O N o _ P r o d O r d e r C o m p L b l > + 
+         < P O N o _ P r o d O r d e r R t n g L i n e L b l   E l e m e n t T y p e = " P a r a m e t e r "   E l e m e n t I d = " 6 1 5 3 7 7 7 8 4 "   D a t a T y p e = " S t r i n g " > P O N o _ P r o d O r d e r R t n g L i n e L b l < / P O N o _ P r o d O r d e r R t n g L i n e L b l > + 
+         < P u r c h L i n e D o c N o L b l   E l e m e n t T y p e = " P a r a m e t e r "   E l e m e n t I d = " 2 0 5 5 6 6 1 4 6 0 "   D a t a T y p e = " S t r i n g " > P u r c h L i n e D o c N o L b l < / P u r c h L i n e D o c N o L b l > + 
+         < P u r c h L i n e O u t s t a n d i n g Q t y L b l   E l e m e n t T y p e = " P a r a m e t e r "   E l e m e n t I d = " 1 7 7 7 1 5 6 3 4 9 "   D a t a T y p e = " S t r i n g " > P u r c h L i n e O u t s t a n d i n g Q t y L b l < / P u r c h L i n e O u t s t a n d i n g Q t y L b l > + 
+         < R e m a i n g Q t y _ P r o d O r d e r C o m p L b l   E l e m e n t T y p e = " P a r a m e t e r "   E l e m e n t I d = " 1 0 3 9 1 7 5 3 2 1 "   D a t a T y p e = " S t r i n g " > R e m a i n g Q t y _ P r o d O r d e r C o m p L b l < / R e m a i n g Q t y _ P r o d O r d e r C o m p L b l > + 
+         < R e m a i n g Q t y _ P r o d O r d e r L i n e L b l   E l e m e n t T y p e = " P a r a m e t e r "   E l e m e n t I d = " 1 2 0 6 7 5 9 9 5 8 "   D a t a T y p e = " S t r i n g " > R e m a i n g Q t y _ P r o d O r d e r L i n e L b l < / R e m a i n g Q t y _ P r o d O r d e r L i n e L b l > + 
+         < R e p o r t N a m e L a b e l   E l e m e n t T y p e = " P a r a m e t e r "   E l e m e n t I d = " 1 0 2 2 2 9 2 9 8 2 "   D a t a T y p e = " S t r i n g " > R e p o r t N a m e L a b e l < / R e p o r t N a m e L a b e l > + 
+         < R u n O n L a b e l   E l e m e n t T y p e = " P a r a m e t e r "   E l e m e n t I d = " 1 1 1 9 0 3 7 5 9 5 "   D a t a T y p e = " S t r i n g " > R u n O n L a b e l < / R u n O n L a b e l > + 
+         < S t r t D t _ P r o d O r d e r R t n g L i n e L b l   E l e m e n t T y p e = " P a r a m e t e r "   E l e m e n t I d = " 1 5 5 2 2 3 7 6 0 1 "   D a t a T y p e = " S t r i n g " > S t r t D t _ P r o d O r d e r R t n g L i n e L b l < / S t r t D t _ P r o d O r d e r R t n g L i n e L b l > + 
+         < S u b D i s p a t c h L i s t   E l e m e n t T y p e = " P a r a m e t e r "   E l e m e n t I d = " 8 2 0 5 4 8 0 6 7 "   D a t a T y p e = " S t r i n g " > S u b D i s p a t c h L i s t < / S u b D i s p a t c h L i s t > + 
+         < S u b D i s p a t c h L i s t A n a l y s i s   E l e m e n t T y p e = " P a r a m e t e r "   E l e m e n t I d = " 3 9 8 4 6 7 8 5 "   D a t a T y p e = " S t r i n g " > S u b D i s p a t c h L i s t A n a l y s i s < / S u b D i s p a t c h L i s t A n a l y s i s > + 
+         < S u b D i s p a t c h L i s t P r i n t   E l e m e n t T y p e = " P a r a m e t e r "   E l e m e n t I d = " 1 3 6 9 9 3 0 0 3 0 "   D a t a T y p e = " S t r i n g " > S u b D i s p a t c h L i s t P r i n t < / S u b D i s p a t c h L i s t P r i n t > + 
+         < U O M C o d e _ P r o d O r d e r C o m p L b l   E l e m e n t T y p e = " P a r a m e t e r "   E l e m e n t I d = " 1 2 7 8 5 9 3 2 7 6 "   D a t a T y p e = " S t r i n g " > U O M C o d e _ P r o d O r d e r C o m p L b l < / U O M C o d e _ P r o d O r d e r C o m p L b l > + 
+         < U O M C o d e _ P r o d O r d e r L i n e L b l   E l e m e n t T y p e = " P a r a m e t e r "   E l e m e n t I d = " 1 5 0 9 6 7 9 9 7 3 "   D a t a T y p e = " S t r i n g " > U O M C o d e _ P r o d O r d e r L i n e L b l < / U O M C o d e _ P r o d O r d e r L i n e L b l > + 
+         < U s e r L a b e l   E l e m e n t T y p e = " P a r a m e t e r "   E l e m e n t I d = " 8 4 8 8 1 6 7 9 4 "   D a t a T y p e = " S t r i n g " > U s e r L a b e l < / U s e r L a b e l > + 
+     < / L a b e l s > + 
+     < T o o l t i p s > + 
+         < T o o l t i p   c o l u m n = " N o _ V e n d o r "   E l e m e n t I d = " 8 6 9 5 5 5 2 7 3 " > + 
+             < T o o l t i p T e x t   l a n g = " e n - U S " > S p e c i f i e s   t h e   n u m b e r   o f   t h e   v e n d o r .   T h e   f i e l d   i s   e i t h e r   f i l l e d   a u t o m a t i c a l l y   f r o m   a   d e f i n e d   n u m b e r   s e r i e s ,   o r   y o u   e n t e r   t h e   n u m b e r   m a n u a l l y   b e c a u s e   y o u   h a v e   e n a b l e d   m a n u a l   n u m b e r   e n t r y   i n   t h e   n u m b e r - s e r i e s   s e t u p . < / T o o l t i p T e x t > + 
+         < / T o o l t i p > + 
+         < T o o l t i p   c o l u m n = " N a m e _ V e n d o r "   E l e m e n t I d = " 1 0 6 0 4 4 6 3 2 7 " > + 
+             < T o o l t i p T e x t   l a n g = " e n - U S " > S p e c i f i e s   t h e   v e n d o r ' s   n a m e .   Y o u   c a n   e n t e r   a   m a x i m u m   o f   3 0   c h a r a c t e r s ,   b o t h   n u m b e r s   a n d   l e t t e r s . < / T o o l t i p T e x t > + 
+         < / T o o l t i p > + 
+         < T o o l t i p   c o l u m n = " N o _ W o r k C e n t e r "   E l e m e n t I d = " 1 2 2 6 1 6 7 6 8 9 " > + 
+             < T o o l t i p T e x t   l a n g = " e n - U S " > S p e c i f i e s   t h e   n u m b e r   o f   t h e   i n v o l v e d   e n t r y   o r   r e c o r d ,   a c c o r d i n g   t o   t h e   s p e c i f i e d   n u m b e r   s e r i e s . < / T o o l t i p T e x t > + 
+         < / T o o l t i p > + 
+         < T o o l t i p   c o l u m n = " N a m e _ W o r k C e n t e r "   E l e m e n t I d = " 6 0 6 6 7 8 7 7 5 " > + 
+             < T o o l t i p T e x t   l a n g = " e n - U S " > S p e c i f i e s   t h e   n a m e   o f   t h e   w o r k   c e n t e r . < / T o o l t i p T e x t > + 
+         < / T o o l t i p > + 
+         < T o o l t i p   c o l u m n = " O p r t n N o _ P r o d O r d e r R t n g L i n e "   E l e m e n t I d = " 3 6 9 1 5 9 7 3 4 " > + 
+             < T o o l t i p T e x t   l a n g = " e n - U S " > S p e c i f i e s   t h e   o p e r a t i o n   n u m b e r . < / T o o l t i p T e x t > + 
+         < / T o o l t i p > + 
+         < T o o l t i p   c o l u m n = " P O N o _ P r o d O r d e r R t n g L i n e "   E l e m e n t I d = " 1 1 4 7 1 7 2 2 6 " > + 
+             < T o o l t i p T e x t   l a n g = " e n - U S " > S p e c i f i e s   t h e   n u m b e r   o f   t h e   r e l a t e d   p r o d u c t i o n   o r d e r . < / T o o l t i p T e x t > + 
+         < / T o o l t i p > + 
+         < T o o l t i p   c o l u m n = " D e s c _ P r o d O r d e r R t n g L i n e "   E l e m e n t I d = " 8 4 4 3 5 5 6 1 1 " > + 
+             < T o o l t i p T e x t   l a n g = " e n - U S " > S p e c i f i e s   t h e   d e s c r i p t i o n   o f   t h e   o p e r a t i o n . < / T o o l t i p T e x t > + 
+         < / T o o l t i p > + 
+         < T o o l t i p   c o l u m n = " I t e m N o _ P r o d O r d e r L i n e "   E l e m e n t I d = " 1 8 8 8 3 1 2 1 0 5 " > + 
+             < T o o l t i p T e x t   l a n g = " e n - U S " > S p e c i f i e s   t h e   n u m b e r   o f   t h e   i t e m   t h a t   i s   t o   b e   p r o d u c e d . < / T o o l t i p T e x t > + 
+         < / T o o l t i p > + 
+         < T o o l t i p   c o l u m n = " U O M C o d e _ P r o d O r d e r L i n e "   E l e m e n t I d = " 1 1 8 3 0 3 4 6 8 7 " > + 
+             < T o o l t i p T e x t   l a n g = " e n - U S " > S p e c i f i e s   h o w   e a c h   u n i t   o f   t h e   i t e m   i s   m e a s u r e d ,   s u c h   a s   i n   p i e c e s   o r   t o n s .   B y   d e f a u l t ,   t h e   v a l u e   i n   t h e   B a s e   U n i t   o f   M e a s u r e   f i e l d   o n   t h e   i t e m   c a r d   i s   i n s e r t e d .   I t   w i l l   b e   c h a n g e d   i f   y o u   s w i t c h   P r o d u c t   B O M   o r   P r o d u c t i o n   B O M   V e r s i o n . < / T o o l t i p T e x t > + 
+         < / T o o l t i p > + 
+         < T o o l t i p   c o l u m n = " R e m a i n g Q t y _ P r o d O r d e r L i n e "   E l e m e n t I d = " 2 0 5 9 2 8 1 9 6 4 " > + 
+             < T o o l t i p T e x t   l a n g = " e n - U S " > S p e c i f i e s   t h e   d i f f e r e n c e   b e t w e e n   t h e   f i n i s h e d   a n d   p l a n n e d   q u a n t i t i e s ,   o r   z e r o   i f   t h e   f i n i s h e d   q u a n t i t y   i s   g r e a t e r   t h a n   t h e   r e m a i n i n g   q u a n t i t y . < / T o o l t i p T e x t > + 
+         < / T o o l t i p > + 
+         < T o o l t i p   c o l u m n = " D e s c _ P r o d O r d e r L i n e "   E l e m e n t I d = " 3 1 4 2 4 7 3 2 6 " > + 
+             < T o o l t i p T e x t   l a n g = " e n - U S " > S p e c i f i e s   t h e   v a l u e   o f   t h e   D e s c r i p t i o n   f i e l d   o n   t h e   i t e m   c a r d .   I f   y o u   e n t e r   a   v a r i a n t   c o d e ,   t h e   v a r i a n t   d e s c r i p t i o n   i s   c o p i e d   t o   t h i s   f i e l d   i n s t e a d . < / T o o l t i p T e x t > + 
+         < / T o o l t i p > + 
+         < T o o l t i p   c o l u m n = " P u r c h L i n e D o c N o "   E l e m e n t I d = " 7 6 1 2 6 2 9 7 8 " > + 
+             < T o o l t i p T e x t   l a n g = " e n - U S " > S p e c i f i e s   t h e   d o c u m e n t   n u m b e r . < / T o o l t i p T e x t > + 
+         < / T o o l t i p > + 
+         < T o o l t i p   c o l u m n = " P u r c h L i n e O u t s t a n d i n g Q t y "   E l e m e n t I d = " 8 8 2 5 0 3 1 9 1 " > + 
+             < T o o l t i p T e x t   l a n g = " e n - U S " > S p e c i f i e s   h o w   m a n y   u n i t s   o n   t h e   o r d e r   l i n e   h a v e   n o t   y e t   b e e n   r e c e i v e d . < / T o o l t i p T e x t > + 
+         < / T o o l t i p > + 
+         < T o o l t i p   c o l u m n = " I t e m N o _ P r o d O r d e r C o m p "   E l e m e n t I d = " 8 6 1 5 4 8 1 6 0 " > + 
+             < T o o l t i p T e x t   l a n g = " e n - U S " > S p e c i f i e s   t h e   n u m b e r   o f   t h e   i t e m   t h a t   i s   a   c o m p o n e n t   i n   t h e   p r o d u c t i o n   o r d e r   c o m p o n e n t   l i s t . < / T o o l t i p T e x t > + 
+         < / T o o l t i p > + 
+         < T o o l t i p   c o l u m n = " D e s c _ P r o d O r d e r C o m p "   E l e m e n t I d = " 2 6 2 5 5 2 0 6 9 " > + 
+             < T o o l t i p T e x t   l a n g = " e n - U S " > S p e c i f i e s   a   d e s c r i p t i o n   o f   t h e   i t e m   o n   t h e   l i n e . < / T o o l t i p T e x t > + 
+         < / T o o l t i p > + 
+         < T o o l t i p   c o l u m n = " R e m a i n g Q t y _ P r o d O r d e r C o m p "   E l e m e n t I d = " 7 4 4 0 2 8 6 2 7 " > + 
+             < T o o l t i p T e x t   l a n g = " e n - U S " > S p e c i f i e s   t h e   d i f f e r e n c e   b e t w e e n   t h e   f i n i s h e d   a n d   p l a n n e d   q u a n t i t i e s ,   o r   z e r o   i f   t h e   f i n i s h e d   q u a n t i t y   i s   g r e a t e r   t h a n   t h e   r e m a i n i n g   q u a n t i t y . < / T o o l t i p T e x t > + 
+         < / T o o l t i p > + 
+         < T o o l t i p   c o l u m n = " U O M C o d e _ P r o d O r d e r C o m p "   E l e m e n t I d = " 6 6 0 7 1 1 8 5 0 " > + 
+             < T o o l t i p T e x t   l a n g = " e n - U S " > S p e c i f i e s   h o w   e a c h   u n i t   o f   t h e   i t e m   o r   r e s o u r c e   i s   m e a s u r e d ,   s u c h   a s   i n   p i e c e s   o r   h o u r s .   B y   d e f a u l t ,   t h e   v a l u e   i n   t h e   B a s e   U n i t   o f   M e a s u r e   f i e l d   o n   t h e   i t e m   o r   r e s o u r c e   c a r d   i s   i n s e r t e d . < / T o o l t i p T e x t > + 
+         < / T o o l t i p > + 
+         < T o o l t i p   c o l u m n = " P O N o _ P r o d O r d e r C o m p "   E l e m e n t I d = " 1 3 2 9 1 8 2 8 5 8 " > + 
+             < T o o l t i p T e x t   l a n g = " e n - U S " > S p e c i f i e s   t h e   n u m b e r   o f   t h e   r e l a t e d   p r o d u c t i o n   o r d e r . < / T o o l t i p T e x t > + 
+         < / T o o l t i p > + 
+     < / T o o l t i p s > + 
+     < V e n d o r   E l e m e n t T y p e = " D a t a I t e m "   E l e m e n t I d = " 2 1 1 4 8 2 1 6 7 " > + 
+         < C o m p a n y N a m e   E l e m e n t T y p e = " C o l u m n "   E l e m e n t I d = " 1 5 9 5 4 7 7 3 9 5 "   D a t a T y p e = " S t r i n g " > C o m p a n y N a m e < / C o m p a n y N a m e > + 
+         < C u r r R e p o r t P a g e N o C a p t i o n   E l e m e n t T y p e = " C o l u m n "   E l e m e n t I d = " 2 0 2 2 2 2 5 3 5 1 "   D a t a T y p e = " L a b e l " > C u r r R e p o r t P a g e N o C a p t i o n < / C u r r R e p o r t P a g e N o C a p t i o n > + 
+         < D e s c _ P r o d O r d e r R t n g L i n e C a p t i o n   E l e m e n t T y p e = " C o l u m n "   E l e m e n t I d = " 1 8 6 2 5 3 8 4 1 3 "   D a t a T y p e = " S t r i n g " > D e s c _ P r o d O r d e r R t n g L i n e C a p t i o n < / D e s c _ P r o d O r d e r R t n g L i n e C a p t i o n > + 
+         < N a m e _ V e n d o r   E l e m e n t T y p e = " C o l u m n "   E l e m e n t I d = " 1 0 6 0 4 4 6 3 2 7 "   D a t a T y p e = " T e x t " > N a m e _ V e n d o r < / N a m e _ V e n d o r > + 
+         < N a m e _ V e n d o r C a p t i o n   E l e m e n t T y p e = " C o l u m n "   E l e m e n t I d = " 1 8 7 1 7 5 5 2 8 1 "   D a t a T y p e = " S t r i n g " > N a m e _ V e n d o r C a p t i o n < / N a m e _ V e n d o r C a p t i o n > + 
+         < N o _ V e n d o r   E l e m e n t T y p e = " C o l u m n "   E l e m e n t I d = " 8 6 9 5 5 5 2 7 3 "   D a t a T y p e = " C o d e " > N o _ V e n d o r < / N o _ V e n d o r > + 
+         < N o _ V e n d o r C a p t i o n   E l e m e n t T y p e = " C o l u m n "   E l e m e n t I d = " 1 6 3 8 5 3 1 5 6 9 "   D a t a T y p e = " S t r i n g " > N o _ V e n d o r C a p t i o n < / N o _ V e n d o r C a p t i o n > + 
+         < O p r t n N o _ P r o d O r d e r R t n g L i n e C a p t i o n   E l e m e n t T y p e = " C o l u m n "   E l e m e n t I d = " 3 2 1 2 9 3 2 0 4 "   D a t a T y p e = " S t r i n g " > O p r t n N o _ P r o d O r d e r R t n g L i n e C a p t i o n < / O p r t n N o _ P r o d O r d e r R t n g L i n e C a p t i o n > + 
+         < P O N o _ P r o d O r d e r R t n g L i n e C a p t i o n   E l e m e n t T y p e = " C o l u m n "   E l e m e n t I d = " 1 6 5 7 8 3 7 6 8 4 "   D a t a T y p e = " S t r i n g " > P O N o _ P r o d O r d e r R t n g L i n e C a p t i o n < / P O N o _ P r o d O r d e r R t n g L i n e C a p t i o n > + 
+         < P r o d O r d R t n g L n E n d D t C a p t   E l e m e n t T y p e = " C o l u m n "   E l e m e n t I d = " 9 9 8 9 1 5 3 6 1 "   D a t a T y p e = " L a b e l " > P r o d O r d R t n g L n E n d D t C a p t < / P r o d O r d R t n g L n E n d D t C a p t > + 
+         < P r o d O r d R t n g L n S t r t D t C a p t   E l e m e n t T y p e = " C o l u m n "   E l e m e n t I d = " 1 2 6 1 1 6 9 8 1 7 "   D a t a T y p e = " L a b e l " > P r o d O r d R t n g L n S t r t D t C a p t < / P r o d O r d R t n g L n S t r t D t C a p t > + 
+         < P u r c h L i n e D o c N o C a p t i o n   E l e m e n t T y p e = " C o l u m n "   E l e m e n t I d = " 9 6 8 1 7 3 0 8 8 "   D a t a T y p e = " L a b e l " > P u r c h L i n e D o c N o C a p t i o n < / P u r c h L i n e D o c N o C a p t i o n > + 
+         < P u r c h L i n e O u t s t a n d g Q t y C a p t   E l e m e n t T y p e = " C o l u m n "   E l e m e n t I d = " 1 5 2 0 8 4 6 8 0 0 "   D a t a T y p e = " L a b e l " > P u r c h L i n e O u t s t a n d g Q t y C a p t < / P u r c h L i n e O u t s t a n d g Q t y C a p t > + 
+         < R e m a i n g Q t y _ P r o d O r d e r L i n e C a p t i o n   E l e m e n t T y p e = " C o l u m n "   E l e m e n t I d = " 1 7 1 7 2 1 8 7 9 0 "   D a t a T y p e = " S t r i n g " > R e m a i n g Q t y _ P r o d O r d e r L i n e C a p t i o n < / R e m a i n g Q t y _ P r o d O r d e r L i n e C a p t i o n > + 
+         < S u b c n t r c t r D i s p a t c h i s t C a p t   E l e m e n t T y p e = " C o l u m n "   E l e m e n t I d = " 1 0 3 4 0 6 7 0 0 7 "   D a t a T y p e = " L a b e l " > S u b c n t r c t r D i s p a t c h i s t C a p t < / S u b c n t r c t r D i s p a t c h i s t C a p t > + 
+         < T o d a y F o r m a t t e d   E l e m e n t T y p e = " C o l u m n "   E l e m e n t I d = " 2 7 0 4 5 1 4 0 "   D a t a T y p e = " S t r i n g " > T o d a y F o r m a t t e d < / T o d a y F o r m a t t e d > + 
+         < U O M C o d e _ P r o d O r d e r L i n e C a p t i o n   E l e m e n t T y p e = " C o l u m n "   E l e m e n t I d = " 9 0 7 7 1 2 5 5 3 "   D a t a T y p e = " S t r i n g " > U O M C o d e _ P r o d O r d e r L i n e C a p t i o n < / U O M C o d e _ P r o d O r d e r L i n e C a p t i o n > + 
+         < W o r k _ C e n t e r   E l e m e n t T y p e = " D a t a I t e m "   E l e m e n t I d = " 1 3 7 0 4 3 3 5 3 6 " > + 
+             < N a m e _ W o r k C e n t e r   E l e m e n t T y p e = " C o l u m n "   E l e m e n t I d = " 6 0 6 6 7 8 7 7 5 "   D a t a T y p e = " T e x t " > N a m e _ W o r k C e n t e r < / N a m e _ W o r k C e n t e r > + 
+             < N a m e _ W o r k C e n t e r C a p t i o n   E l e m e n t T y p e = " C o l u m n "   E l e m e n t I d = " 2 1 2 8 3 5 6 0 1 7 "   D a t a T y p e = " S t r i n g " > N a m e _ W o r k C e n t e r C a p t i o n < / N a m e _ W o r k C e n t e r C a p t i o n > + 
+             < N o _ W o r k C e n t e r   E l e m e n t T y p e = " C o l u m n "   E l e m e n t I d = " 1 2 2 6 1 6 7 6 8 9 "   D a t a T y p e = " C o d e " > N o _ W o r k C e n t e r < / N o _ W o r k C e n t e r > + 
+             < N o _ W o r k C e n t e r C a p t i o n   E l e m e n t T y p e = " C o l u m n "   E l e m e n t I d = " 4 0 1 2 5 6 9 7 7 "   D a t a T y p e = " S t r i n g " > N o _ W o r k C e n t e r C a p t i o n < / N o _ W o r k C e n t e r C a p t i o n > + 
+             < P r o d _ O r d e r _ R o u t i n g _ L i n e   E l e m e n t T y p e = " D a t a I t e m "   E l e m e n t I d = " 9 4 8 4 0 6 1 1 9 " > + 
+                 < D e s c _ P r o d O r d e r R t n g L i n e   E l e m e n t T y p e = " C o l u m n "   E l e m e n t I d = " 8 4 4 3 5 5 6 1 1 "   D a t a T y p e = " T e x t " > D e s c _ P r o d O r d e r R t n g L i n e < / D e s c _ P r o d O r d e r R t n g L i n e > + 
+                 < E n d D a t e _ P r o d O r d e r R t n g L i n e   E l e m e n t T y p e = " C o l u m n "   E l e m e n t I d = " 7 1 3 5 7 4 8 9 "   D a t a T y p e = " S t r i n g " > E n d D a t e _ P r o d O r d e r R t n g L i n e < / E n d D a t e _ P r o d O r d e r R t n g L i n e > + 
+                 < O p r t n N o _ P r o d O r d e r R t n g L i n e   E l e m e n t T y p e = " C o l u m n "   E l e m e n t I d = " 3 6 9 1 5 9 7 3 4 "   D a t a T y p e = " C o d e " > O p r t n N o _ P r o d O r d e r R t n g L i n e < / O p r t n N o _ P r o d O r d e r R t n g L i n e > + 
+                 < P O N o _ P r o d O r d e r R t n g L i n e   E l e m e n t T y p e = " C o l u m n "   E l e m e n t I d = " 1 1 4 7 1 7 2 2 6 "   D a t a T y p e = " C o d e " > P O N o _ P r o d O r d e r R t n g L i n e < / P O N o _ P r o d O r d e r R t n g L i n e > + 
+                 < S t r t D t _ P r o d O r d e r R t n g L i n e   E l e m e n t T y p e = " C o l u m n "   E l e m e n t I d = " 6 7 0 6 6 5 3 1 7 "   D a t a T y p e = " S t r i n g " > S t r t D t _ P r o d O r d e r R t n g L i n e < / S t r t D t _ P r o d O r d e r R t n g L i n e > + 
+                 < P r o d _ O r d e r _ L i n e   E l e m e n t T y p e = " D a t a I t e m "   E l e m e n t I d = " 3 4 3 3 1 8 6 8 " > + 
+                     < D e s c _ P r o d O r d e r L i n e   E l e m e n t T y p e = " C o l u m n "   E l e m e n t I d = " 3 1 4 2 4 7 3 2 6 "   D a t a T y p e = " T e x t " > D e s c _ P r o d O r d e r L i n e < / D e s c _ P r o d O r d e r L i n e > + 
+                     < I t e m N o _ P r o d O r d e r L i n e   E l e m e n t T y p e = " C o l u m n "   E l e m e n t I d = " 1 8 8 8 3 1 2 1 0 5 "   D a t a T y p e = " C o d e " > I t e m N o _ P r o d O r d e r L i n e < / I t e m N o _ P r o d O r d e r L i n e > + 
+                     < P u r c h L i n e D o c N o   E l e m e n t T y p e = " C o l u m n "   E l e m e n t I d = " 7 6 1 2 6 2 9 7 8 "   D a t a T y p e = " C o d e " > P u r c h L i n e D o c N o < / P u r c h L i n e D o c N o > + 
+                     < P u r c h L i n e O u t s t a n d i n g Q t y   E l e m e n t T y p e = " C o l u m n "   E l e m e n t I d = " 8 8 2 5 0 3 1 9 1 "   D a t a T y p e = " D e c i m a l " > P u r c h L i n e O u t s t a n d i n g Q t y < / P u r c h L i n e O u t s t a n d i n g Q t y > + 
+                     < R e m a i n g Q t y _ P r o d O r d e r L i n e   E l e m e n t T y p e = " C o l u m n "   E l e m e n t I d = " 2 0 5 9 2 8 1 9 6 4 "   D a t a T y p e = " D e c i m a l " > R e m a i n g Q t y _ P r o d O r d e r L i n e < / R e m a i n g Q t y _ P r o d O r d e r L i n e > + 
+                     < U O M C o d e _ P r o d O r d e r L i n e   E l e m e n t T y p e = " C o l u m n "   E l e m e n t I d = " 1 1 8 3 0 3 4 6 8 7 "   D a t a T y p e = " C o d e " > U O M C o d e _ P r o d O r d e r L i n e < / U O M C o d e _ P r o d O r d e r L i n e > + 
+                     < P r o d _ O r d e r _ C o m p o n e n t   E l e m e n t T y p e = " D a t a I t e m "   E l e m e n t I d = " 1 0 0 9 9 9 2 6 7 7 " > + 
+                         < C o m p o n e n t s n e e d e d C a p t i o n   E l e m e n t T y p e = " C o l u m n "   E l e m e n t I d = " 5 5 2 7 1 3 9 8 0 "   D a t a T y p e = " L a b e l " > C o m p o n e n t s n e e d e d C a p t i o n < / C o m p o n e n t s n e e d e d C a p t i o n > + 
+                         < D e s c _ P r o d O r d e r C o m p   E l e m e n t T y p e = " C o l u m n "   E l e m e n t I d = " 2 6 2 5 5 2 0 6 9 "   D a t a T y p e = " T e x t " > D e s c _ P r o d O r d e r C o m p < / D e s c _ P r o d O r d e r C o m p > + 
+                         < I t e m N o _ P r o d O r d e r C o m p   E l e m e n t T y p e = " C o l u m n "   E l e m e n t I d = " 8 6 1 5 4 8 1 6 0 "   D a t a T y p e = " C o d e " > I t e m N o _ P r o d O r d e r C o m p < / I t e m N o _ P r o d O r d e r C o m p > + 
+                         < P O N o _ P r o d O r d e r C o m p   E l e m e n t T y p e = " C o l u m n "   E l e m e n t I d = " 1 3 2 9 1 8 2 8 5 8 "   D a t a T y p e = " C o d e " > P O N o _ P r o d O r d e r C o m p < / P O N o _ P r o d O r d e r C o m p > + 
+                         < R e m a i n g Q t y _ P r o d O r d e r C o m p   E l e m e n t T y p e = " C o l u m n "   E l e m e n t I d = " 7 4 4 0 2 8 6 2 7 "   D a t a T y p e = " D e c i m a l " > R e m a i n g Q t y _ P r o d O r d e r C o m p < / R e m a i n g Q t y _ P r o d O r d e r C o m p > + 
+                         < U O M C o d e _ P r o d O r d e r C o m p   E l e m e n t T y p e = " C o l u m n "   E l e m e n t I d = " 6 6 0 7 1 1 8 5 0 "   D a t a T y p e = " C o d e " > U O M C o d e _ P r o d O r d e r C o m p < / U O M C o d e _ P r o d O r d e r C o m p > + 
+                     < / P r o d _ O r d e r _ C o m p o n e n t > + 
+                 < / P r o d _ O r d e r _ L i n e > + 
+             < / P r o d _ O r d e r _ R o u t i n g _ L i n e > + 
+         < / W o r k _ C e n t e r > + 
+     < / V e n d o r > + 
+ < / N a v W o r d R e p o r t X m l P a r t > 
 </file>
 
 <file path=customXml/itemProps2.xml><?xml version="1.0" encoding="utf-8"?>

--- a/src/Layers/W1/BaseApp/Manufacturing/Reports/SubcontractorDispatchList.docx
+++ b/src/Layers/W1/BaseApp/Manufacturing/Reports/SubcontractorDispatchList.docx
@@ -5521,6 +5521,8 @@
  
              < R e p o r t N a m e > R e p o r t   N a m e < / R e p o r t N a m e >   
+             < R e p o r t C a p t i o n > R e p o r t   C a p t i o n < / R e p o r t C a p t i o n > + 
              < A b o u t T h i s R e p o r t T i t l e > A b o u t   T h i s   R e p o r t   T i t l e < / A b o u t T h i s R e p o r t T i t l e >   
              < A b o u t T h i s R e p o r t T e x t > A b o u t   T h i s   R e p o r t   T e x t < / A b o u t T h i s R e p o r t T e x t > @@ -5575,21 +5577,21 @@
  
              < C o m p a n y A d d r e s s L i n e s >   
-                 < C o m p a n y A d d r e s s L i n e > C o m p a n y   A d d r e s s   L i n e   1 < / C o m p a n y A d d r e s s L i n e > - 
-                 < C o m p a n y A d d r e s s L i n e > C o m p a n y   A d d r e s s   L i n e   2 < / C o m p a n y A d d r e s s L i n e > - 
-                 < C o m p a n y A d d r e s s L i n e > C o m p a n y   A d d r e s s   L i n e   3 < / C o m p a n y A d d r e s s L i n e > - 
-                 < C o m p a n y A d d r e s s L i n e > C o m p a n y   A d d r e s s   L i n e   4 < / C o m p a n y A d d r e s s L i n e > - 
-                 < C o m p a n y A d d r e s s L i n e > C o m p a n y   A d d r e s s   L i n e   5 < / C o m p a n y A d d r e s s L i n e > - 
-                 < C o m p a n y A d d r e s s L i n e > C o m p a n y   A d d r e s s   L i n e   6 < / C o m p a n y A d d r e s s L i n e > - 
-                 < C o m p a n y A d d r e s s L i n e > C o m p a n y   A d d r e s s   L i n e   7 < / C o m p a n y A d d r e s s L i n e > - 
-                 < C o m p a n y A d d r e s s L i n e > C o m p a n y   A d d r e s s   L i n e   8 < / C o m p a n y A d d r e s s L i n e > +                 < C o m p a n y A d d r e s s L i n e 1 > C o m p a n y   A d d r e s s   L i n e   1 < / C o m p a n y A d d r e s s L i n e 1 > + 
+                 < C o m p a n y A d d r e s s L i n e 2 > C o m p a n y   A d d r e s s   L i n e   2 < / C o m p a n y A d d r e s s L i n e 2 > + 
+                 < C o m p a n y A d d r e s s L i n e 3 > C o m p a n y   A d d r e s s   L i n e   3 < / C o m p a n y A d d r e s s L i n e 3 > + 
+                 < C o m p a n y A d d r e s s L i n e 4 > C o m p a n y   A d d r e s s   L i n e   4 < / C o m p a n y A d d r e s s L i n e 4 > + 
+                 < C o m p a n y A d d r e s s L i n e 5 > C o m p a n y   A d d r e s s   L i n e   5 < / C o m p a n y A d d r e s s L i n e 5 > + 
+                 < C o m p a n y A d d r e s s L i n e 6 > C o m p a n y   A d d r e s s   L i n e   6 < / C o m p a n y A d d r e s s L i n e 6 > + 
+                 < C o m p a n y A d d r e s s L i n e 7 > C o m p a n y   A d d r e s s   L i n e   7 < / C o m p a n y A d d r e s s L i n e 7 > + 
+                 < C o m p a n y A d d r e s s L i n e 8 > C o m p a n y   A d d r e s s   L i n e   8 < / C o m p a n y A d d r e s s L i n e 8 >   
              < / C o m p a n y A d d r e s s L i n e s >   
@@ -5834,6 +5836,8 @@
  
              < R e p o r t N a m e > R e p o r t   N a m e < / R e p o r t N a m e >   
+             < R e p o r t C a p t i o n > R e p o r t   C a p t i o n < / R e p o r t C a p t i o n > + 
              < A b o u t T h i s R e p o r t T i t l e > A b o u t   T h i s   R e p o r t   T i t l e < / A b o u t T h i s R e p o r t T i t l e >   
              < A b o u t T h i s R e p o r t T e x t > A b o u t   T h i s   R e p o r t   T e x t < / A b o u t T h i s R e p o r t T e x t > @@ -5888,21 +5892,21 @@
  
              < C o m p a n y A d d r e s s L i n e s >   
-                 < C o m p a n y A d d r e s s L i n e > C o m p a n y   A d d r e s s   L i n e   1 < / C o m p a n y A d d r e s s L i n e > - 
-                 < C o m p a n y A d d r e s s L i n e > C o m p a n y   A d d r e s s   L i n e   2 < / C o m p a n y A d d r e s s L i n e > - 
-                 < C o m p a n y A d d r e s s L i n e > C o m p a n y   A d d r e s s   L i n e   3 < / C o m p a n y A d d r e s s L i n e > - 
-                 < C o m p a n y A d d r e s s L i n e > C o m p a n y   A d d r e s s   L i n e   4 < / C o m p a n y A d d r e s s L i n e > - 
-                 < C o m p a n y A d d r e s s L i n e > C o m p a n y   A d d r e s s   L i n e   5 < / C o m p a n y A d d r e s s L i n e > - 
-                 < C o m p a n y A d d r e s s L i n e > C o m p a n y   A d d r e s s   L i n e   6 < / C o m p a n y A d d r e s s L i n e > - 
-                 < C o m p a n y A d d r e s s L i n e > C o m p a n y   A d d r e s s   L i n e   7 < / C o m p a n y A d d r e s s L i n e > - 
-                 < C o m p a n y A d d r e s s L i n e > C o m p a n y   A d d r e s s   L i n e   8 < / C o m p a n y A d d r e s s L i n e > +                 < C o m p a n y A d d r e s s L i n e 1 > C o m p a n y   A d d r e s s   L i n e   1 < / C o m p a n y A d d r e s s L i n e 1 > + 
+                 < C o m p a n y A d d r e s s L i n e 2 > C o m p a n y   A d d r e s s   L i n e   2 < / C o m p a n y A d d r e s s L i n e 2 > + 
+                 < C o m p a n y A d d r e s s L i n e 3 > C o m p a n y   A d d r e s s   L i n e   3 < / C o m p a n y A d d r e s s L i n e 3 > + 
+                 < C o m p a n y A d d r e s s L i n e 4 > C o m p a n y   A d d r e s s   L i n e   4 < / C o m p a n y A d d r e s s L i n e 4 > + 
+                 < C o m p a n y A d d r e s s L i n e 5 > C o m p a n y   A d d r e s s   L i n e   5 < / C o m p a n y A d d r e s s L i n e 5 > + 
+                 < C o m p a n y A d d r e s s L i n e 6 > C o m p a n y   A d d r e s s   L i n e   6 < / C o m p a n y A d d r e s s L i n e 6 > + 
+                 < C o m p a n y A d d r e s s L i n e 7 > C o m p a n y   A d d r e s s   L i n e   7 < / C o m p a n y A d d r e s s L i n e 7 > + 
+                 < C o m p a n y A d d r e s s L i n e 8 > C o m p a n y   A d d r e s s   L i n e   8 < / C o m p a n y A d d r e s s L i n e 8 >   
              < / C o m p a n y A d d r e s s L i n e s >   

--- a/src/Layers/W1/BaseApp/Manufacturing/Reports/SubcontractorDispatchList.docx
+++ b/src/Layers/W1/BaseApp/Manufacturing/Reports/SubcontractorDispatchList.docx
@@ -693,7 +693,7 @@
                       <w:szCs w:val="16"/>
                     </w:rPr>
                     <w:alias w:val="#Nav: /Vendor/No_VendorCaption"/>
-                    <w:tag w:val="#Nav: Subcontractor_Dispatch_List/99000789"/>
+                    <w:tag w:val="#Nav: Subcontractor_Dispatch_List/50030"/>
                     <w:id w:val="437729371"/>
                     <w:placeholder>
                       <w:docPart w:val="E857F3B858F74C21A81DB4D4C7AA2CB9"/>
@@ -744,7 +744,7 @@
                       <w:szCs w:val="16"/>
                     </w:rPr>
                     <w:alias w:val="#Nav: /Vendor/No_Vendor"/>
-                    <w:tag w:val="#Nav: Subcontractor_Dispatch_List/99000789"/>
+                    <w:tag w:val="#Nav: Subcontractor_Dispatch_List/50030"/>
                     <w:id w:val="-847705904"/>
                     <w:placeholder>
                       <w:docPart w:val="E857F3B858F74C21A81DB4D4C7AA2CB9"/>
@@ -895,7 +895,7 @@
                       <w:szCs w:val="16"/>
                     </w:rPr>
                     <w:alias w:val="#Nav: /Vendor/Name_VendorCaption"/>
-                    <w:tag w:val="#Nav: Subcontractor_Dispatch_List/99000789"/>
+                    <w:tag w:val="#Nav: Subcontractor_Dispatch_List/50030"/>
                     <w:id w:val="-956411337"/>
                     <w:placeholder>
                       <w:docPart w:val="E857F3B858F74C21A81DB4D4C7AA2CB9"/>
@@ -946,7 +946,7 @@
                       <w:szCs w:val="16"/>
                     </w:rPr>
                     <w:alias w:val="#Nav: /Vendor/Name_Vendor"/>
-                    <w:tag w:val="#Nav: Subcontractor_Dispatch_List/99000789"/>
+                    <w:tag w:val="#Nav: Subcontractor_Dispatch_List/50030"/>
                     <w:id w:val="1802034139"/>
                     <w:placeholder>
                       <w:docPart w:val="E857F3B858F74C21A81DB4D4C7AA2CB9"/>
@@ -1283,7 +1283,7 @@
                               <w:szCs w:val="16"/>
                             </w:rPr>
                             <w:alias w:val="#Nav: /Vendor/Work_Center/No_WorkCenterCaption"/>
-                            <w:tag w:val="#Nav: Subcontractor_Dispatch_List/99000789"/>
+                            <w:tag w:val="#Nav: Subcontractor_Dispatch_List/50030"/>
                             <w:id w:val="2084020531"/>
                             <w:placeholder>
                               <w:docPart w:val="E857F3B858F74C21A81DB4D4C7AA2CB9"/>
@@ -1334,7 +1334,7 @@
                               <w:szCs w:val="16"/>
                             </w:rPr>
                             <w:alias w:val="#Nav: /Vendor/Work_Center/No_WorkCenter"/>
-                            <w:tag w:val="#Nav: Subcontractor_Dispatch_List/99000789"/>
+                            <w:tag w:val="#Nav: Subcontractor_Dispatch_List/50030"/>
                             <w:id w:val="1548423034"/>
                             <w:placeholder>
                               <w:docPart w:val="E857F3B858F74C21A81DB4D4C7AA2CB9"/>
@@ -1485,7 +1485,7 @@
                               <w:szCs w:val="16"/>
                             </w:rPr>
                             <w:alias w:val="#Nav: /Vendor/Work_Center/Name_WorkCenterCaption"/>
-                            <w:tag w:val="#Nav: Subcontractor_Dispatch_List/99000789"/>
+                            <w:tag w:val="#Nav: Subcontractor_Dispatch_List/50030"/>
                             <w:id w:val="-62654459"/>
                             <w:placeholder>
                               <w:docPart w:val="E857F3B858F74C21A81DB4D4C7AA2CB9"/>
@@ -1536,7 +1536,7 @@
                               <w:szCs w:val="16"/>
                             </w:rPr>
                             <w:alias w:val="#Nav: /Vendor/Work_Center/Name_WorkCenter"/>
-                            <w:tag w:val="#Nav: Subcontractor_Dispatch_List/99000789"/>
+                            <w:tag w:val="#Nav: Subcontractor_Dispatch_List/50030"/>
                             <w:id w:val="-1063168448"/>
                             <w:placeholder>
                               <w:docPart w:val="E857F3B858F74C21A81DB4D4C7AA2CB9"/>
@@ -1873,7 +1873,7 @@
                                       <w:szCs w:val="16"/>
                                     </w:rPr>
                                     <w:alias w:val="#Nav: /Vendor/Work_Center/Prod_Order_Routing_Line/PONo_ProdOrderRtngLine"/>
-                                    <w:tag w:val="#Nav: Subcontractor_Dispatch_List/99000789"/>
+                                    <w:tag w:val="#Nav: Subcontractor_Dispatch_List/50030"/>
                                     <w:id w:val="262271318"/>
                                     <w:placeholder>
                                       <w:docPart w:val="E857F3B858F74C21A81DB4D4C7AA2CB9"/>
@@ -1922,7 +1922,7 @@
                                       <w:szCs w:val="16"/>
                                     </w:rPr>
                                     <w:alias w:val="#Nav: /Vendor/Work_Center/Prod_Order_Routing_Line/OprtnNo_ProdOrderRtngLine"/>
-                                    <w:tag w:val="#Nav: Subcontractor_Dispatch_List/99000789"/>
+                                    <w:tag w:val="#Nav: Subcontractor_Dispatch_List/50030"/>
                                     <w:id w:val="-232772599"/>
                                     <w:placeholder>
                                       <w:docPart w:val="E857F3B858F74C21A81DB4D4C7AA2CB9"/>
@@ -1968,7 +1968,7 @@
                                       <w:szCs w:val="16"/>
                                     </w:rPr>
                                     <w:alias w:val="#Nav: /Vendor/Work_Center/Prod_Order_Routing_Line/Desc_ProdOrderRtngLine"/>
-                                    <w:tag w:val="#Nav: Subcontractor_Dispatch_List/99000789"/>
+                                    <w:tag w:val="#Nav: Subcontractor_Dispatch_List/50030"/>
                                     <w:id w:val="-413169320"/>
                                     <w:placeholder>
                                       <w:docPart w:val="E857F3B858F74C21A81DB4D4C7AA2CB9"/>
@@ -2015,7 +2015,7 @@
                                       <w:szCs w:val="16"/>
                                     </w:rPr>
                                     <w:alias w:val="#Nav: /Vendor/Work_Center/Prod_Order_Routing_Line/StrtDt_ProdOrderRtngLine"/>
-                                    <w:tag w:val="#Nav: Subcontractor_Dispatch_List/99000789"/>
+                                    <w:tag w:val="#Nav: Subcontractor_Dispatch_List/50030"/>
                                     <w:id w:val="-470589475"/>
                                     <w:placeholder>
                                       <w:docPart w:val="E857F3B858F74C21A81DB4D4C7AA2CB9"/>
@@ -2061,7 +2061,7 @@
                                       <w:szCs w:val="16"/>
                                     </w:rPr>
                                     <w:alias w:val="#Nav: /Vendor/Work_Center/Prod_Order_Routing_Line/EndDate_ProdOrderRtngLine"/>
-                                    <w:tag w:val="#Nav: Subcontractor_Dispatch_List/99000789"/>
+                                    <w:tag w:val="#Nav: Subcontractor_Dispatch_List/50030"/>
                                     <w:id w:val="955370280"/>
                                     <w:placeholder>
                                       <w:docPart w:val="E857F3B858F74C21A81DB4D4C7AA2CB9"/>
@@ -2244,7 +2244,7 @@
                                               <w:szCs w:val="16"/>
                                             </w:rPr>
                                             <w:alias w:val="#Nav: /Vendor/Work_Center/Prod_Order_Routing_Line/Prod_Order_Line/ItemNo_ProdOrderLine"/>
-                                            <w:tag w:val="#Nav: Subcontractor_Dispatch_List/99000789"/>
+                                            <w:tag w:val="#Nav: Subcontractor_Dispatch_List/50030"/>
                                             <w:id w:val="-1177495745"/>
                                             <w:placeholder>
                                               <w:docPart w:val="E857F3B858F74C21A81DB4D4C7AA2CB9"/>
@@ -2290,7 +2290,7 @@
                                               <w:szCs w:val="16"/>
                                             </w:rPr>
                                             <w:alias w:val="#Nav: /Vendor/Work_Center/Prod_Order_Routing_Line/Prod_Order_Line/Desc_ProdOrderLine"/>
-                                            <w:tag w:val="#Nav: Subcontractor_Dispatch_List/99000789"/>
+                                            <w:tag w:val="#Nav: Subcontractor_Dispatch_List/50030"/>
                                             <w:id w:val="2050498186"/>
                                             <w:placeholder>
                                               <w:docPart w:val="E857F3B858F74C21A81DB4D4C7AA2CB9"/>
@@ -2335,7 +2335,7 @@
                                               <w:szCs w:val="16"/>
                                             </w:rPr>
                                             <w:alias w:val="#Nav: /Vendor/Work_Center/Prod_Order_Routing_Line/Prod_Order_Line/RemaingQty_ProdOrderLine"/>
-                                            <w:tag w:val="#Nav: Subcontractor_Dispatch_List/99000789"/>
+                                            <w:tag w:val="#Nav: Subcontractor_Dispatch_List/50030"/>
                                             <w:id w:val="-2029328652"/>
                                             <w:placeholder>
                                               <w:docPart w:val="E857F3B858F74C21A81DB4D4C7AA2CB9"/>
@@ -2381,7 +2381,7 @@
                                               <w:szCs w:val="16"/>
                                             </w:rPr>
                                             <w:alias w:val="#Nav: /Vendor/Work_Center/Prod_Order_Routing_Line/Prod_Order_Line/PurchLineDocNo"/>
-                                            <w:tag w:val="#Nav: Subcontractor_Dispatch_List/99000789"/>
+                                            <w:tag w:val="#Nav: Subcontractor_Dispatch_List/50030"/>
                                             <w:id w:val="754940327"/>
                                             <w:placeholder>
                                               <w:docPart w:val="E857F3B858F74C21A81DB4D4C7AA2CB9"/>
@@ -2427,7 +2427,7 @@
                                               <w:szCs w:val="16"/>
                                             </w:rPr>
                                             <w:alias w:val="#Nav: /Vendor/Work_Center/Prod_Order_Routing_Line/Prod_Order_Line/PurchLineOutstandingQty"/>
-                                            <w:tag w:val="#Nav: Subcontractor_Dispatch_List/99000789"/>
+                                            <w:tag w:val="#Nav: Subcontractor_Dispatch_List/50030"/>
                                             <w:id w:val="-1405687383"/>
                                             <w:placeholder>
                                               <w:docPart w:val="E857F3B858F74C21A81DB4D4C7AA2CB9"/>
@@ -2473,7 +2473,7 @@
                                               <w:szCs w:val="16"/>
                                             </w:rPr>
                                             <w:alias w:val="#Nav: /Vendor/Work_Center/Prod_Order_Routing_Line/Prod_Order_Line/UOMCode_ProdOrderLine"/>
-                                            <w:tag w:val="#Nav: Subcontractor_Dispatch_List/99000789"/>
+                                            <w:tag w:val="#Nav: Subcontractor_Dispatch_List/50030"/>
                                             <w:id w:val="1111320374"/>
                                             <w:placeholder>
                                               <w:docPart w:val="E857F3B858F74C21A81DB4D4C7AA2CB9"/>
@@ -2743,7 +2743,7 @@
                                                   <w:szCs w:val="16"/>
                                                 </w:rPr>
                                                 <w:alias w:val="#Nav: /Vendor/Work_Center/Prod_Order_Routing_Line/Prod_Order_Line/Prod_Order_Component/ComponentsneededCaption"/>
-                                                <w:tag w:val="#Nav: Subcontractor_Dispatch_List/99000789"/>
+                                                <w:tag w:val="#Nav: FS_YSC_SubcontractorDispatch/50030"/>
                                                 <w:id w:val="-1814550189"/>
                                                 <w:placeholder>
                                                   <w:docPart w:val="DefaultPlaceholder_-1854013440"/>
@@ -2944,7 +2944,7 @@
                                                       <w:szCs w:val="16"/>
                                                     </w:rPr>
                                                     <w:alias w:val="#Nav: /Vendor/Work_Center/Prod_Order_Routing_Line/Prod_Order_Line/Prod_Order_Component/ItemNo_ProdOrderComp"/>
-                                                    <w:tag w:val="#Nav: Subcontractor_Dispatch_List/99000789"/>
+                                                    <w:tag w:val="#Nav: FS_YSC_SubcontractorDispatch/50030"/>
                                                     <w:id w:val="299424219"/>
                                                     <w:placeholder>
                                                       <w:docPart w:val="DefaultPlaceholder_-1854013440"/>
@@ -2989,7 +2989,7 @@
                                                       <w:szCs w:val="16"/>
                                                     </w:rPr>
                                                     <w:alias w:val="#Nav: /Vendor/Work_Center/Prod_Order_Routing_Line/Prod_Order_Line/Prod_Order_Component/Desc_ProdOrderComp"/>
-                                                    <w:tag w:val="#Nav: Subcontractor_Dispatch_List/99000789"/>
+                                                    <w:tag w:val="#Nav: FS_YSC_SubcontractorDispatch/50030"/>
                                                     <w:id w:val="1171442724"/>
                                                     <w:placeholder>
                                                       <w:docPart w:val="DefaultPlaceholder_-1854013440"/>
@@ -3035,7 +3035,7 @@
                                                       <w:szCs w:val="16"/>
                                                     </w:rPr>
                                                     <w:alias w:val="#Nav: /Vendor/Work_Center/Prod_Order_Routing_Line/Prod_Order_Line/Prod_Order_Component/RemaingQty_ProdOrderComp"/>
-                                                    <w:tag w:val="#Nav: Subcontractor_Dispatch_List/99000789"/>
+                                                    <w:tag w:val="#Nav: FS_YSC_SubcontractorDispatch/50030"/>
                                                     <w:id w:val="-584069300"/>
                                                     <w:placeholder>
                                                       <w:docPart w:val="DefaultPlaceholder_-1854013440"/>
@@ -3112,7 +3112,7 @@
                                                       <w:szCs w:val="16"/>
                                                     </w:rPr>
                                                     <w:alias w:val="#Nav: /Vendor/Work_Center/Prod_Order_Routing_Line/Prod_Order_Line/Prod_Order_Component/UOMCode_ProdOrderComp"/>
-                                                    <w:tag w:val="#Nav: Subcontractor_Dispatch_List/99000789"/>
+                                                    <w:tag w:val="#Nav: FS_YSC_SubcontractorDispatch/50030"/>
                                                     <w:id w:val="-927886886"/>
                                                     <w:placeholder>
                                                       <w:docPart w:val="DefaultPlaceholder_-1854013440"/>
@@ -5501,746 +5501,123 @@
 <b:Sources xmlns:b="http://schemas.openxmlformats.org/officeDocument/2006/bibliography" xmlns="http://schemas.openxmlformats.org/officeDocument/2006/bibliography" SelectedStyle="\APASixthEditionOfficeOnline.xsl" StyleName="APA" Version="6"/>
 </file>
 
-<file path=customXml/item3.xml>��< ? x m l   v e r s i o n = " 1 . 0 "   e n c o d i n g = " u t f - 1 6 " ? > - 
- < N a v W o r d R e p o r t X m l P a r t   x m l n s = " u r n : m i c r o s o f t - d y n a m i c s - n a v / r e p o r t s / S u b c o n t r a c t o r _ D i s p a t c h _ L i s t / 9 9 0 0 0 7 8 9 / " > - 
-     < B C R e p o r t I n f o r m a t i o n > - 
-         < R e p o r t M e t a d a t a > - 
-             < E x t e n s i o n I d > E x t e n s i o n   I D < / E x t e n s i o n I d > - 
-             < E x t e n s i o n N a m e > E x t e n s i o n   N a m e < / E x t e n s i o n N a m e > - 
-             < E x t e n s i o n P u b l i s h e r > E x t e n s i o n   P u b l i s h e r < / E x t e n s i o n P u b l i s h e r > - 
-             < E x t e n s i o n V e r s i o n > E x t e n s i o n   V e r s i o n < / E x t e n s i o n V e r s i o n > - 
-             < R e p o r t I d > R e p o r t   I D < / R e p o r t I d > - 
-             < R e p o r t N a m e > R e p o r t   N a m e < / R e p o r t N a m e > - 
-             < R e p o r t C a p t i o n > R e p o r t   C a p t i o n < / R e p o r t C a p t i o n > - 
-             < A b o u t T h i s R e p o r t T i t l e > A b o u t   T h i s   R e p o r t   T i t l e < / A b o u t T h i s R e p o r t T i t l e > - 
-             < A b o u t T h i s R e p o r t T e x t > A b o u t   T h i s   R e p o r t   T e x t < / A b o u t T h i s R e p o r t T e x t > - 
-             < R e p o r t H e l p L i n k > R e p o r t   H e l p   L i n k < / R e p o r t H e l p L i n k > - 
-         < / R e p o r t M e t a d a t a > - 
-         < R e p o r t R e q u e s t > - 
-             < T e n a n t E n t r a I d > T e n a n t   E n t r a   I d < / T e n a n t E n t r a I d > - 
-             < E n v i r o n m e n t N a m e > E n v i r o n m e n t   N a m e < / E n v i r o n m e n t N a m e > - 
-             < E n v i r o n m e n t T y p e > E n v i r o n m e n t   T y p e < / E n v i r o n m e n t T y p e > - 
-             < C o m p a n y N a m e > C o m p a n y   N a m e < / C o m p a n y N a m e > - 
-             < C o m p a n y D i s p l a y N a m e > C o m p a n y   D i s p l a y   N a m e < / C o m p a n y D i s p l a y N a m e > - 
-             < C o m p a n y I d > C o m p a n y   I D < / C o m p a n y I d > - 
-             < U s e r N a m e > U s e r   N a m e < / U s e r N a m e > - 
-             < D a t e A n d T i m e > D a t e   a n d   T i m e < / D a t e A n d T i m e > - 
-             < L a n g u a g e > L a n g u a g e < / L a n g u a g e > - 
-             < F o r m a t R e g i o n > F o r m a t   R e g i o n < / F o r m a t R e g i o n > - 
-             < D a t e T i m e V a l u e s > - 
-                 < Y e a r > Y e a r < / Y e a r > - 
-                 < M o n t h N u m b e r > M o n t h   N u m b e r < / M o n t h N u m b e r > - 
-                 < D a y N u m b e r > D a y   N u m b e r < / D a y N u m b e r > - 
-                 < H o u r > H o u r < / H o u r > - 
-                 < M i n u t e > M i n u t e < / M i n u t e > - 
-             < / D a t e T i m e V a l u e s > - 
-         < / R e p o r t R e q u e s t > - 
-         < C o m p a n y M e t a d a t a > - 
-             < C o m p a n y N a m e > C o m p a n y   N a m e < / C o m p a n y N a m e > - 
-             < C o m p a n y D i s p l a y N a m e > C o m p a n y   D i s p l a y   N a m e < / C o m p a n y D i s p l a y N a m e > - 
-             < C o m p a n y A d d r e s s L i n e s > - 
-                 < C o m p a n y A d d r e s s L i n e 1 > C o m p a n y   A d d r e s s   L i n e   1 < / C o m p a n y A d d r e s s L i n e 1 > - 
-                 < C o m p a n y A d d r e s s L i n e 2 > C o m p a n y   A d d r e s s   L i n e   2 < / C o m p a n y A d d r e s s L i n e 2 > - 
-                 < C o m p a n y A d d r e s s L i n e 3 > C o m p a n y   A d d r e s s   L i n e   3 < / C o m p a n y A d d r e s s L i n e 3 > - 
-                 < C o m p a n y A d d r e s s L i n e 4 > C o m p a n y   A d d r e s s   L i n e   4 < / C o m p a n y A d d r e s s L i n e 4 > - 
-                 < C o m p a n y A d d r e s s L i n e 5 > C o m p a n y   A d d r e s s   L i n e   5 < / C o m p a n y A d d r e s s L i n e 5 > - 
-                 < C o m p a n y A d d r e s s L i n e 6 > C o m p a n y   A d d r e s s   L i n e   6 < / C o m p a n y A d d r e s s L i n e 6 > - 
-                 < C o m p a n y A d d r e s s L i n e 7 > C o m p a n y   A d d r e s s   L i n e   7 < / C o m p a n y A d d r e s s L i n e 7 > - 
-                 < C o m p a n y A d d r e s s L i n e 8 > C o m p a n y   A d d r e s s   L i n e   8 < / C o m p a n y A d d r e s s L i n e 8 > - 
-             < / C o m p a n y A d d r e s s L i n e s > - 
-             < C o m p a n y P h o n e > C o m p a n y   P h o n e < / C o m p a n y P h o n e > - 
-             < C o m p a n y P h o n e C a p t i o n > C o m p a n y   P h o n e   C a p t i o n < / C o m p a n y P h o n e C a p t i o n > - 
-             < C o m p a n y F a x N o > C o m p a n y   F a x   N o . < / C o m p a n y F a x N o > - 
-             < C o m p a n y F a x N o C a p t i o n > C o m p a n y   F a x   N o .   C a p t i o n < / C o m p a n y F a x N o C a p t i o n > - 
-             < C o m p a n y E m a i l > C o m p a n y   E m a i l < / C o m p a n y E m a i l > - 
-             < C o m p a n y E m a i l C a p t i o n > C o m p a n y   E m a i l   C a p t i o n < / C o m p a n y E m a i l C a p t i o n > - 
-             < C o m p a n y H o m e P a g e > C o m p a n y   H o m e   P a g e < / C o m p a n y H o m e P a g e > - 
-             < C o m p a n y H o m e P a g e C a p t i o n > C o m p a n y   H o m e   P a g e   C a p t i o n < / C o m p a n y H o m e P a g e C a p t i o n > - 
-             < C o m p a n y L o g o > C o m p a n y   L o g o < / C o m p a n y L o g o > - 
-             < C o m p a n y V A T R e g i s t r a t i o n N o > C o m p a n y   V A T   R e g i s t r a t i o n   N o . < / C o m p a n y V A T R e g i s t r a t i o n N o > - 
-             < C o m p a n y V A T R e g i s t r a t i o n N o C a p t i o n > C o m p a n y   V A T   R e g i s t r a t i o n   N o .   C a p t i o n < / C o m p a n y V A T R e g i s t r a t i o n N o C a p t i o n > - 
-             < C o m p a n y R e g i s t r a t i o n N o > C o m p a n y   R e g i s t r a t i o n   N o . < / C o m p a n y R e g i s t r a t i o n N o > - 
-             < C o m p a n y R e g i s t r a t i o n N o C a p t i o n > C o m p a n y   R e g i s t r a t i o n   N o .   C a p t i o n < / C o m p a n y R e g i s t r a t i o n N o C a p t i o n > - 
-             < C o m p a n y B a n k N a m e > C o m p a n y   B a n k   N a m e < / C o m p a n y B a n k N a m e > - 
-             < C o m p a n y B a n k N a m e C a p t i o n > C o m p a n y   B a n k   N a m e   C a p t i o n < / C o m p a n y B a n k N a m e C a p t i o n > - 
-             < C o m p a n y B a n k A c c o u n t N o > C o m p a n y   B a n k   A c c o u n t   N o . < / C o m p a n y B a n k A c c o u n t N o > - 
-             < C o m p a n y B a n k A c c o u n t N o C a p t i o n > C o m p a n y   B a n k   A c c o u n t   N o .   C a p t i o n < / C o m p a n y B a n k A c c o u n t N o C a p t i o n > - 
-             < C o m p a n y B a n k B r a n c h N o > C o m p a n y   B a n k   B r a n c h   N o . < / C o m p a n y B a n k B r a n c h N o > - 
-             < C o m p a n y B a n k B r a n c h N o C a p t i o n > C o m p a n y   B a n k   B r a n c h   N o .   C a p t i o n < / C o m p a n y B a n k B r a n c h N o C a p t i o n > - 
-             < C o m p a n y I B A N > C o m p a n y   I B A N < / C o m p a n y I B A N > - 
-             < C o m p a n y I B A N C a p t i o n > C o m p a n y   I B A N   C a p t i o n < / C o m p a n y I B A N C a p t i o n > - 
-             < C o m p a n y B a n k S W I F T > C o m p a n y   B a n k   S W I F T < / C o m p a n y B a n k S W I F T > - 
-             < C o m p a n y B a n k S W I F T C a p t i o n > C o m p a n y   B a n k   S W I F T   C a p t i o n < / C o m p a n y B a n k S W I F T C a p t i o n > - 
-             < C o m p a n y G i r o N o > C o m p a n y   G i r o   N o . < / C o m p a n y G i r o N o > - 
-             < C o m p a n y G i r o N o C a p t i o n > C o m p a n y   G i r o   N o .   C a p t i o n < / C o m p a n y G i r o N o C a p t i o n > - 
-         < / C o m p a n y M e t a d a t a > - 
-     < / B C R e p o r t I n f o r m a t i o n > - 
-     < L a b e l s > - 
-         < A b o u t T h e R e p o r t L a b e l > A b o u t T h e R e p o r t L a b e l < / A b o u t T h e R e p o r t L a b e l > - 
-         < C o m p a n y L a b e l > C o m p a n y L a b e l < / C o m p a n y L a b e l > - 
-         < D a t a R e t r i e v e d > D a t a R e t r i e v e d < / D a t a R e t r i e v e d > - 
-         < D e s c _ P r o d O r d e r C o m p L b l > D e s c _ P r o d O r d e r C o m p L b l < / D e s c _ P r o d O r d e r C o m p L b l > - 
-         < D e s c _ P r o d O r d e r L i n e L b l > D e s c _ P r o d O r d e r L i n e L b l < / D e s c _ P r o d O r d e r L i n e L b l > - 
-         < D e s c _ P r o d O r d e r R t n g L i n e L b l > D e s c _ P r o d O r d e r R t n g L i n e L b l < / D e s c _ P r o d O r d e r R t n g L i n e L b l > - 
-         < D o c u m e n t a t i o n L a b e l > D o c u m e n t a t i o n L a b e l < / D o c u m e n t a t i o n L a b e l > - 
-         < E n d D a t e _ P r o d O r d e r R t n g L i n e L b l > E n d D a t e _ P r o d O r d e r R t n g L i n e L b l < / E n d D a t e _ P r o d O r d e r R t n g L i n e L b l > - 
-         < E n v i r o n m e n t L a b e l > E n v i r o n m e n t L a b e l < / E n v i r o n m e n t L a b e l > - 
-         < I t e m N o _ P r o d O r d e r C o m p L b l > I t e m N o _ P r o d O r d e r C o m p L b l < / I t e m N o _ P r o d O r d e r C o m p L b l > - 
-         < I t e m N o _ P r o d O r d e r L i n e L b l > I t e m N o _ P r o d O r d e r L i n e L b l < / I t e m N o _ P r o d O r d e r L i n e L b l > - 
-         < N a m e _ V e n d o r L b l > N a m e _ V e n d o r L b l < / N a m e _ V e n d o r L b l > - 
-         < N a m e _ W o r k C e n t e r L b l > N a m e _ W o r k C e n t e r L b l < / N a m e _ W o r k C e n t e r L b l > - 
-         < N o _ V e n d o r L b l > N o _ V e n d o r L b l < / N o _ V e n d o r L b l > - 
-         < N o _ W o r k C e n t e r L b l > N o _ W o r k C e n t e r L b l < / N o _ W o r k C e n t e r L b l > - 
-         < O p r t n N o _ P r o d O r d e r R t n g L i n e L b l > O p r t n N o _ P r o d O r d e r R t n g L i n e L b l < / O p r t n N o _ P r o d O r d e r R t n g L i n e L b l > - 
-         < P e r i o d L a b e l > P e r i o d L a b e l < / P e r i o d L a b e l > - 
-         < P O N o _ P r o d O r d e r C o m p L b l > P O N o _ P r o d O r d e r C o m p L b l < / P O N o _ P r o d O r d e r C o m p L b l > - 
-         < P O N o _ P r o d O r d e r R t n g L i n e L b l > P O N o _ P r o d O r d e r R t n g L i n e L b l < / P O N o _ P r o d O r d e r R t n g L i n e L b l > - 
-         < P u r c h L i n e D o c N o L b l > P u r c h L i n e D o c N o L b l < / P u r c h L i n e D o c N o L b l > - 
-         < P u r c h L i n e O u t s t a n d i n g Q t y L b l > P u r c h L i n e O u t s t a n d i n g Q t y L b l < / P u r c h L i n e O u t s t a n d i n g Q t y L b l > - 
-         < R e m a i n g Q t y _ P r o d O r d e r C o m p L b l > R e m a i n g Q t y _ P r o d O r d e r C o m p L b l < / R e m a i n g Q t y _ P r o d O r d e r C o m p L b l > - 
-         < R e m a i n g Q t y _ P r o d O r d e r L i n e L b l > R e m a i n g Q t y _ P r o d O r d e r L i n e L b l < / R e m a i n g Q t y _ P r o d O r d e r L i n e L b l > - 
-         < R e p o r t N a m e L a b e l > R e p o r t N a m e L a b e l < / R e p o r t N a m e L a b e l > - 
-         < R u n O n L a b e l > R u n O n L a b e l < / R u n O n L a b e l > - 
-         < S t r t D t _ P r o d O r d e r R t n g L i n e L b l > S t r t D t _ P r o d O r d e r R t n g L i n e L b l < / S t r t D t _ P r o d O r d e r R t n g L i n e L b l > - 
-         < S u b D i s p a t c h L i s t > S u b D i s p a t c h L i s t < / S u b D i s p a t c h L i s t > - 
-         < S u b D i s p a t c h L i s t A n a l y s i s > S u b D i s p a t c h L i s t A n a l y s i s < / S u b D i s p a t c h L i s t A n a l y s i s > - 
-         < S u b D i s p a t c h L i s t P r i n t > S u b D i s p a t c h L i s t P r i n t < / S u b D i s p a t c h L i s t P r i n t > - 
-         < U O M C o d e _ P r o d O r d e r C o m p L b l > U O M C o d e _ P r o d O r d e r C o m p L b l < / U O M C o d e _ P r o d O r d e r C o m p L b l > - 
-         < U O M C o d e _ P r o d O r d e r L i n e L b l > U O M C o d e _ P r o d O r d e r L i n e L b l < / U O M C o d e _ P r o d O r d e r L i n e L b l > - 
-         < U s e r L a b e l > U s e r L a b e l < / U s e r L a b e l > - 
-     < / L a b e l s > - 
-     < V e n d o r > - 
-         < C o m p a n y N a m e > C o m p a n y N a m e < / C o m p a n y N a m e > - 
-         < C u r r R e p o r t P a g e N o C a p t i o n > C u r r R e p o r t P a g e N o C a p t i o n < / C u r r R e p o r t P a g e N o C a p t i o n > - 
-         < D e s c _ P r o d O r d e r R t n g L i n e C a p t i o n > D e s c _ P r o d O r d e r R t n g L i n e C a p t i o n < / D e s c _ P r o d O r d e r R t n g L i n e C a p t i o n > - 
-         < N a m e _ V e n d o r > N a m e _ V e n d o r < / N a m e _ V e n d o r > - 
-         < N a m e _ V e n d o r C a p t i o n > N a m e _ V e n d o r C a p t i o n < / N a m e _ V e n d o r C a p t i o n > - 
-         < N o _ V e n d o r > N o _ V e n d o r < / N o _ V e n d o r > - 
-         < N o _ V e n d o r C a p t i o n > N o _ V e n d o r C a p t i o n < / N o _ V e n d o r C a p t i o n > - 
-         < O p r t n N o _ P r o d O r d e r R t n g L i n e C a p t i o n > O p r t n N o _ P r o d O r d e r R t n g L i n e C a p t i o n < / O p r t n N o _ P r o d O r d e r R t n g L i n e C a p t i o n > - 
-         < P O N o _ P r o d O r d e r R t n g L i n e C a p t i o n > P O N o _ P r o d O r d e r R t n g L i n e C a p t i o n < / P O N o _ P r o d O r d e r R t n g L i n e C a p t i o n > - 
-         < P r o d O r d R t n g L n E n d D t C a p t > P r o d O r d R t n g L n E n d D t C a p t < / P r o d O r d R t n g L n E n d D t C a p t > - 
-         < P r o d O r d R t n g L n S t r t D t C a p t > P r o d O r d R t n g L n S t r t D t C a p t < / P r o d O r d R t n g L n S t r t D t C a p t > - 
-         < P u r c h L i n e D o c N o C a p t i o n > P u r c h L i n e D o c N o C a p t i o n < / P u r c h L i n e D o c N o C a p t i o n > - 
-         < P u r c h L i n e O u t s t a n d g Q t y C a p t > P u r c h L i n e O u t s t a n d g Q t y C a p t < / P u r c h L i n e O u t s t a n d g Q t y C a p t > - 
-         < R e m a i n g Q t y _ P r o d O r d e r L i n e C a p t i o n > R e m a i n g Q t y _ P r o d O r d e r L i n e C a p t i o n < / R e m a i n g Q t y _ P r o d O r d e r L i n e C a p t i o n > - 
-         < S u b c n t r c t r D i s p a t c h i s t C a p t > S u b c n t r c t r D i s p a t c h i s t C a p t < / S u b c n t r c t r D i s p a t c h i s t C a p t > - 
-         < T o d a y F o r m a t t e d > T o d a y F o r m a t t e d < / T o d a y F o r m a t t e d > - 
-         < U O M C o d e _ P r o d O r d e r L i n e C a p t i o n > U O M C o d e _ P r o d O r d e r L i n e C a p t i o n < / U O M C o d e _ P r o d O r d e r L i n e C a p t i o n > - 
-         < W o r k _ C e n t e r > - 
-             < N a m e _ W o r k C e n t e r > N a m e _ W o r k C e n t e r < / N a m e _ W o r k C e n t e r > - 
-             < N a m e _ W o r k C e n t e r C a p t i o n > N a m e _ W o r k C e n t e r C a p t i o n < / N a m e _ W o r k C e n t e r C a p t i o n > - 
-             < N o _ W o r k C e n t e r > N o _ W o r k C e n t e r < / N o _ W o r k C e n t e r > - 
-             < N o _ W o r k C e n t e r C a p t i o n > N o _ W o r k C e n t e r C a p t i o n < / N o _ W o r k C e n t e r C a p t i o n > - 
-             < P r o d _ O r d e r _ R o u t i n g _ L i n e > - 
-                 < D e s c _ P r o d O r d e r R t n g L i n e > D e s c _ P r o d O r d e r R t n g L i n e < / D e s c _ P r o d O r d e r R t n g L i n e > - 
-                 < E n d D a t e _ P r o d O r d e r R t n g L i n e > E n d D a t e _ P r o d O r d e r R t n g L i n e < / E n d D a t e _ P r o d O r d e r R t n g L i n e > - 
-                 < O p r t n N o _ P r o d O r d e r R t n g L i n e > O p r t n N o _ P r o d O r d e r R t n g L i n e < / O p r t n N o _ P r o d O r d e r R t n g L i n e > - 
-                 < P O N o _ P r o d O r d e r R t n g L i n e > P O N o _ P r o d O r d e r R t n g L i n e < / P O N o _ P r o d O r d e r R t n g L i n e > - 
-                 < S t r t D t _ P r o d O r d e r R t n g L i n e > S t r t D t _ P r o d O r d e r R t n g L i n e < / S t r t D t _ P r o d O r d e r R t n g L i n e > - 
-                 < P r o d _ O r d e r _ L i n e > - 
-                     < D e s c _ P r o d O r d e r L i n e > D e s c _ P r o d O r d e r L i n e < / D e s c _ P r o d O r d e r L i n e > - 
-                     < I t e m N o _ P r o d O r d e r L i n e > I t e m N o _ P r o d O r d e r L i n e < / I t e m N o _ P r o d O r d e r L i n e > - 
-                     < P u r c h L i n e D o c N o > P u r c h L i n e D o c N o < / P u r c h L i n e D o c N o > - 
-                     < P u r c h L i n e O u t s t a n d i n g Q t y > P u r c h L i n e O u t s t a n d i n g Q t y < / P u r c h L i n e O u t s t a n d i n g Q t y > - 
-                     < R e m a i n g Q t y _ P r o d O r d e r L i n e > R e m a i n g Q t y _ P r o d O r d e r L i n e < / R e m a i n g Q t y _ P r o d O r d e r L i n e > - 
-                     < U O M C o d e _ P r o d O r d e r L i n e > U O M C o d e _ P r o d O r d e r L i n e < / U O M C o d e _ P r o d O r d e r L i n e > - 
-                     < P r o d _ O r d e r _ C o m p o n e n t > - 
-                         < C o m p o n e n t s n e e d e d C a p t i o n > C o m p o n e n t s n e e d e d C a p t i o n < / C o m p o n e n t s n e e d e d C a p t i o n > - 
-                         < D e s c _ P r o d O r d e r C o m p > D e s c _ P r o d O r d e r C o m p < / D e s c _ P r o d O r d e r C o m p > - 
-                         < I t e m N o _ P r o d O r d e r C o m p > I t e m N o _ P r o d O r d e r C o m p < / I t e m N o _ P r o d O r d e r C o m p > - 
-                         < P O N o _ P r o d O r d e r C o m p > P O N o _ P r o d O r d e r C o m p < / P O N o _ P r o d O r d e r C o m p > - 
-                         < R e m a i n g Q t y _ P r o d O r d e r C o m p > R e m a i n g Q t y _ P r o d O r d e r C o m p < / R e m a i n g Q t y _ P r o d O r d e r C o m p > - 
-                         < U O M C o d e _ P r o d O r d e r C o m p > U O M C o d e _ P r o d O r d e r C o m p < / U O M C o d e _ P r o d O r d e r C o m p > - 
-                     < / P r o d _ O r d e r _ C o m p o n e n t > - 
-                 < / P r o d _ O r d e r _ L i n e > - 
-             < / P r o d _ O r d e r _ R o u t i n g _ L i n e > - 
-         < / W o r k _ C e n t e r > - 
-     < / V e n d o r > - 
- < / N a v W o r d R e p o r t X m l P a r t > 
-</file>
-
-<file path=customXml/item4.xml>��< ? x m l   v e r s i o n = " 1 . 0 "   e n c o d i n g = " u t f - 1 6 " ? > - 
- < N a v W o r d R e p o r t X m l P a r t   x m l n s = " u r n : m i c r o s o f t - d y n a m i c s - b u s i n e s s c e n t r a l / i n t e r n a l / e x t e n d e d / r e p o r t s / S u b c o n t r a c t o r _ D i s p a t c h _ L i s t / 9 9 0 0 0 7 8 9 / " > - 
-     < B C R e p o r t I n f o r m a t i o n > - 
-         < R e p o r t M e t a d a t a > - 
-             < E x t e n s i o n I d > E x t e n s i o n   I D < / E x t e n s i o n I d > - 
-             < E x t e n s i o n N a m e > E x t e n s i o n   N a m e < / E x t e n s i o n N a m e > - 
-             < E x t e n s i o n P u b l i s h e r > E x t e n s i o n   P u b l i s h e r < / E x t e n s i o n P u b l i s h e r > - 
-             < E x t e n s i o n V e r s i o n > E x t e n s i o n   V e r s i o n < / E x t e n s i o n V e r s i o n > - 
-             < R e p o r t I d > R e p o r t   I D < / R e p o r t I d > - 
-             < R e p o r t N a m e > R e p o r t   N a m e < / R e p o r t N a m e > - 
-             < R e p o r t C a p t i o n > R e p o r t   C a p t i o n < / R e p o r t C a p t i o n > - 
-             < A b o u t T h i s R e p o r t T i t l e > A b o u t   T h i s   R e p o r t   T i t l e < / A b o u t T h i s R e p o r t T i t l e > - 
-             < A b o u t T h i s R e p o r t T e x t > A b o u t   T h i s   R e p o r t   T e x t < / A b o u t T h i s R e p o r t T e x t > - 
-             < R e p o r t H e l p L i n k > R e p o r t   H e l p   L i n k < / R e p o r t H e l p L i n k > - 
-         < / R e p o r t M e t a d a t a > - 
-         < R e p o r t R e q u e s t > - 
-             < T e n a n t E n t r a I d > T e n a n t   E n t r a   I d < / T e n a n t E n t r a I d > - 
-             < E n v i r o n m e n t N a m e > E n v i r o n m e n t   N a m e < / E n v i r o n m e n t N a m e > - 
-             < E n v i r o n m e n t T y p e > E n v i r o n m e n t   T y p e < / E n v i r o n m e n t T y p e > - 
-             < C o m p a n y N a m e > C o m p a n y   N a m e < / C o m p a n y N a m e > - 
-             < C o m p a n y D i s p l a y N a m e > C o m p a n y   D i s p l a y   N a m e < / C o m p a n y D i s p l a y N a m e > - 
-             < C o m p a n y I d > C o m p a n y   I D < / C o m p a n y I d > - 
-             < U s e r N a m e > U s e r   N a m e < / U s e r N a m e > - 
-             < D a t e A n d T i m e > D a t e   a n d   T i m e < / D a t e A n d T i m e > - 
-             < L a n g u a g e > L a n g u a g e < / L a n g u a g e > - 
-             < F o r m a t R e g i o n > F o r m a t   R e g i o n < / F o r m a t R e g i o n > - 
-             < D a t e T i m e V a l u e s > - 
-                 < Y e a r > Y e a r < / Y e a r > - 
-                 < M o n t h N u m b e r > M o n t h   N u m b e r < / M o n t h N u m b e r > - 
-                 < D a y N u m b e r > D a y   N u m b e r < / D a y N u m b e r > - 
-                 < H o u r > H o u r < / H o u r > - 
-                 < M i n u t e > M i n u t e < / M i n u t e > - 
-             < / D a t e T i m e V a l u e s > - 
-         < / R e p o r t R e q u e s t > - 
-         < C o m p a n y M e t a d a t a > - 
-             < C o m p a n y N a m e > C o m p a n y   N a m e < / C o m p a n y N a m e > - 
-             < C o m p a n y D i s p l a y N a m e > C o m p a n y   D i s p l a y   N a m e < / C o m p a n y D i s p l a y N a m e > - 
-             < C o m p a n y A d d r e s s L i n e s > - 
-                 < C o m p a n y A d d r e s s L i n e 1 > C o m p a n y   A d d r e s s   L i n e   1 < / C o m p a n y A d d r e s s L i n e 1 > - 
-                 < C o m p a n y A d d r e s s L i n e 2 > C o m p a n y   A d d r e s s   L i n e   2 < / C o m p a n y A d d r e s s L i n e 2 > - 
-                 < C o m p a n y A d d r e s s L i n e 3 > C o m p a n y   A d d r e s s   L i n e   3 < / C o m p a n y A d d r e s s L i n e 3 > - 
-                 < C o m p a n y A d d r e s s L i n e 4 > C o m p a n y   A d d r e s s   L i n e   4 < / C o m p a n y A d d r e s s L i n e 4 > - 
-                 < C o m p a n y A d d r e s s L i n e 5 > C o m p a n y   A d d r e s s   L i n e   5 < / C o m p a n y A d d r e s s L i n e 5 > - 
-                 < C o m p a n y A d d r e s s L i n e 6 > C o m p a n y   A d d r e s s   L i n e   6 < / C o m p a n y A d d r e s s L i n e 6 > - 
-                 < C o m p a n y A d d r e s s L i n e 7 > C o m p a n y   A d d r e s s   L i n e   7 < / C o m p a n y A d d r e s s L i n e 7 > - 
-                 < C o m p a n y A d d r e s s L i n e 8 > C o m p a n y   A d d r e s s   L i n e   8 < / C o m p a n y A d d r e s s L i n e 8 > - 
-             < / C o m p a n y A d d r e s s L i n e s > - 
-             < C o m p a n y P h o n e > C o m p a n y   P h o n e < / C o m p a n y P h o n e > - 
-             < C o m p a n y P h o n e C a p t i o n > C o m p a n y   P h o n e   C a p t i o n < / C o m p a n y P h o n e C a p t i o n > - 
-             < C o m p a n y F a x N o > C o m p a n y   F a x   N o . < / C o m p a n y F a x N o > - 
-             < C o m p a n y F a x N o C a p t i o n > C o m p a n y   F a x   N o .   C a p t i o n < / C o m p a n y F a x N o C a p t i o n > - 
-             < C o m p a n y E m a i l > C o m p a n y   E m a i l < / C o m p a n y E m a i l > - 
-             < C o m p a n y E m a i l C a p t i o n > C o m p a n y   E m a i l   C a p t i o n < / C o m p a n y E m a i l C a p t i o n > - 
-             < C o m p a n y H o m e P a g e > C o m p a n y   H o m e   P a g e < / C o m p a n y H o m e P a g e > - 
-             < C o m p a n y H o m e P a g e C a p t i o n > C o m p a n y   H o m e   P a g e   C a p t i o n < / C o m p a n y H o m e P a g e C a p t i o n > - 
-             < C o m p a n y L o g o > C o m p a n y   L o g o < / C o m p a n y L o g o > - 
-             < C o m p a n y V A T R e g i s t r a t i o n N o > C o m p a n y   V A T   R e g i s t r a t i o n   N o . < / C o m p a n y V A T R e g i s t r a t i o n N o > - 
-             < C o m p a n y V A T R e g i s t r a t i o n N o C a p t i o n > C o m p a n y   V A T   R e g i s t r a t i o n   N o .   C a p t i o n < / C o m p a n y V A T R e g i s t r a t i o n N o C a p t i o n > - 
-             < C o m p a n y R e g i s t r a t i o n N o > C o m p a n y   R e g i s t r a t i o n   N o . < / C o m p a n y R e g i s t r a t i o n N o > - 
-             < C o m p a n y R e g i s t r a t i o n N o C a p t i o n > C o m p a n y   R e g i s t r a t i o n   N o .   C a p t i o n < / C o m p a n y R e g i s t r a t i o n N o C a p t i o n > - 
-             < C o m p a n y B a n k N a m e > C o m p a n y   B a n k   N a m e < / C o m p a n y B a n k N a m e > - 
-             < C o m p a n y B a n k N a m e C a p t i o n > C o m p a n y   B a n k   N a m e   C a p t i o n < / C o m p a n y B a n k N a m e C a p t i o n > - 
-             < C o m p a n y B a n k A c c o u n t N o > C o m p a n y   B a n k   A c c o u n t   N o . < / C o m p a n y B a n k A c c o u n t N o > - 
-             < C o m p a n y B a n k A c c o u n t N o C a p t i o n > C o m p a n y   B a n k   A c c o u n t   N o .   C a p t i o n < / C o m p a n y B a n k A c c o u n t N o C a p t i o n > - 
-             < C o m p a n y B a n k B r a n c h N o > C o m p a n y   B a n k   B r a n c h   N o . < / C o m p a n y B a n k B r a n c h N o > - 
-             < C o m p a n y B a n k B r a n c h N o C a p t i o n > C o m p a n y   B a n k   B r a n c h   N o .   C a p t i o n < / C o m p a n y B a n k B r a n c h N o C a p t i o n > - 
-             < C o m p a n y I B A N > C o m p a n y   I B A N < / C o m p a n y I B A N > - 
-             < C o m p a n y I B A N C a p t i o n > C o m p a n y   I B A N   C a p t i o n < / C o m p a n y I B A N C a p t i o n > - 
-             < C o m p a n y B a n k S W I F T > C o m p a n y   B a n k   S W I F T < / C o m p a n y B a n k S W I F T > - 
-             < C o m p a n y B a n k S W I F T C a p t i o n > C o m p a n y   B a n k   S W I F T   C a p t i o n < / C o m p a n y B a n k S W I F T C a p t i o n > - 
-             < C o m p a n y G i r o N o > C o m p a n y   G i r o   N o . < / C o m p a n y G i r o N o > - 
-             < C o m p a n y G i r o N o C a p t i o n > C o m p a n y   G i r o   N o .   C a p t i o n < / C o m p a n y G i r o N o C a p t i o n > - 
-         < / C o m p a n y M e t a d a t a > - 
-     < / B C R e p o r t I n f o r m a t i o n > - 
-     < L a b e l s > - 
-         < A b o u t T h e R e p o r t L a b e l   E l e m e n t T y p e = " P a r a m e t e r "   E l e m e n t I d = " 1 6 7 7 9 2 0 0 1 "   D a t a T y p e = " S t r i n g " > A b o u t T h e R e p o r t L a b e l < / A b o u t T h e R e p o r t L a b e l > - 
-         < C o m p a n y L a b e l   E l e m e n t T y p e = " P a r a m e t e r "   E l e m e n t I d = " 3 4 6 7 6 0 3 4 8 "   D a t a T y p e = " S t r i n g " > C o m p a n y L a b e l < / C o m p a n y L a b e l > - 
-         < D a t a R e t r i e v e d   E l e m e n t T y p e = " P a r a m e t e r "   E l e m e n t I d = " 2 9 1 9 1 1 8 0 7 "   D a t a T y p e = " S t r i n g " > D a t a R e t r i e v e d < / D a t a R e t r i e v e d > - 
-         < D e s c _ P r o d O r d e r C o m p L b l   E l e m e n t T y p e = " P a r a m e t e r "   E l e m e n t I d = " 1 4 3 6 3 8 7 8 3 "   D a t a T y p e = " S t r i n g " > D e s c _ P r o d O r d e r C o m p L b l < / D e s c _ P r o d O r d e r C o m p L b l > - 
-         < D e s c _ P r o d O r d e r L i n e L b l   E l e m e n t T y p e = " P a r a m e t e r "   E l e m e n t I d = " 2 1 4 3 7 8 6 9 9 2 "   D a t a T y p e = " S t r i n g " > D e s c _ P r o d O r d e r L i n e L b l < / D e s c _ P r o d O r d e r L i n e L b l > - 
-         < D e s c _ P r o d O r d e r R t n g L i n e L b l   E l e m e n t T y p e = " P a r a m e t e r "   E l e m e n t I d = " 1 8 7 3 5 7 1 1 6 7 "   D a t a T y p e = " S t r i n g " > D e s c _ P r o d O r d e r R t n g L i n e L b l < / D e s c _ P r o d O r d e r R t n g L i n e L b l > - 
-         < D o c u m e n t a t i o n L a b e l   E l e m e n t T y p e = " P a r a m e t e r "   E l e m e n t I d = " 1 7 3 8 9 2 4 8 1 5 "   D a t a T y p e = " S t r i n g " > D o c u m e n t a t i o n L a b e l < / D o c u m e n t a t i o n L a b e l > - 
-         < E n d D a t e _ P r o d O r d e r R t n g L i n e L b l   E l e m e n t T y p e = " P a r a m e t e r "   E l e m e n t I d = " 6 1 4 9 0 7 8 2 9 "   D a t a T y p e = " S t r i n g " > E n d D a t e _ P r o d O r d e r R t n g L i n e L b l < / E n d D a t e _ P r o d O r d e r R t n g L i n e L b l > - 
-         < E n v i r o n m e n t L a b e l   E l e m e n t T y p e = " P a r a m e t e r "   E l e m e n t I d = " 8 1 8 8 1 6 5 9 0 "   D a t a T y p e = " S t r i n g " > E n v i r o n m e n t L a b e l < / E n v i r o n m e n t L a b e l > - 
-         < I t e m N o _ P r o d O r d e r C o m p L b l   E l e m e n t T y p e = " P a r a m e t e r "   E l e m e n t I d = " 5 4 1 4 3 3 6 9 8 "   D a t a T y p e = " S t r i n g " > I t e m N o _ P r o d O r d e r C o m p L b l < / I t e m N o _ P r o d O r d e r C o m p L b l > - 
-         < I t e m N o _ P r o d O r d e r L i n e L b l   E l e m e n t T y p e = " P a r a m e t e r "   E l e m e n t I d = " 1 9 9 1 2 8 5 0 5 3 "   D a t a T y p e = " S t r i n g " > I t e m N o _ P r o d O r d e r L i n e L b l < / I t e m N o _ P r o d O r d e r L i n e L b l > - 
-         < N a m e _ V e n d o r L b l   E l e m e n t T y p e = " P a r a m e t e r "   E l e m e n t I d = " 2 9 8 9 1 3 2 4 5 "   D a t a T y p e = " S t r i n g " > N a m e _ V e n d o r L b l < / N a m e _ V e n d o r L b l > - 
-         < N a m e _ W o r k C e n t e r L b l   E l e m e n t T y p e = " P a r a m e t e r "   E l e m e n t I d = " 2 2 9 6 8 1 2 4 5 "   D a t a T y p e = " S t r i n g " > N a m e _ W o r k C e n t e r L b l < / N a m e _ W o r k C e n t e r L b l > - 
-         < N o _ V e n d o r L b l   E l e m e n t T y p e = " P a r a m e t e r "   E l e m e n t I d = " 1 3 7 4 1 1 2 0 9 9 "   D a t a T y p e = " S t r i n g " > N o _ V e n d o r L b l < / N o _ V e n d o r L b l > - 
-         < N o _ W o r k C e n t e r L b l   E l e m e n t T y p e = " P a r a m e t e r "   E l e m e n t I d = " 2 1 3 9 9 9 8 1 7 3 "   D a t a T y p e = " S t r i n g " > N o _ W o r k C e n t e r L b l < / N o _ W o r k C e n t e r L b l > - 
-         < O p r t n N o _ P r o d O r d e r R t n g L i n e L b l   E l e m e n t T y p e = " P a r a m e t e r "   E l e m e n t I d = " 3 3 3 9 3 2 4 4 0 "   D a t a T y p e = " S t r i n g " > O p r t n N o _ P r o d O r d e r R t n g L i n e L b l < / O p r t n N o _ P r o d O r d e r R t n g L i n e L b l > - 
-         < P e r i o d L a b e l   E l e m e n t T y p e = " P a r a m e t e r "   E l e m e n t I d = " 1 8 3 9 7 8 7 4 6 "   D a t a T y p e = " S t r i n g " > P e r i o d L a b e l < / P e r i o d L a b e l > - 
-         < P O N o _ P r o d O r d e r C o m p L b l   E l e m e n t T y p e = " P a r a m e t e r "   E l e m e n t I d = " 1 0 9 9 6 1 8 0 8 8 "   D a t a T y p e = " S t r i n g " > P O N o _ P r o d O r d e r C o m p L b l < / P O N o _ P r o d O r d e r C o m p L b l > - 
-         < P O N o _ P r o d O r d e r R t n g L i n e L b l   E l e m e n t T y p e = " P a r a m e t e r "   E l e m e n t I d = " 6 1 5 3 7 7 7 8 4 "   D a t a T y p e = " S t r i n g " > P O N o _ P r o d O r d e r R t n g L i n e L b l < / P O N o _ P r o d O r d e r R t n g L i n e L b l > - 
-         < P u r c h L i n e D o c N o L b l   E l e m e n t T y p e = " P a r a m e t e r "   E l e m e n t I d = " 2 0 5 5 6 6 1 4 6 0 "   D a t a T y p e = " S t r i n g " > P u r c h L i n e D o c N o L b l < / P u r c h L i n e D o c N o L b l > - 
-         < P u r c h L i n e O u t s t a n d i n g Q t y L b l   E l e m e n t T y p e = " P a r a m e t e r "   E l e m e n t I d = " 1 7 7 7 1 5 6 3 4 9 "   D a t a T y p e = " S t r i n g " > P u r c h L i n e O u t s t a n d i n g Q t y L b l < / P u r c h L i n e O u t s t a n d i n g Q t y L b l > - 
-         < R e m a i n g Q t y _ P r o d O r d e r C o m p L b l   E l e m e n t T y p e = " P a r a m e t e r "   E l e m e n t I d = " 1 0 3 9 1 7 5 3 2 1 "   D a t a T y p e = " S t r i n g " > R e m a i n g Q t y _ P r o d O r d e r C o m p L b l < / R e m a i n g Q t y _ P r o d O r d e r C o m p L b l > - 
-         < R e m a i n g Q t y _ P r o d O r d e r L i n e L b l   E l e m e n t T y p e = " P a r a m e t e r "   E l e m e n t I d = " 1 2 0 6 7 5 9 9 5 8 "   D a t a T y p e = " S t r i n g " > R e m a i n g Q t y _ P r o d O r d e r L i n e L b l < / R e m a i n g Q t y _ P r o d O r d e r L i n e L b l > - 
-         < R e p o r t N a m e L a b e l   E l e m e n t T y p e = " P a r a m e t e r "   E l e m e n t I d = " 1 0 2 2 2 9 2 9 8 2 "   D a t a T y p e = " S t r i n g " > R e p o r t N a m e L a b e l < / R e p o r t N a m e L a b e l > - 
-         < R u n O n L a b e l   E l e m e n t T y p e = " P a r a m e t e r "   E l e m e n t I d = " 1 1 1 9 0 3 7 5 9 5 "   D a t a T y p e = " S t r i n g " > R u n O n L a b e l < / R u n O n L a b e l > - 
-         < S t r t D t _ P r o d O r d e r R t n g L i n e L b l   E l e m e n t T y p e = " P a r a m e t e r "   E l e m e n t I d = " 1 5 5 2 2 3 7 6 0 1 "   D a t a T y p e = " S t r i n g " > S t r t D t _ P r o d O r d e r R t n g L i n e L b l < / S t r t D t _ P r o d O r d e r R t n g L i n e L b l > - 
-         < S u b D i s p a t c h L i s t   E l e m e n t T y p e = " P a r a m e t e r "   E l e m e n t I d = " 8 2 0 5 4 8 0 6 7 "   D a t a T y p e = " S t r i n g " > S u b D i s p a t c h L i s t < / S u b D i s p a t c h L i s t > - 
-         < S u b D i s p a t c h L i s t A n a l y s i s   E l e m e n t T y p e = " P a r a m e t e r "   E l e m e n t I d = " 3 9 8 4 6 7 8 5 "   D a t a T y p e = " S t r i n g " > S u b D i s p a t c h L i s t A n a l y s i s < / S u b D i s p a t c h L i s t A n a l y s i s > - 
-         < S u b D i s p a t c h L i s t P r i n t   E l e m e n t T y p e = " P a r a m e t e r "   E l e m e n t I d = " 1 3 6 9 9 3 0 0 3 0 "   D a t a T y p e = " S t r i n g " > S u b D i s p a t c h L i s t P r i n t < / S u b D i s p a t c h L i s t P r i n t > - 
-         < U O M C o d e _ P r o d O r d e r C o m p L b l   E l e m e n t T y p e = " P a r a m e t e r "   E l e m e n t I d = " 1 2 7 8 5 9 3 2 7 6 "   D a t a T y p e = " S t r i n g " > U O M C o d e _ P r o d O r d e r C o m p L b l < / U O M C o d e _ P r o d O r d e r C o m p L b l > - 
-         < U O M C o d e _ P r o d O r d e r L i n e L b l   E l e m e n t T y p e = " P a r a m e t e r "   E l e m e n t I d = " 1 5 0 9 6 7 9 9 7 3 "   D a t a T y p e = " S t r i n g " > U O M C o d e _ P r o d O r d e r L i n e L b l < / U O M C o d e _ P r o d O r d e r L i n e L b l > - 
-         < U s e r L a b e l   E l e m e n t T y p e = " P a r a m e t e r "   E l e m e n t I d = " 8 4 8 8 1 6 7 9 4 "   D a t a T y p e = " S t r i n g " > U s e r L a b e l < / U s e r L a b e l > - 
-     < / L a b e l s > - 
-     < T o o l t i p s > - 
-         < T o o l t i p   c o l u m n = " N o _ V e n d o r "   E l e m e n t I d = " 8 6 9 5 5 5 2 7 3 " > - 
-             < T o o l t i p T e x t   l a n g = " e n - U S " > S p e c i f i e s   t h e   n u m b e r   o f   t h e   v e n d o r .   T h e   f i e l d   i s   e i t h e r   f i l l e d   a u t o m a t i c a l l y   f r o m   a   d e f i n e d   n u m b e r   s e r i e s ,   o r   y o u   e n t e r   t h e   n u m b e r   m a n u a l l y   b e c a u s e   y o u   h a v e   e n a b l e d   m a n u a l   n u m b e r   e n t r y   i n   t h e   n u m b e r - s e r i e s   s e t u p . < / T o o l t i p T e x t > - 
-         < / T o o l t i p > - 
-         < T o o l t i p   c o l u m n = " N a m e _ V e n d o r "   E l e m e n t I d = " 1 0 6 0 4 4 6 3 2 7 " > - 
-             < T o o l t i p T e x t   l a n g = " e n - U S " > S p e c i f i e s   t h e   v e n d o r ' s   n a m e .   Y o u   c a n   e n t e r   a   m a x i m u m   o f   3 0   c h a r a c t e r s ,   b o t h   n u m b e r s   a n d   l e t t e r s . < / T o o l t i p T e x t > - 
-         < / T o o l t i p > - 
-         < T o o l t i p   c o l u m n = " N o _ W o r k C e n t e r "   E l e m e n t I d = " 1 2 2 6 1 6 7 6 8 9 " > - 
-             < T o o l t i p T e x t   l a n g = " e n - U S " > S p e c i f i e s   t h e   n u m b e r   o f   t h e   i n v o l v e d   e n t r y   o r   r e c o r d ,   a c c o r d i n g   t o   t h e   s p e c i f i e d   n u m b e r   s e r i e s . < / T o o l t i p T e x t > - 
-         < / T o o l t i p > - 
-         < T o o l t i p   c o l u m n = " N a m e _ W o r k C e n t e r "   E l e m e n t I d = " 6 0 6 6 7 8 7 7 5 " > - 
-             < T o o l t i p T e x t   l a n g = " e n - U S " > S p e c i f i e s   t h e   n a m e   o f   t h e   w o r k   c e n t e r . < / T o o l t i p T e x t > - 
-         < / T o o l t i p > - 
-         < T o o l t i p   c o l u m n = " O p r t n N o _ P r o d O r d e r R t n g L i n e "   E l e m e n t I d = " 3 6 9 1 5 9 7 3 4 " > - 
-             < T o o l t i p T e x t   l a n g = " e n - U S " > S p e c i f i e s   t h e   o p e r a t i o n   n u m b e r . < / T o o l t i p T e x t > - 
-         < / T o o l t i p > - 
-         < T o o l t i p   c o l u m n = " P O N o _ P r o d O r d e r R t n g L i n e "   E l e m e n t I d = " 1 1 4 7 1 7 2 2 6 " > - 
-             < T o o l t i p T e x t   l a n g = " e n - U S " > S p e c i f i e s   t h e   n u m b e r   o f   t h e   r e l a t e d   p r o d u c t i o n   o r d e r . < / T o o l t i p T e x t > - 
-         < / T o o l t i p > - 
-         < T o o l t i p   c o l u m n = " D e s c _ P r o d O r d e r R t n g L i n e "   E l e m e n t I d = " 8 4 4 3 5 5 6 1 1 " > - 
-             < T o o l t i p T e x t   l a n g = " e n - U S " > S p e c i f i e s   t h e   d e s c r i p t i o n   o f   t h e   o p e r a t i o n . < / T o o l t i p T e x t > - 
-         < / T o o l t i p > - 
-         < T o o l t i p   c o l u m n = " I t e m N o _ P r o d O r d e r L i n e "   E l e m e n t I d = " 1 8 8 8 3 1 2 1 0 5 " > - 
-             < T o o l t i p T e x t   l a n g = " e n - U S " > S p e c i f i e s   t h e   n u m b e r   o f   t h e   i t e m   t h a t   i s   t o   b e   p r o d u c e d . < / T o o l t i p T e x t > - 
-         < / T o o l t i p > - 
-         < T o o l t i p   c o l u m n = " U O M C o d e _ P r o d O r d e r L i n e "   E l e m e n t I d = " 1 1 8 3 0 3 4 6 8 7 " > - 
-             < T o o l t i p T e x t   l a n g = " e n - U S " > S p e c i f i e s   h o w   e a c h   u n i t   o f   t h e   i t e m   i s   m e a s u r e d ,   s u c h   a s   i n   p i e c e s   o r   t o n s .   B y   d e f a u l t ,   t h e   v a l u e   i n   t h e   B a s e   U n i t   o f   M e a s u r e   f i e l d   o n   t h e   i t e m   c a r d   i s   i n s e r t e d .   I t   w i l l   b e   c h a n g e d   i f   y o u   s w i t c h   P r o d u c t   B O M   o r   P r o d u c t i o n   B O M   V e r s i o n . < / T o o l t i p T e x t > - 
-         < / T o o l t i p > - 
-         < T o o l t i p   c o l u m n = " R e m a i n g Q t y _ P r o d O r d e r L i n e "   E l e m e n t I d = " 2 0 5 9 2 8 1 9 6 4 " > - 
-             < T o o l t i p T e x t   l a n g = " e n - U S " > S p e c i f i e s   t h e   d i f f e r e n c e   b e t w e e n   t h e   f i n i s h e d   a n d   p l a n n e d   q u a n t i t i e s ,   o r   z e r o   i f   t h e   f i n i s h e d   q u a n t i t y   i s   g r e a t e r   t h a n   t h e   r e m a i n i n g   q u a n t i t y . < / T o o l t i p T e x t > - 
-         < / T o o l t i p > - 
-         < T o o l t i p   c o l u m n = " D e s c _ P r o d O r d e r L i n e "   E l e m e n t I d = " 3 1 4 2 4 7 3 2 6 " > - 
-             < T o o l t i p T e x t   l a n g = " e n - U S " > S p e c i f i e s   t h e   v a l u e   o f   t h e   D e s c r i p t i o n   f i e l d   o n   t h e   i t e m   c a r d .   I f   y o u   e n t e r   a   v a r i a n t   c o d e ,   t h e   v a r i a n t   d e s c r i p t i o n   i s   c o p i e d   t o   t h i s   f i e l d   i n s t e a d . < / T o o l t i p T e x t > - 
-         < / T o o l t i p > - 
-         < T o o l t i p   c o l u m n = " P u r c h L i n e D o c N o "   E l e m e n t I d = " 7 6 1 2 6 2 9 7 8 " > - 
-             < T o o l t i p T e x t   l a n g = " e n - U S " > S p e c i f i e s   t h e   d o c u m e n t   n u m b e r . < / T o o l t i p T e x t > - 
-         < / T o o l t i p > - 
-         < T o o l t i p   c o l u m n = " P u r c h L i n e O u t s t a n d i n g Q t y "   E l e m e n t I d = " 8 8 2 5 0 3 1 9 1 " > - 
-             < T o o l t i p T e x t   l a n g = " e n - U S " > S p e c i f i e s   h o w   m a n y   u n i t s   o n   t h e   o r d e r   l i n e   h a v e   n o t   y e t   b e e n   r e c e i v e d . < / T o o l t i p T e x t > - 
-         < / T o o l t i p > - 
-         < T o o l t i p   c o l u m n = " I t e m N o _ P r o d O r d e r C o m p "   E l e m e n t I d = " 8 6 1 5 4 8 1 6 0 " > - 
-             < T o o l t i p T e x t   l a n g = " e n - U S " > S p e c i f i e s   t h e   n u m b e r   o f   t h e   i t e m   t h a t   i s   a   c o m p o n e n t   i n   t h e   p r o d u c t i o n   o r d e r   c o m p o n e n t   l i s t . < / T o o l t i p T e x t > - 
-         < / T o o l t i p > - 
-         < T o o l t i p   c o l u m n = " D e s c _ P r o d O r d e r C o m p "   E l e m e n t I d = " 2 6 2 5 5 2 0 6 9 " > - 
-             < T o o l t i p T e x t   l a n g = " e n - U S " > S p e c i f i e s   a   d e s c r i p t i o n   o f   t h e   i t e m   o n   t h e   l i n e . < / T o o l t i p T e x t > - 
-         < / T o o l t i p > - 
-         < T o o l t i p   c o l u m n = " R e m a i n g Q t y _ P r o d O r d e r C o m p "   E l e m e n t I d = " 7 4 4 0 2 8 6 2 7 " > - 
-             < T o o l t i p T e x t   l a n g = " e n - U S " > S p e c i f i e s   t h e   d i f f e r e n c e   b e t w e e n   t h e   f i n i s h e d   a n d   p l a n n e d   q u a n t i t i e s ,   o r   z e r o   i f   t h e   f i n i s h e d   q u a n t i t y   i s   g r e a t e r   t h a n   t h e   r e m a i n i n g   q u a n t i t y . < / T o o l t i p T e x t > - 
-         < / T o o l t i p > - 
-         < T o o l t i p   c o l u m n = " U O M C o d e _ P r o d O r d e r C o m p "   E l e m e n t I d = " 6 6 0 7 1 1 8 5 0 " > - 
-             < T o o l t i p T e x t   l a n g = " e n - U S " > S p e c i f i e s   h o w   e a c h   u n i t   o f   t h e   i t e m   o r   r e s o u r c e   i s   m e a s u r e d ,   s u c h   a s   i n   p i e c e s   o r   h o u r s .   B y   d e f a u l t ,   t h e   v a l u e   i n   t h e   B a s e   U n i t   o f   M e a s u r e   f i e l d   o n   t h e   i t e m   o r   r e s o u r c e   c a r d   i s   i n s e r t e d . < / T o o l t i p T e x t > - 
-         < / T o o l t i p > - 
-         < T o o l t i p   c o l u m n = " P O N o _ P r o d O r d e r C o m p "   E l e m e n t I d = " 1 3 2 9 1 8 2 8 5 8 " > - 
-             < T o o l t i p T e x t   l a n g = " e n - U S " > S p e c i f i e s   t h e   n u m b e r   o f   t h e   r e l a t e d   p r o d u c t i o n   o r d e r . < / T o o l t i p T e x t > - 
-         < / T o o l t i p > - 
-     < / T o o l t i p s > - 
-     < V e n d o r   E l e m e n t T y p e = " D a t a I t e m "   E l e m e n t I d = " 2 1 1 4 8 2 1 6 7 " > - 
-         < C o m p a n y N a m e   E l e m e n t T y p e = " C o l u m n "   E l e m e n t I d = " 1 5 9 5 4 7 7 3 9 5 "   D a t a T y p e = " S t r i n g " > C o m p a n y N a m e < / C o m p a n y N a m e > - 
-         < C u r r R e p o r t P a g e N o C a p t i o n   E l e m e n t T y p e = " C o l u m n "   E l e m e n t I d = " 2 0 2 2 2 2 5 3 5 1 "   D a t a T y p e = " L a b e l " > C u r r R e p o r t P a g e N o C a p t i o n < / C u r r R e p o r t P a g e N o C a p t i o n > - 
-         < D e s c _ P r o d O r d e r R t n g L i n e C a p t i o n   E l e m e n t T y p e = " C o l u m n "   E l e m e n t I d = " 1 8 6 2 5 3 8 4 1 3 "   D a t a T y p e = " S t r i n g " > D e s c _ P r o d O r d e r R t n g L i n e C a p t i o n < / D e s c _ P r o d O r d e r R t n g L i n e C a p t i o n > - 
-         < N a m e _ V e n d o r   E l e m e n t T y p e = " C o l u m n "   E l e m e n t I d = " 1 0 6 0 4 4 6 3 2 7 "   D a t a T y p e = " T e x t " > N a m e _ V e n d o r < / N a m e _ V e n d o r > - 
-         < N a m e _ V e n d o r C a p t i o n   E l e m e n t T y p e = " C o l u m n "   E l e m e n t I d = " 1 8 7 1 7 5 5 2 8 1 "   D a t a T y p e = " S t r i n g " > N a m e _ V e n d o r C a p t i o n < / N a m e _ V e n d o r C a p t i o n > - 
-         < N o _ V e n d o r   E l e m e n t T y p e = " C o l u m n "   E l e m e n t I d = " 8 6 9 5 5 5 2 7 3 "   D a t a T y p e = " C o d e " > N o _ V e n d o r < / N o _ V e n d o r > - 
-         < N o _ V e n d o r C a p t i o n   E l e m e n t T y p e = " C o l u m n "   E l e m e n t I d = " 1 6 3 8 5 3 1 5 6 9 "   D a t a T y p e = " S t r i n g " > N o _ V e n d o r C a p t i o n < / N o _ V e n d o r C a p t i o n > - 
-         < O p r t n N o _ P r o d O r d e r R t n g L i n e C a p t i o n   E l e m e n t T y p e = " C o l u m n "   E l e m e n t I d = " 3 2 1 2 9 3 2 0 4 "   D a t a T y p e = " S t r i n g " > O p r t n N o _ P r o d O r d e r R t n g L i n e C a p t i o n < / O p r t n N o _ P r o d O r d e r R t n g L i n e C a p t i o n > - 
-         < P O N o _ P r o d O r d e r R t n g L i n e C a p t i o n   E l e m e n t T y p e = " C o l u m n "   E l e m e n t I d = " 1 6 5 7 8 3 7 6 8 4 "   D a t a T y p e = " S t r i n g " > P O N o _ P r o d O r d e r R t n g L i n e C a p t i o n < / P O N o _ P r o d O r d e r R t n g L i n e C a p t i o n > - 
-         < P r o d O r d R t n g L n E n d D t C a p t   E l e m e n t T y p e = " C o l u m n "   E l e m e n t I d = " 9 9 8 9 1 5 3 6 1 "   D a t a T y p e = " L a b e l " > P r o d O r d R t n g L n E n d D t C a p t < / P r o d O r d R t n g L n E n d D t C a p t > - 
-         < P r o d O r d R t n g L n S t r t D t C a p t   E l e m e n t T y p e = " C o l u m n "   E l e m e n t I d = " 1 2 6 1 1 6 9 8 1 7 "   D a t a T y p e = " L a b e l " > P r o d O r d R t n g L n S t r t D t C a p t < / P r o d O r d R t n g L n S t r t D t C a p t > - 
-         < P u r c h L i n e D o c N o C a p t i o n   E l e m e n t T y p e = " C o l u m n "   E l e m e n t I d = " 9 6 8 1 7 3 0 8 8 "   D a t a T y p e = " L a b e l " > P u r c h L i n e D o c N o C a p t i o n < / P u r c h L i n e D o c N o C a p t i o n > - 
-         < P u r c h L i n e O u t s t a n d g Q t y C a p t   E l e m e n t T y p e = " C o l u m n "   E l e m e n t I d = " 1 5 2 0 8 4 6 8 0 0 "   D a t a T y p e = " L a b e l " > P u r c h L i n e O u t s t a n d g Q t y C a p t < / P u r c h L i n e O u t s t a n d g Q t y C a p t > - 
-         < R e m a i n g Q t y _ P r o d O r d e r L i n e C a p t i o n   E l e m e n t T y p e = " C o l u m n "   E l e m e n t I d = " 1 7 1 7 2 1 8 7 9 0 "   D a t a T y p e = " S t r i n g " > R e m a i n g Q t y _ P r o d O r d e r L i n e C a p t i o n < / R e m a i n g Q t y _ P r o d O r d e r L i n e C a p t i o n > - 
-         < S u b c n t r c t r D i s p a t c h i s t C a p t   E l e m e n t T y p e = " C o l u m n "   E l e m e n t I d = " 1 0 3 4 0 6 7 0 0 7 "   D a t a T y p e = " L a b e l " > S u b c n t r c t r D i s p a t c h i s t C a p t < / S u b c n t r c t r D i s p a t c h i s t C a p t > - 
-         < T o d a y F o r m a t t e d   E l e m e n t T y p e = " C o l u m n "   E l e m e n t I d = " 2 7 0 4 5 1 4 0 "   D a t a T y p e = " S t r i n g " > T o d a y F o r m a t t e d < / T o d a y F o r m a t t e d > - 
-         < U O M C o d e _ P r o d O r d e r L i n e C a p t i o n   E l e m e n t T y p e = " C o l u m n "   E l e m e n t I d = " 9 0 7 7 1 2 5 5 3 "   D a t a T y p e = " S t r i n g " > U O M C o d e _ P r o d O r d e r L i n e C a p t i o n < / U O M C o d e _ P r o d O r d e r L i n e C a p t i o n > - 
-         < W o r k _ C e n t e r   E l e m e n t T y p e = " D a t a I t e m "   E l e m e n t I d = " 1 3 7 0 4 3 3 5 3 6 " > - 
-             < N a m e _ W o r k C e n t e r   E l e m e n t T y p e = " C o l u m n "   E l e m e n t I d = " 6 0 6 6 7 8 7 7 5 "   D a t a T y p e = " T e x t " > N a m e _ W o r k C e n t e r < / N a m e _ W o r k C e n t e r > - 
-             < N a m e _ W o r k C e n t e r C a p t i o n   E l e m e n t T y p e = " C o l u m n "   E l e m e n t I d = " 2 1 2 8 3 5 6 0 1 7 "   D a t a T y p e = " S t r i n g " > N a m e _ W o r k C e n t e r C a p t i o n < / N a m e _ W o r k C e n t e r C a p t i o n > - 
-             < N o _ W o r k C e n t e r   E l e m e n t T y p e = " C o l u m n "   E l e m e n t I d = " 1 2 2 6 1 6 7 6 8 9 "   D a t a T y p e = " C o d e " > N o _ W o r k C e n t e r < / N o _ W o r k C e n t e r > - 
-             < N o _ W o r k C e n t e r C a p t i o n   E l e m e n t T y p e = " C o l u m n "   E l e m e n t I d = " 4 0 1 2 5 6 9 7 7 "   D a t a T y p e = " S t r i n g " > N o _ W o r k C e n t e r C a p t i o n < / N o _ W o r k C e n t e r C a p t i o n > - 
-             < P r o d _ O r d e r _ R o u t i n g _ L i n e   E l e m e n t T y p e = " D a t a I t e m "   E l e m e n t I d = " 9 4 8 4 0 6 1 1 9 " > - 
-                 < D e s c _ P r o d O r d e r R t n g L i n e   E l e m e n t T y p e = " C o l u m n "   E l e m e n t I d = " 8 4 4 3 5 5 6 1 1 "   D a t a T y p e = " T e x t " > D e s c _ P r o d O r d e r R t n g L i n e < / D e s c _ P r o d O r d e r R t n g L i n e > - 
-                 < E n d D a t e _ P r o d O r d e r R t n g L i n e   E l e m e n t T y p e = " C o l u m n "   E l e m e n t I d = " 7 1 3 5 7 4 8 9 "   D a t a T y p e = " S t r i n g " > E n d D a t e _ P r o d O r d e r R t n g L i n e < / E n d D a t e _ P r o d O r d e r R t n g L i n e > - 
-                 < O p r t n N o _ P r o d O r d e r R t n g L i n e   E l e m e n t T y p e = " C o l u m n "   E l e m e n t I d = " 3 6 9 1 5 9 7 3 4 "   D a t a T y p e = " C o d e " > O p r t n N o _ P r o d O r d e r R t n g L i n e < / O p r t n N o _ P r o d O r d e r R t n g L i n e > - 
-                 < P O N o _ P r o d O r d e r R t n g L i n e   E l e m e n t T y p e = " C o l u m n "   E l e m e n t I d = " 1 1 4 7 1 7 2 2 6 "   D a t a T y p e = " C o d e " > P O N o _ P r o d O r d e r R t n g L i n e < / P O N o _ P r o d O r d e r R t n g L i n e > - 
-                 < S t r t D t _ P r o d O r d e r R t n g L i n e   E l e m e n t T y p e = " C o l u m n "   E l e m e n t I d = " 6 7 0 6 6 5 3 1 7 "   D a t a T y p e = " S t r i n g " > S t r t D t _ P r o d O r d e r R t n g L i n e < / S t r t D t _ P r o d O r d e r R t n g L i n e > - 
-                 < P r o d _ O r d e r _ L i n e   E l e m e n t T y p e = " D a t a I t e m "   E l e m e n t I d = " 3 4 3 3 1 8 6 8 " > - 
-                     < D e s c _ P r o d O r d e r L i n e   E l e m e n t T y p e = " C o l u m n "   E l e m e n t I d = " 3 1 4 2 4 7 3 2 6 "   D a t a T y p e = " T e x t " > D e s c _ P r o d O r d e r L i n e < / D e s c _ P r o d O r d e r L i n e > - 
-                     < I t e m N o _ P r o d O r d e r L i n e   E l e m e n t T y p e = " C o l u m n "   E l e m e n t I d = " 1 8 8 8 3 1 2 1 0 5 "   D a t a T y p e = " C o d e " > I t e m N o _ P r o d O r d e r L i n e < / I t e m N o _ P r o d O r d e r L i n e > - 
-                     < P u r c h L i n e D o c N o   E l e m e n t T y p e = " C o l u m n "   E l e m e n t I d = " 7 6 1 2 6 2 9 7 8 "   D a t a T y p e = " C o d e " > P u r c h L i n e D o c N o < / P u r c h L i n e D o c N o > - 
-                     < P u r c h L i n e O u t s t a n d i n g Q t y   E l e m e n t T y p e = " C o l u m n "   E l e m e n t I d = " 8 8 2 5 0 3 1 9 1 "   D a t a T y p e = " D e c i m a l " > P u r c h L i n e O u t s t a n d i n g Q t y < / P u r c h L i n e O u t s t a n d i n g Q t y > - 
-                     < R e m a i n g Q t y _ P r o d O r d e r L i n e   E l e m e n t T y p e = " C o l u m n "   E l e m e n t I d = " 2 0 5 9 2 8 1 9 6 4 "   D a t a T y p e = " D e c i m a l " > R e m a i n g Q t y _ P r o d O r d e r L i n e < / R e m a i n g Q t y _ P r o d O r d e r L i n e > - 
-                     < U O M C o d e _ P r o d O r d e r L i n e   E l e m e n t T y p e = " C o l u m n "   E l e m e n t I d = " 1 1 8 3 0 3 4 6 8 7 "   D a t a T y p e = " C o d e " > U O M C o d e _ P r o d O r d e r L i n e < / U O M C o d e _ P r o d O r d e r L i n e > - 
-                     < P r o d _ O r d e r _ C o m p o n e n t   E l e m e n t T y p e = " D a t a I t e m "   E l e m e n t I d = " 1 0 0 9 9 9 2 6 7 7 " > - 
-                         < C o m p o n e n t s n e e d e d C a p t i o n   E l e m e n t T y p e = " C o l u m n "   E l e m e n t I d = " 5 5 2 7 1 3 9 8 0 "   D a t a T y p e = " L a b e l " > C o m p o n e n t s n e e d e d C a p t i o n < / C o m p o n e n t s n e e d e d C a p t i o n > - 
-                         < D e s c _ P r o d O r d e r C o m p   E l e m e n t T y p e = " C o l u m n "   E l e m e n t I d = " 2 6 2 5 5 2 0 6 9 "   D a t a T y p e = " T e x t " > D e s c _ P r o d O r d e r C o m p < / D e s c _ P r o d O r d e r C o m p > - 
-                         < I t e m N o _ P r o d O r d e r C o m p   E l e m e n t T y p e = " C o l u m n "   E l e m e n t I d = " 8 6 1 5 4 8 1 6 0 "   D a t a T y p e = " C o d e " > I t e m N o _ P r o d O r d e r C o m p < / I t e m N o _ P r o d O r d e r C o m p > - 
-                         < P O N o _ P r o d O r d e r C o m p   E l e m e n t T y p e = " C o l u m n "   E l e m e n t I d = " 1 3 2 9 1 8 2 8 5 8 "   D a t a T y p e = " C o d e " > P O N o _ P r o d O r d e r C o m p < / P O N o _ P r o d O r d e r C o m p > - 
-                         < R e m a i n g Q t y _ P r o d O r d e r C o m p   E l e m e n t T y p e = " C o l u m n "   E l e m e n t I d = " 7 4 4 0 2 8 6 2 7 "   D a t a T y p e = " D e c i m a l " > R e m a i n g Q t y _ P r o d O r d e r C o m p < / R e m a i n g Q t y _ P r o d O r d e r C o m p > - 
-                         < U O M C o d e _ P r o d O r d e r C o m p   E l e m e n t T y p e = " C o l u m n "   E l e m e n t I d = " 6 6 0 7 1 1 8 5 0 "   D a t a T y p e = " C o d e " > U O M C o d e _ P r o d O r d e r C o m p < / U O M C o d e _ P r o d O r d e r C o m p > - 
-                     < / P r o d _ O r d e r _ C o m p o n e n t > - 
-                 < / P r o d _ O r d e r _ L i n e > - 
-             < / P r o d _ O r d e r _ R o u t i n g _ L i n e > - 
-         < / W o r k _ C e n t e r > - 
-     < / V e n d o r > - 
- < / N a v W o r d R e p o r t X m l P a r t > 
+<file path=customXml/item3.xml><?xml version="1.0" encoding="utf-8"?>
+<NavWordReportXmlPart xmlns="urn:microsoft-dynamics-nav/reports/Subcontractor_Dispatch_List/99000789/">
+  <BCReportInformation>
+    <ReportMetadata>
+      <ExtensionId>Extension ID</ExtensionId>
+      <ExtensionName>Extension Name</ExtensionName>
+      <ExtensionPublisher>Extension Publisher</ExtensionPublisher>
+      <ExtensionVersion>Extension Version</ExtensionVersion>
+      <ReportId>Report ID</ReportId>
+      <ReportName>Report Name</ReportName>
+      <AboutThisReportTitle>About This Report Title</AboutThisReportTitle>
+      <AboutThisReportText>About This Report Text</AboutThisReportText>
+      <ReportHelpLink>Report Help Link</ReportHelpLink>
+    </ReportMetadata>
+    <ReportRequest>
+      <TenantEntraId>Tenant Entra Id</TenantEntraId>
+      <EnvironmentName>Environment Name</EnvironmentName>
+      <EnvironmentType>Environment Type</EnvironmentType>
+      <CompanyName>Company Name</CompanyName>
+      <CompanyDisplayName>Company Display Name</CompanyDisplayName>
+      <CompanyId>Company ID</CompanyId>
+      <UserName>User Name</UserName>
+      <DateAndTime>Date and Time</DateAndTime>
+      <Language>Language</Language>
+      <FormatRegion>Format Region</FormatRegion>
+      <DateTimeValues>
+        <Year>Year</Year>
+        <MonthNumber>Month Number</MonthNumber>
+        <DayNumber>Day Number</DayNumber>
+        <Hour>Hour</Hour>
+        <Minute>Minute</Minute>
+      </DateTimeValues>
+    </ReportRequest>
+  </BCReportInformation>
+  <Labels>
+    <AboutTheReportLabel>AboutTheReportLabel</AboutTheReportLabel>
+    <CompanyLabel>CompanyLabel</CompanyLabel>
+    <DataRetrieved>DataRetrieved</DataRetrieved>
+    <Desc_ProdOrderCompLbl>Desc_ProdOrderCompLbl</Desc_ProdOrderCompLbl>
+    <Desc_ProdOrderLineLbl>Desc_ProdOrderLineLbl</Desc_ProdOrderLineLbl>
+    <Desc_ProdOrderRtngLineLbl>Desc_ProdOrderRtngLineLbl</Desc_ProdOrderRtngLineLbl>
+    <DocumentationLabel>DocumentationLabel</DocumentationLabel>
+    <EndDate_ProdOrderRtngLineLbl>EndDate_ProdOrderRtngLineLbl</EndDate_ProdOrderRtngLineLbl>
+    <EnvironmentLabel>EnvironmentLabel</EnvironmentLabel>
+    <ItemNo_ProdOrderCompLbl>ItemNo_ProdOrderCompLbl</ItemNo_ProdOrderCompLbl>
+    <ItemNo_ProdOrderLineLbl>ItemNo_ProdOrderLineLbl</ItemNo_ProdOrderLineLbl>
+    <Name_VendorLbl>Name_VendorLbl</Name_VendorLbl>
+    <Name_WorkCenterLbl>Name_WorkCenterLbl</Name_WorkCenterLbl>
+    <No_VendorLbl>No_VendorLbl</No_VendorLbl>
+    <No_WorkCenterLbl>No_WorkCenterLbl</No_WorkCenterLbl>
+    <OprtnNo_ProdOrderRtngLineLbl>OprtnNo_ProdOrderRtngLineLbl</OprtnNo_ProdOrderRtngLineLbl>
+    <PeriodLabel>PeriodLabel</PeriodLabel>
+    <PONo_ProdOrderCompLbl>PONo_ProdOrderCompLbl</PONo_ProdOrderCompLbl>
+    <PONo_ProdOrderRtngLineLbl>PONo_ProdOrderRtngLineLbl</PONo_ProdOrderRtngLineLbl>
+    <PurchLineDocNoLbl>PurchLineDocNoLbl</PurchLineDocNoLbl>
+    <PurchLineOutstandingQtyLbl>PurchLineOutstandingQtyLbl</PurchLineOutstandingQtyLbl>
+    <RemaingQty_ProdOrderCompLbl>RemaingQty_ProdOrderCompLbl</RemaingQty_ProdOrderCompLbl>
+    <RemaingQty_ProdOrderLineLbl>RemaingQty_ProdOrderLineLbl</RemaingQty_ProdOrderLineLbl>
+    <ReportNameLabel>ReportNameLabel</ReportNameLabel>
+    <RunOnLabel>RunOnLabel</RunOnLabel>
+    <StrtDt_ProdOrderRtngLineLbl>StrtDt_ProdOrderRtngLineLbl</StrtDt_ProdOrderRtngLineLbl>
+    <SubDispatchList>SubDispatchList</SubDispatchList>
+    <SubDispatchListAnalysis>SubDispatchListAnalysis</SubDispatchListAnalysis>
+    <SubDispatchListPrint>SubDispatchListPrint</SubDispatchListPrint>
+    <UOMCode_ProdOrderCompLbl>UOMCode_ProdOrderCompLbl</UOMCode_ProdOrderCompLbl>
+    <UOMCode_ProdOrderLineLbl>UOMCode_ProdOrderLineLbl</UOMCode_ProdOrderLineLbl>
+    <UserLabel>UserLabel</UserLabel>
+  </Labels>
+  <Vendor>
+    <CompanyName>CompanyName</CompanyName>
+    <CurrReportPageNoCaption>CurrReportPageNoCaption</CurrReportPageNoCaption>
+    <Desc_ProdOrderRtngLineCaption>Desc_ProdOrderRtngLineCaption</Desc_ProdOrderRtngLineCaption>
+    <Name_Vendor>Name_Vendor</Name_Vendor>
+    <Name_VendorCaption>Name_VendorCaption</Name_VendorCaption>
+    <No_Vendor>No_Vendor</No_Vendor>
+    <No_VendorCaption>No_VendorCaption</No_VendorCaption>
+    <OprtnNo_ProdOrderRtngLineCaption>OprtnNo_ProdOrderRtngLineCaption</OprtnNo_ProdOrderRtngLineCaption>
+    <PONo_ProdOrderRtngLineCaption>PONo_ProdOrderRtngLineCaption</PONo_ProdOrderRtngLineCaption>
+    <ProdOrdRtngLnEndDtCapt>ProdOrdRtngLnEndDtCapt</ProdOrdRtngLnEndDtCapt>
+    <ProdOrdRtngLnStrtDtCapt>ProdOrdRtngLnStrtDtCapt</ProdOrdRtngLnStrtDtCapt>
+    <PurchLineDocNoCaption>PurchLineDocNoCaption</PurchLineDocNoCaption>
+    <PurchLineOutstandgQtyCapt>PurchLineOutstandgQtyCapt</PurchLineOutstandgQtyCapt>
+    <RemaingQty_ProdOrderLineCaption>RemaingQty_ProdOrderLineCaption</RemaingQty_ProdOrderLineCaption>
+    <SubcntrctrDispatchistCapt>SubcntrctrDispatchistCapt</SubcntrctrDispatchistCapt>
+    <TodayFormatted>TodayFormatted</TodayFormatted>
+    <UOMCode_ProdOrderLineCaption>UOMCode_ProdOrderLineCaption</UOMCode_ProdOrderLineCaption>
+    <Work_Center>
+      <Name_WorkCenter>Name_WorkCenter</Name_WorkCenter>
+      <Name_WorkCenterCaption>Name_WorkCenterCaption</Name_WorkCenterCaption>
+      <No_WorkCenter>No_WorkCenter</No_WorkCenter>
+      <No_WorkCenterCaption>No_WorkCenterCaption</No_WorkCenterCaption>
+      <Prod_Order_Routing_Line>
+        <Desc_ProdOrderRtngLine>Desc_ProdOrderRtngLine</Desc_ProdOrderRtngLine>
+        <EndDate_ProdOrderRtngLine>EndDate_ProdOrderRtngLine</EndDate_ProdOrderRtngLine>
+        <OprtnNo_ProdOrderRtngLine>OprtnNo_ProdOrderRtngLine</OprtnNo_ProdOrderRtngLine>
+        <PONo_ProdOrderRtngLine>PONo_ProdOrderRtngLine</PONo_ProdOrderRtngLine>
+        <StrtDt_ProdOrderRtngLine>StrtDt_ProdOrderRtngLine</StrtDt_ProdOrderRtngLine>
+        <Prod_Order_Line>
+          <Desc_ProdOrderLine>Desc_ProdOrderLine</Desc_ProdOrderLine>
+          <ItemNo_ProdOrderLine>ItemNo_ProdOrderLine</ItemNo_ProdOrderLine>
+          <PurchLineDocNo>PurchLineDocNo</PurchLineDocNo>
+          <PurchLineOutstandingQty>PurchLineOutstandingQty</PurchLineOutstandingQty>
+          <RemaingQty_ProdOrderLine>RemaingQty_ProdOrderLine</RemaingQty_ProdOrderLine>
+          <UOMCode_ProdOrderLine>UOMCode_ProdOrderLine</UOMCode_ProdOrderLine>
+          <Prod_Order_Component>
+            <ComponentsneededCaption>ComponentsneededCaption</ComponentsneededCaption>
+            <Desc_ProdOrderComp>Desc_ProdOrderComp</Desc_ProdOrderComp>
+            <ItemNo_ProdOrderComp>ItemNo_ProdOrderComp</ItemNo_ProdOrderComp>
+            <PONo_ProdOrderComp>PONo_ProdOrderComp</PONo_ProdOrderComp>
+            <RemaingQty_ProdOrderComp>RemaingQty_ProdOrderComp</RemaingQty_ProdOrderComp>
+            <UOMCode_ProdOrderComp>UOMCode_ProdOrderComp</UOMCode_ProdOrderComp>
+          </Prod_Order_Component>
+        </Prod_Order_Line>
+      </Prod_Order_Routing_Line>
+    </Work_Center>
+  </Vendor>
+</NavWordReportXmlPart>
 </file>
 
 <file path=customXml/itemProps2.xml><?xml version="1.0" encoding="utf-8"?>

--- a/src/Layers/W1/BaseApp/Manufacturing/Reports/SubcontractorDispatchList.docx
+++ b/src/Layers/W1/BaseApp/Manufacturing/Reports/SubcontractorDispatchList.docx
@@ -693,7 +693,7 @@
                       <w:szCs w:val="16"/>
                     </w:rPr>
                     <w:alias w:val="#Nav: /Vendor/No_VendorCaption"/>
-                    <w:tag w:val="#Nav: Subcontractor_Dispatch_List/50030"/>
+                    <w:tag w:val="#Nav: Subcontractor_Dispatch_List/99000789"/>
                     <w:id w:val="437729371"/>
                     <w:placeholder>
                       <w:docPart w:val="E857F3B858F74C21A81DB4D4C7AA2CB9"/>
@@ -744,7 +744,7 @@
                       <w:szCs w:val="16"/>
                     </w:rPr>
                     <w:alias w:val="#Nav: /Vendor/No_Vendor"/>
-                    <w:tag w:val="#Nav: Subcontractor_Dispatch_List/50030"/>
+                    <w:tag w:val="#Nav: Subcontractor_Dispatch_List/99000789"/>
                     <w:id w:val="-847705904"/>
                     <w:placeholder>
                       <w:docPart w:val="E857F3B858F74C21A81DB4D4C7AA2CB9"/>
@@ -895,7 +895,7 @@
                       <w:szCs w:val="16"/>
                     </w:rPr>
                     <w:alias w:val="#Nav: /Vendor/Name_VendorCaption"/>
-                    <w:tag w:val="#Nav: Subcontractor_Dispatch_List/50030"/>
+                    <w:tag w:val="#Nav: Subcontractor_Dispatch_List/99000789"/>
                     <w:id w:val="-956411337"/>
                     <w:placeholder>
                       <w:docPart w:val="E857F3B858F74C21A81DB4D4C7AA2CB9"/>
@@ -946,7 +946,7 @@
                       <w:szCs w:val="16"/>
                     </w:rPr>
                     <w:alias w:val="#Nav: /Vendor/Name_Vendor"/>
-                    <w:tag w:val="#Nav: Subcontractor_Dispatch_List/50030"/>
+                    <w:tag w:val="#Nav: Subcontractor_Dispatch_List/99000789"/>
                     <w:id w:val="1802034139"/>
                     <w:placeholder>
                       <w:docPart w:val="E857F3B858F74C21A81DB4D4C7AA2CB9"/>
@@ -1283,7 +1283,7 @@
                               <w:szCs w:val="16"/>
                             </w:rPr>
                             <w:alias w:val="#Nav: /Vendor/Work_Center/No_WorkCenterCaption"/>
-                            <w:tag w:val="#Nav: Subcontractor_Dispatch_List/50030"/>
+                            <w:tag w:val="#Nav: Subcontractor_Dispatch_List/99000789"/>
                             <w:id w:val="2084020531"/>
                             <w:placeholder>
                               <w:docPart w:val="E857F3B858F74C21A81DB4D4C7AA2CB9"/>
@@ -1334,7 +1334,7 @@
                               <w:szCs w:val="16"/>
                             </w:rPr>
                             <w:alias w:val="#Nav: /Vendor/Work_Center/No_WorkCenter"/>
-                            <w:tag w:val="#Nav: Subcontractor_Dispatch_List/50030"/>
+                            <w:tag w:val="#Nav: Subcontractor_Dispatch_List/99000789"/>
                             <w:id w:val="1548423034"/>
                             <w:placeholder>
                               <w:docPart w:val="E857F3B858F74C21A81DB4D4C7AA2CB9"/>
@@ -1485,7 +1485,7 @@
                               <w:szCs w:val="16"/>
                             </w:rPr>
                             <w:alias w:val="#Nav: /Vendor/Work_Center/Name_WorkCenterCaption"/>
-                            <w:tag w:val="#Nav: Subcontractor_Dispatch_List/50030"/>
+                            <w:tag w:val="#Nav: Subcontractor_Dispatch_List/99000789"/>
                             <w:id w:val="-62654459"/>
                             <w:placeholder>
                               <w:docPart w:val="E857F3B858F74C21A81DB4D4C7AA2CB9"/>
@@ -1536,7 +1536,7 @@
                               <w:szCs w:val="16"/>
                             </w:rPr>
                             <w:alias w:val="#Nav: /Vendor/Work_Center/Name_WorkCenter"/>
-                            <w:tag w:val="#Nav: Subcontractor_Dispatch_List/50030"/>
+                            <w:tag w:val="#Nav: Subcontractor_Dispatch_List/99000789"/>
                             <w:id w:val="-1063168448"/>
                             <w:placeholder>
                               <w:docPart w:val="E857F3B858F74C21A81DB4D4C7AA2CB9"/>
@@ -1873,7 +1873,7 @@
                                       <w:szCs w:val="16"/>
                                     </w:rPr>
                                     <w:alias w:val="#Nav: /Vendor/Work_Center/Prod_Order_Routing_Line/PONo_ProdOrderRtngLine"/>
-                                    <w:tag w:val="#Nav: Subcontractor_Dispatch_List/50030"/>
+                                    <w:tag w:val="#Nav: Subcontractor_Dispatch_List/99000789"/>
                                     <w:id w:val="262271318"/>
                                     <w:placeholder>
                                       <w:docPart w:val="E857F3B858F74C21A81DB4D4C7AA2CB9"/>
@@ -1922,7 +1922,7 @@
                                       <w:szCs w:val="16"/>
                                     </w:rPr>
                                     <w:alias w:val="#Nav: /Vendor/Work_Center/Prod_Order_Routing_Line/OprtnNo_ProdOrderRtngLine"/>
-                                    <w:tag w:val="#Nav: Subcontractor_Dispatch_List/50030"/>
+                                    <w:tag w:val="#Nav: Subcontractor_Dispatch_List/99000789"/>
                                     <w:id w:val="-232772599"/>
                                     <w:placeholder>
                                       <w:docPart w:val="E857F3B858F74C21A81DB4D4C7AA2CB9"/>
@@ -1968,7 +1968,7 @@
                                       <w:szCs w:val="16"/>
                                     </w:rPr>
                                     <w:alias w:val="#Nav: /Vendor/Work_Center/Prod_Order_Routing_Line/Desc_ProdOrderRtngLine"/>
-                                    <w:tag w:val="#Nav: Subcontractor_Dispatch_List/50030"/>
+                                    <w:tag w:val="#Nav: Subcontractor_Dispatch_List/99000789"/>
                                     <w:id w:val="-413169320"/>
                                     <w:placeholder>
                                       <w:docPart w:val="E857F3B858F74C21A81DB4D4C7AA2CB9"/>
@@ -2015,7 +2015,7 @@
                                       <w:szCs w:val="16"/>
                                     </w:rPr>
                                     <w:alias w:val="#Nav: /Vendor/Work_Center/Prod_Order_Routing_Line/StrtDt_ProdOrderRtngLine"/>
-                                    <w:tag w:val="#Nav: Subcontractor_Dispatch_List/50030"/>
+                                    <w:tag w:val="#Nav: Subcontractor_Dispatch_List/99000789"/>
                                     <w:id w:val="-470589475"/>
                                     <w:placeholder>
                                       <w:docPart w:val="E857F3B858F74C21A81DB4D4C7AA2CB9"/>
@@ -2061,7 +2061,7 @@
                                       <w:szCs w:val="16"/>
                                     </w:rPr>
                                     <w:alias w:val="#Nav: /Vendor/Work_Center/Prod_Order_Routing_Line/EndDate_ProdOrderRtngLine"/>
-                                    <w:tag w:val="#Nav: Subcontractor_Dispatch_List/50030"/>
+                                    <w:tag w:val="#Nav: Subcontractor_Dispatch_List/99000789"/>
                                     <w:id w:val="955370280"/>
                                     <w:placeholder>
                                       <w:docPart w:val="E857F3B858F74C21A81DB4D4C7AA2CB9"/>
@@ -2244,7 +2244,7 @@
                                               <w:szCs w:val="16"/>
                                             </w:rPr>
                                             <w:alias w:val="#Nav: /Vendor/Work_Center/Prod_Order_Routing_Line/Prod_Order_Line/ItemNo_ProdOrderLine"/>
-                                            <w:tag w:val="#Nav: Subcontractor_Dispatch_List/50030"/>
+                                            <w:tag w:val="#Nav: Subcontractor_Dispatch_List/99000789"/>
                                             <w:id w:val="-1177495745"/>
                                             <w:placeholder>
                                               <w:docPart w:val="E857F3B858F74C21A81DB4D4C7AA2CB9"/>
@@ -2290,7 +2290,7 @@
                                               <w:szCs w:val="16"/>
                                             </w:rPr>
                                             <w:alias w:val="#Nav: /Vendor/Work_Center/Prod_Order_Routing_Line/Prod_Order_Line/Desc_ProdOrderLine"/>
-                                            <w:tag w:val="#Nav: Subcontractor_Dispatch_List/50030"/>
+                                            <w:tag w:val="#Nav: Subcontractor_Dispatch_List/99000789"/>
                                             <w:id w:val="2050498186"/>
                                             <w:placeholder>
                                               <w:docPart w:val="E857F3B858F74C21A81DB4D4C7AA2CB9"/>
@@ -2335,7 +2335,7 @@
                                               <w:szCs w:val="16"/>
                                             </w:rPr>
                                             <w:alias w:val="#Nav: /Vendor/Work_Center/Prod_Order_Routing_Line/Prod_Order_Line/RemaingQty_ProdOrderLine"/>
-                                            <w:tag w:val="#Nav: Subcontractor_Dispatch_List/50030"/>
+                                            <w:tag w:val="#Nav: Subcontractor_Dispatch_List/99000789"/>
                                             <w:id w:val="-2029328652"/>
                                             <w:placeholder>
                                               <w:docPart w:val="E857F3B858F74C21A81DB4D4C7AA2CB9"/>
@@ -2381,7 +2381,7 @@
                                               <w:szCs w:val="16"/>
                                             </w:rPr>
                                             <w:alias w:val="#Nav: /Vendor/Work_Center/Prod_Order_Routing_Line/Prod_Order_Line/PurchLineDocNo"/>
-                                            <w:tag w:val="#Nav: Subcontractor_Dispatch_List/50030"/>
+                                            <w:tag w:val="#Nav: Subcontractor_Dispatch_List/99000789"/>
                                             <w:id w:val="754940327"/>
                                             <w:placeholder>
                                               <w:docPart w:val="E857F3B858F74C21A81DB4D4C7AA2CB9"/>
@@ -2427,7 +2427,7 @@
                                               <w:szCs w:val="16"/>
                                             </w:rPr>
                                             <w:alias w:val="#Nav: /Vendor/Work_Center/Prod_Order_Routing_Line/Prod_Order_Line/PurchLineOutstandingQty"/>
-                                            <w:tag w:val="#Nav: Subcontractor_Dispatch_List/50030"/>
+                                            <w:tag w:val="#Nav: Subcontractor_Dispatch_List/99000789"/>
                                             <w:id w:val="-1405687383"/>
                                             <w:placeholder>
                                               <w:docPart w:val="E857F3B858F74C21A81DB4D4C7AA2CB9"/>
@@ -2473,7 +2473,7 @@
                                               <w:szCs w:val="16"/>
                                             </w:rPr>
                                             <w:alias w:val="#Nav: /Vendor/Work_Center/Prod_Order_Routing_Line/Prod_Order_Line/UOMCode_ProdOrderLine"/>
-                                            <w:tag w:val="#Nav: Subcontractor_Dispatch_List/50030"/>
+                                            <w:tag w:val="#Nav: Subcontractor_Dispatch_List/99000789"/>
                                             <w:id w:val="1111320374"/>
                                             <w:placeholder>
                                               <w:docPart w:val="E857F3B858F74C21A81DB4D4C7AA2CB9"/>
@@ -2743,7 +2743,7 @@
                                                   <w:szCs w:val="16"/>
                                                 </w:rPr>
                                                 <w:alias w:val="#Nav: /Vendor/Work_Center/Prod_Order_Routing_Line/Prod_Order_Line/Prod_Order_Component/ComponentsneededCaption"/>
-                                                <w:tag w:val="#Nav: FS_YSC_SubcontractorDispatch/50030"/>
+                                                <w:tag w:val="#Nav: Subcontractor_Dispatch_List/99000789"/>
                                                 <w:id w:val="-1814550189"/>
                                                 <w:placeholder>
                                                   <w:docPart w:val="DefaultPlaceholder_-1854013440"/>
@@ -2944,7 +2944,7 @@
                                                       <w:szCs w:val="16"/>
                                                     </w:rPr>
                                                     <w:alias w:val="#Nav: /Vendor/Work_Center/Prod_Order_Routing_Line/Prod_Order_Line/Prod_Order_Component/ItemNo_ProdOrderComp"/>
-                                                    <w:tag w:val="#Nav: FS_YSC_SubcontractorDispatch/50030"/>
+                                                    <w:tag w:val="#Nav: Subcontractor_Dispatch_List/99000789"/>
                                                     <w:id w:val="299424219"/>
                                                     <w:placeholder>
                                                       <w:docPart w:val="DefaultPlaceholder_-1854013440"/>
@@ -2989,7 +2989,7 @@
                                                       <w:szCs w:val="16"/>
                                                     </w:rPr>
                                                     <w:alias w:val="#Nav: /Vendor/Work_Center/Prod_Order_Routing_Line/Prod_Order_Line/Prod_Order_Component/Desc_ProdOrderComp"/>
-                                                    <w:tag w:val="#Nav: FS_YSC_SubcontractorDispatch/50030"/>
+                                                    <w:tag w:val="#Nav: Subcontractor_Dispatch_List/99000789"/>
                                                     <w:id w:val="1171442724"/>
                                                     <w:placeholder>
                                                       <w:docPart w:val="DefaultPlaceholder_-1854013440"/>
@@ -3035,7 +3035,7 @@
                                                       <w:szCs w:val="16"/>
                                                     </w:rPr>
                                                     <w:alias w:val="#Nav: /Vendor/Work_Center/Prod_Order_Routing_Line/Prod_Order_Line/Prod_Order_Component/RemaingQty_ProdOrderComp"/>
-                                                    <w:tag w:val="#Nav: FS_YSC_SubcontractorDispatch/50030"/>
+                                                    <w:tag w:val="#Nav: Subcontractor_Dispatch_List/99000789"/>
                                                     <w:id w:val="-584069300"/>
                                                     <w:placeholder>
                                                       <w:docPart w:val="DefaultPlaceholder_-1854013440"/>
@@ -3112,7 +3112,7 @@
                                                       <w:szCs w:val="16"/>
                                                     </w:rPr>
                                                     <w:alias w:val="#Nav: /Vendor/Work_Center/Prod_Order_Routing_Line/Prod_Order_Line/Prod_Order_Component/UOMCode_ProdOrderComp"/>
-                                                    <w:tag w:val="#Nav: FS_YSC_SubcontractorDispatch/50030"/>
+                                                    <w:tag w:val="#Nav: Subcontractor_Dispatch_List/99000789"/>
                                                     <w:id w:val="-927886886"/>
                                                     <w:placeholder>
                                                       <w:docPart w:val="DefaultPlaceholder_-1854013440"/>
@@ -5501,123 +5501,746 @@
 <b:Sources xmlns:b="http://schemas.openxmlformats.org/officeDocument/2006/bibliography" xmlns="http://schemas.openxmlformats.org/officeDocument/2006/bibliography" SelectedStyle="\APASixthEditionOfficeOnline.xsl" StyleName="APA" Version="6"/>
 </file>
 
-<file path=customXml/item3.xml><?xml version="1.0" encoding="utf-8"?>
-<NavWordReportXmlPart xmlns="urn:microsoft-dynamics-nav/reports/Subcontractor_Dispatch_List/99000789/">
-  <BCReportInformation>
-    <ReportMetadata>
-      <ExtensionId>Extension ID</ExtensionId>
-      <ExtensionName>Extension Name</ExtensionName>
-      <ExtensionPublisher>Extension Publisher</ExtensionPublisher>
-      <ExtensionVersion>Extension Version</ExtensionVersion>
-      <ReportId>Report ID</ReportId>
-      <ReportName>Report Name</ReportName>
-      <AboutThisReportTitle>About This Report Title</AboutThisReportTitle>
-      <AboutThisReportText>About This Report Text</AboutThisReportText>
-      <ReportHelpLink>Report Help Link</ReportHelpLink>
-    </ReportMetadata>
-    <ReportRequest>
-      <TenantEntraId>Tenant Entra Id</TenantEntraId>
-      <EnvironmentName>Environment Name</EnvironmentName>
-      <EnvironmentType>Environment Type</EnvironmentType>
-      <CompanyName>Company Name</CompanyName>
-      <CompanyDisplayName>Company Display Name</CompanyDisplayName>
-      <CompanyId>Company ID</CompanyId>
-      <UserName>User Name</UserName>
-      <DateAndTime>Date and Time</DateAndTime>
-      <Language>Language</Language>
-      <FormatRegion>Format Region</FormatRegion>
-      <DateTimeValues>
-        <Year>Year</Year>
-        <MonthNumber>Month Number</MonthNumber>
-        <DayNumber>Day Number</DayNumber>
-        <Hour>Hour</Hour>
-        <Minute>Minute</Minute>
-      </DateTimeValues>
-    </ReportRequest>
-  </BCReportInformation>
-  <Labels>
-    <AboutTheReportLabel>AboutTheReportLabel</AboutTheReportLabel>
-    <CompanyLabel>CompanyLabel</CompanyLabel>
-    <DataRetrieved>DataRetrieved</DataRetrieved>
-    <Desc_ProdOrderCompLbl>Desc_ProdOrderCompLbl</Desc_ProdOrderCompLbl>
-    <Desc_ProdOrderLineLbl>Desc_ProdOrderLineLbl</Desc_ProdOrderLineLbl>
-    <Desc_ProdOrderRtngLineLbl>Desc_ProdOrderRtngLineLbl</Desc_ProdOrderRtngLineLbl>
-    <DocumentationLabel>DocumentationLabel</DocumentationLabel>
-    <EndDate_ProdOrderRtngLineLbl>EndDate_ProdOrderRtngLineLbl</EndDate_ProdOrderRtngLineLbl>
-    <EnvironmentLabel>EnvironmentLabel</EnvironmentLabel>
-    <ItemNo_ProdOrderCompLbl>ItemNo_ProdOrderCompLbl</ItemNo_ProdOrderCompLbl>
-    <ItemNo_ProdOrderLineLbl>ItemNo_ProdOrderLineLbl</ItemNo_ProdOrderLineLbl>
-    <Name_VendorLbl>Name_VendorLbl</Name_VendorLbl>
-    <Name_WorkCenterLbl>Name_WorkCenterLbl</Name_WorkCenterLbl>
-    <No_VendorLbl>No_VendorLbl</No_VendorLbl>
-    <No_WorkCenterLbl>No_WorkCenterLbl</No_WorkCenterLbl>
-    <OprtnNo_ProdOrderRtngLineLbl>OprtnNo_ProdOrderRtngLineLbl</OprtnNo_ProdOrderRtngLineLbl>
-    <PeriodLabel>PeriodLabel</PeriodLabel>
-    <PONo_ProdOrderCompLbl>PONo_ProdOrderCompLbl</PONo_ProdOrderCompLbl>
-    <PONo_ProdOrderRtngLineLbl>PONo_ProdOrderRtngLineLbl</PONo_ProdOrderRtngLineLbl>
-    <PurchLineDocNoLbl>PurchLineDocNoLbl</PurchLineDocNoLbl>
-    <PurchLineOutstandingQtyLbl>PurchLineOutstandingQtyLbl</PurchLineOutstandingQtyLbl>
-    <RemaingQty_ProdOrderCompLbl>RemaingQty_ProdOrderCompLbl</RemaingQty_ProdOrderCompLbl>
-    <RemaingQty_ProdOrderLineLbl>RemaingQty_ProdOrderLineLbl</RemaingQty_ProdOrderLineLbl>
-    <ReportNameLabel>ReportNameLabel</ReportNameLabel>
-    <RunOnLabel>RunOnLabel</RunOnLabel>
-    <StrtDt_ProdOrderRtngLineLbl>StrtDt_ProdOrderRtngLineLbl</StrtDt_ProdOrderRtngLineLbl>
-    <SubDispatchList>SubDispatchList</SubDispatchList>
-    <SubDispatchListAnalysis>SubDispatchListAnalysis</SubDispatchListAnalysis>
-    <SubDispatchListPrint>SubDispatchListPrint</SubDispatchListPrint>
-    <UOMCode_ProdOrderCompLbl>UOMCode_ProdOrderCompLbl</UOMCode_ProdOrderCompLbl>
-    <UOMCode_ProdOrderLineLbl>UOMCode_ProdOrderLineLbl</UOMCode_ProdOrderLineLbl>
-    <UserLabel>UserLabel</UserLabel>
-  </Labels>
-  <Vendor>
-    <CompanyName>CompanyName</CompanyName>
-    <CurrReportPageNoCaption>CurrReportPageNoCaption</CurrReportPageNoCaption>
-    <Desc_ProdOrderRtngLineCaption>Desc_ProdOrderRtngLineCaption</Desc_ProdOrderRtngLineCaption>
-    <Name_Vendor>Name_Vendor</Name_Vendor>
-    <Name_VendorCaption>Name_VendorCaption</Name_VendorCaption>
-    <No_Vendor>No_Vendor</No_Vendor>
-    <No_VendorCaption>No_VendorCaption</No_VendorCaption>
-    <OprtnNo_ProdOrderRtngLineCaption>OprtnNo_ProdOrderRtngLineCaption</OprtnNo_ProdOrderRtngLineCaption>
-    <PONo_ProdOrderRtngLineCaption>PONo_ProdOrderRtngLineCaption</PONo_ProdOrderRtngLineCaption>
-    <ProdOrdRtngLnEndDtCapt>ProdOrdRtngLnEndDtCapt</ProdOrdRtngLnEndDtCapt>
-    <ProdOrdRtngLnStrtDtCapt>ProdOrdRtngLnStrtDtCapt</ProdOrdRtngLnStrtDtCapt>
-    <PurchLineDocNoCaption>PurchLineDocNoCaption</PurchLineDocNoCaption>
-    <PurchLineOutstandgQtyCapt>PurchLineOutstandgQtyCapt</PurchLineOutstandgQtyCapt>
-    <RemaingQty_ProdOrderLineCaption>RemaingQty_ProdOrderLineCaption</RemaingQty_ProdOrderLineCaption>
-    <SubcntrctrDispatchistCapt>SubcntrctrDispatchistCapt</SubcntrctrDispatchistCapt>
-    <TodayFormatted>TodayFormatted</TodayFormatted>
-    <UOMCode_ProdOrderLineCaption>UOMCode_ProdOrderLineCaption</UOMCode_ProdOrderLineCaption>
-    <Work_Center>
-      <Name_WorkCenter>Name_WorkCenter</Name_WorkCenter>
-      <Name_WorkCenterCaption>Name_WorkCenterCaption</Name_WorkCenterCaption>
-      <No_WorkCenter>No_WorkCenter</No_WorkCenter>
-      <No_WorkCenterCaption>No_WorkCenterCaption</No_WorkCenterCaption>
-      <Prod_Order_Routing_Line>
-        <Desc_ProdOrderRtngLine>Desc_ProdOrderRtngLine</Desc_ProdOrderRtngLine>
-        <EndDate_ProdOrderRtngLine>EndDate_ProdOrderRtngLine</EndDate_ProdOrderRtngLine>
-        <OprtnNo_ProdOrderRtngLine>OprtnNo_ProdOrderRtngLine</OprtnNo_ProdOrderRtngLine>
-        <PONo_ProdOrderRtngLine>PONo_ProdOrderRtngLine</PONo_ProdOrderRtngLine>
-        <StrtDt_ProdOrderRtngLine>StrtDt_ProdOrderRtngLine</StrtDt_ProdOrderRtngLine>
-        <Prod_Order_Line>
-          <Desc_ProdOrderLine>Desc_ProdOrderLine</Desc_ProdOrderLine>
-          <ItemNo_ProdOrderLine>ItemNo_ProdOrderLine</ItemNo_ProdOrderLine>
-          <PurchLineDocNo>PurchLineDocNo</PurchLineDocNo>
-          <PurchLineOutstandingQty>PurchLineOutstandingQty</PurchLineOutstandingQty>
-          <RemaingQty_ProdOrderLine>RemaingQty_ProdOrderLine</RemaingQty_ProdOrderLine>
-          <UOMCode_ProdOrderLine>UOMCode_ProdOrderLine</UOMCode_ProdOrderLine>
-          <Prod_Order_Component>
-            <ComponentsneededCaption>ComponentsneededCaption</ComponentsneededCaption>
-            <Desc_ProdOrderComp>Desc_ProdOrderComp</Desc_ProdOrderComp>
-            <ItemNo_ProdOrderComp>ItemNo_ProdOrderComp</ItemNo_ProdOrderComp>
-            <PONo_ProdOrderComp>PONo_ProdOrderComp</PONo_ProdOrderComp>
-            <RemaingQty_ProdOrderComp>RemaingQty_ProdOrderComp</RemaingQty_ProdOrderComp>
-            <UOMCode_ProdOrderComp>UOMCode_ProdOrderComp</UOMCode_ProdOrderComp>
-          </Prod_Order_Component>
-        </Prod_Order_Line>
-      </Prod_Order_Routing_Line>
-    </Work_Center>
-  </Vendor>
-</NavWordReportXmlPart>
+<file path=customXml/item3.xml>��< ? x m l   v e r s i o n = " 1 . 0 "   e n c o d i n g = " u t f - 1 6 " ? > + 
+ < N a v W o r d R e p o r t X m l P a r t   x m l n s = " u r n : m i c r o s o f t - d y n a m i c s - n a v / r e p o r t s / S u b c o n t r a c t o r _ D i s p a t c h _ L i s t / 9 9 0 0 0 7 8 9 / " > + 
+     < B C R e p o r t I n f o r m a t i o n > + 
+         < R e p o r t M e t a d a t a > + 
+             < E x t e n s i o n I d > E x t e n s i o n   I D < / E x t e n s i o n I d > + 
+             < E x t e n s i o n N a m e > E x t e n s i o n   N a m e < / E x t e n s i o n N a m e > + 
+             < E x t e n s i o n P u b l i s h e r > E x t e n s i o n   P u b l i s h e r < / E x t e n s i o n P u b l i s h e r > + 
+             < E x t e n s i o n V e r s i o n > E x t e n s i o n   V e r s i o n < / E x t e n s i o n V e r s i o n > + 
+             < R e p o r t I d > R e p o r t   I D < / R e p o r t I d > + 
+             < R e p o r t N a m e > R e p o r t   N a m e < / R e p o r t N a m e > + 
+             < R e p o r t C a p t i o n > R e p o r t   C a p t i o n < / R e p o r t C a p t i o n > + 
+             < A b o u t T h i s R e p o r t T i t l e > A b o u t   T h i s   R e p o r t   T i t l e < / A b o u t T h i s R e p o r t T i t l e > + 
+             < A b o u t T h i s R e p o r t T e x t > A b o u t   T h i s   R e p o r t   T e x t < / A b o u t T h i s R e p o r t T e x t > + 
+             < R e p o r t H e l p L i n k > R e p o r t   H e l p   L i n k < / R e p o r t H e l p L i n k > + 
+         < / R e p o r t M e t a d a t a > + 
+         < R e p o r t R e q u e s t > + 
+             < T e n a n t E n t r a I d > T e n a n t   E n t r a   I d < / T e n a n t E n t r a I d > + 
+             < E n v i r o n m e n t N a m e > E n v i r o n m e n t   N a m e < / E n v i r o n m e n t N a m e > + 
+             < E n v i r o n m e n t T y p e > E n v i r o n m e n t   T y p e < / E n v i r o n m e n t T y p e > + 
+             < C o m p a n y N a m e > C o m p a n y   N a m e < / C o m p a n y N a m e > + 
+             < C o m p a n y D i s p l a y N a m e > C o m p a n y   D i s p l a y   N a m e < / C o m p a n y D i s p l a y N a m e > + 
+             < C o m p a n y I d > C o m p a n y   I D < / C o m p a n y I d > + 
+             < U s e r N a m e > U s e r   N a m e < / U s e r N a m e > + 
+             < D a t e A n d T i m e > D a t e   a n d   T i m e < / D a t e A n d T i m e > + 
+             < L a n g u a g e > L a n g u a g e < / L a n g u a g e > + 
+             < F o r m a t R e g i o n > F o r m a t   R e g i o n < / F o r m a t R e g i o n > + 
+             < D a t e T i m e V a l u e s > + 
+                 < Y e a r > Y e a r < / Y e a r > + 
+                 < M o n t h N u m b e r > M o n t h   N u m b e r < / M o n t h N u m b e r > + 
+                 < D a y N u m b e r > D a y   N u m b e r < / D a y N u m b e r > + 
+                 < H o u r > H o u r < / H o u r > + 
+                 < M i n u t e > M i n u t e < / M i n u t e > + 
+             < / D a t e T i m e V a l u e s > + 
+         < / R e p o r t R e q u e s t > + 
+         < C o m p a n y M e t a d a t a > + 
+             < C o m p a n y N a m e > C o m p a n y   N a m e < / C o m p a n y N a m e > + 
+             < C o m p a n y D i s p l a y N a m e > C o m p a n y   D i s p l a y   N a m e < / C o m p a n y D i s p l a y N a m e > + 
+             < C o m p a n y A d d r e s s L i n e s > + 
+                 < C o m p a n y A d d r e s s L i n e 1 > C o m p a n y   A d d r e s s   L i n e   1 < / C o m p a n y A d d r e s s L i n e 1 > + 
+                 < C o m p a n y A d d r e s s L i n e 2 > C o m p a n y   A d d r e s s   L i n e   2 < / C o m p a n y A d d r e s s L i n e 2 > + 
+                 < C o m p a n y A d d r e s s L i n e 3 > C o m p a n y   A d d r e s s   L i n e   3 < / C o m p a n y A d d r e s s L i n e 3 > + 
+                 < C o m p a n y A d d r e s s L i n e 4 > C o m p a n y   A d d r e s s   L i n e   4 < / C o m p a n y A d d r e s s L i n e 4 > + 
+                 < C o m p a n y A d d r e s s L i n e 5 > C o m p a n y   A d d r e s s   L i n e   5 < / C o m p a n y A d d r e s s L i n e 5 > + 
+                 < C o m p a n y A d d r e s s L i n e 6 > C o m p a n y   A d d r e s s   L i n e   6 < / C o m p a n y A d d r e s s L i n e 6 > + 
+                 < C o m p a n y A d d r e s s L i n e 7 > C o m p a n y   A d d r e s s   L i n e   7 < / C o m p a n y A d d r e s s L i n e 7 > + 
+                 < C o m p a n y A d d r e s s L i n e 8 > C o m p a n y   A d d r e s s   L i n e   8 < / C o m p a n y A d d r e s s L i n e 8 > + 
+             < / C o m p a n y A d d r e s s L i n e s > + 
+             < C o m p a n y P h o n e > C o m p a n y   P h o n e < / C o m p a n y P h o n e > + 
+             < C o m p a n y P h o n e C a p t i o n > C o m p a n y   P h o n e   C a p t i o n < / C o m p a n y P h o n e C a p t i o n > + 
+             < C o m p a n y F a x N o > C o m p a n y   F a x   N o . < / C o m p a n y F a x N o > + 
+             < C o m p a n y F a x N o C a p t i o n > C o m p a n y   F a x   N o .   C a p t i o n < / C o m p a n y F a x N o C a p t i o n > + 
+             < C o m p a n y E m a i l > C o m p a n y   E m a i l < / C o m p a n y E m a i l > + 
+             < C o m p a n y E m a i l C a p t i o n > C o m p a n y   E m a i l   C a p t i o n < / C o m p a n y E m a i l C a p t i o n > + 
+             < C o m p a n y H o m e P a g e > C o m p a n y   H o m e   P a g e < / C o m p a n y H o m e P a g e > + 
+             < C o m p a n y H o m e P a g e C a p t i o n > C o m p a n y   H o m e   P a g e   C a p t i o n < / C o m p a n y H o m e P a g e C a p t i o n > + 
+             < C o m p a n y L o g o > C o m p a n y   L o g o < / C o m p a n y L o g o > + 
+             < C o m p a n y V A T R e g i s t r a t i o n N o > C o m p a n y   V A T   R e g i s t r a t i o n   N o . < / C o m p a n y V A T R e g i s t r a t i o n N o > + 
+             < C o m p a n y V A T R e g i s t r a t i o n N o C a p t i o n > C o m p a n y   V A T   R e g i s t r a t i o n   N o .   C a p t i o n < / C o m p a n y V A T R e g i s t r a t i o n N o C a p t i o n > + 
+             < C o m p a n y R e g i s t r a t i o n N o > C o m p a n y   R e g i s t r a t i o n   N o . < / C o m p a n y R e g i s t r a t i o n N o > + 
+             < C o m p a n y R e g i s t r a t i o n N o C a p t i o n > C o m p a n y   R e g i s t r a t i o n   N o .   C a p t i o n < / C o m p a n y R e g i s t r a t i o n N o C a p t i o n > + 
+             < C o m p a n y B a n k N a m e > C o m p a n y   B a n k   N a m e < / C o m p a n y B a n k N a m e > + 
+             < C o m p a n y B a n k N a m e C a p t i o n > C o m p a n y   B a n k   N a m e   C a p t i o n < / C o m p a n y B a n k N a m e C a p t i o n > + 
+             < C o m p a n y B a n k A c c o u n t N o > C o m p a n y   B a n k   A c c o u n t   N o . < / C o m p a n y B a n k A c c o u n t N o > + 
+             < C o m p a n y B a n k A c c o u n t N o C a p t i o n > C o m p a n y   B a n k   A c c o u n t   N o .   C a p t i o n < / C o m p a n y B a n k A c c o u n t N o C a p t i o n > + 
+             < C o m p a n y B a n k B r a n c h N o > C o m p a n y   B a n k   B r a n c h   N o . < / C o m p a n y B a n k B r a n c h N o > + 
+             < C o m p a n y B a n k B r a n c h N o C a p t i o n > C o m p a n y   B a n k   B r a n c h   N o .   C a p t i o n < / C o m p a n y B a n k B r a n c h N o C a p t i o n > + 
+             < C o m p a n y I B A N > C o m p a n y   I B A N < / C o m p a n y I B A N > + 
+             < C o m p a n y I B A N C a p t i o n > C o m p a n y   I B A N   C a p t i o n < / C o m p a n y I B A N C a p t i o n > + 
+             < C o m p a n y B a n k S W I F T > C o m p a n y   B a n k   S W I F T < / C o m p a n y B a n k S W I F T > + 
+             < C o m p a n y B a n k S W I F T C a p t i o n > C o m p a n y   B a n k   S W I F T   C a p t i o n < / C o m p a n y B a n k S W I F T C a p t i o n > + 
+             < C o m p a n y G i r o N o > C o m p a n y   G i r o   N o . < / C o m p a n y G i r o N o > + 
+             < C o m p a n y G i r o N o C a p t i o n > C o m p a n y   G i r o   N o .   C a p t i o n < / C o m p a n y G i r o N o C a p t i o n > + 
+         < / C o m p a n y M e t a d a t a > + 
+     < / B C R e p o r t I n f o r m a t i o n > + 
+     < L a b e l s > + 
+         < A b o u t T h e R e p o r t L a b e l > A b o u t T h e R e p o r t L a b e l < / A b o u t T h e R e p o r t L a b e l > + 
+         < C o m p a n y L a b e l > C o m p a n y L a b e l < / C o m p a n y L a b e l > + 
+         < D a t a R e t r i e v e d > D a t a R e t r i e v e d < / D a t a R e t r i e v e d > + 
+         < D e s c _ P r o d O r d e r C o m p L b l > D e s c _ P r o d O r d e r C o m p L b l < / D e s c _ P r o d O r d e r C o m p L b l > + 
+         < D e s c _ P r o d O r d e r L i n e L b l > D e s c _ P r o d O r d e r L i n e L b l < / D e s c _ P r o d O r d e r L i n e L b l > + 
+         < D e s c _ P r o d O r d e r R t n g L i n e L b l > D e s c _ P r o d O r d e r R t n g L i n e L b l < / D e s c _ P r o d O r d e r R t n g L i n e L b l > + 
+         < D o c u m e n t a t i o n L a b e l > D o c u m e n t a t i o n L a b e l < / D o c u m e n t a t i o n L a b e l > + 
+         < E n d D a t e _ P r o d O r d e r R t n g L i n e L b l > E n d D a t e _ P r o d O r d e r R t n g L i n e L b l < / E n d D a t e _ P r o d O r d e r R t n g L i n e L b l > + 
+         < E n v i r o n m e n t L a b e l > E n v i r o n m e n t L a b e l < / E n v i r o n m e n t L a b e l > + 
+         < I t e m N o _ P r o d O r d e r C o m p L b l > I t e m N o _ P r o d O r d e r C o m p L b l < / I t e m N o _ P r o d O r d e r C o m p L b l > + 
+         < I t e m N o _ P r o d O r d e r L i n e L b l > I t e m N o _ P r o d O r d e r L i n e L b l < / I t e m N o _ P r o d O r d e r L i n e L b l > + 
+         < N a m e _ V e n d o r L b l > N a m e _ V e n d o r L b l < / N a m e _ V e n d o r L b l > + 
+         < N a m e _ W o r k C e n t e r L b l > N a m e _ W o r k C e n t e r L b l < / N a m e _ W o r k C e n t e r L b l > + 
+         < N o _ V e n d o r L b l > N o _ V e n d o r L b l < / N o _ V e n d o r L b l > + 
+         < N o _ W o r k C e n t e r L b l > N o _ W o r k C e n t e r L b l < / N o _ W o r k C e n t e r L b l > + 
+         < O p r t n N o _ P r o d O r d e r R t n g L i n e L b l > O p r t n N o _ P r o d O r d e r R t n g L i n e L b l < / O p r t n N o _ P r o d O r d e r R t n g L i n e L b l > + 
+         < P e r i o d L a b e l > P e r i o d L a b e l < / P e r i o d L a b e l > + 
+         < P O N o _ P r o d O r d e r C o m p L b l > P O N o _ P r o d O r d e r C o m p L b l < / P O N o _ P r o d O r d e r C o m p L b l > + 
+         < P O N o _ P r o d O r d e r R t n g L i n e L b l > P O N o _ P r o d O r d e r R t n g L i n e L b l < / P O N o _ P r o d O r d e r R t n g L i n e L b l > + 
+         < P u r c h L i n e D o c N o L b l > P u r c h L i n e D o c N o L b l < / P u r c h L i n e D o c N o L b l > + 
+         < P u r c h L i n e O u t s t a n d i n g Q t y L b l > P u r c h L i n e O u t s t a n d i n g Q t y L b l < / P u r c h L i n e O u t s t a n d i n g Q t y L b l > + 
+         < R e m a i n g Q t y _ P r o d O r d e r C o m p L b l > R e m a i n g Q t y _ P r o d O r d e r C o m p L b l < / R e m a i n g Q t y _ P r o d O r d e r C o m p L b l > + 
+         < R e m a i n g Q t y _ P r o d O r d e r L i n e L b l > R e m a i n g Q t y _ P r o d O r d e r L i n e L b l < / R e m a i n g Q t y _ P r o d O r d e r L i n e L b l > + 
+         < R e p o r t N a m e L a b e l > R e p o r t N a m e L a b e l < / R e p o r t N a m e L a b e l > + 
+         < R u n O n L a b e l > R u n O n L a b e l < / R u n O n L a b e l > + 
+         < S t r t D t _ P r o d O r d e r R t n g L i n e L b l > S t r t D t _ P r o d O r d e r R t n g L i n e L b l < / S t r t D t _ P r o d O r d e r R t n g L i n e L b l > + 
+         < S u b D i s p a t c h L i s t > S u b D i s p a t c h L i s t < / S u b D i s p a t c h L i s t > + 
+         < S u b D i s p a t c h L i s t A n a l y s i s > S u b D i s p a t c h L i s t A n a l y s i s < / S u b D i s p a t c h L i s t A n a l y s i s > + 
+         < S u b D i s p a t c h L i s t P r i n t > S u b D i s p a t c h L i s t P r i n t < / S u b D i s p a t c h L i s t P r i n t > + 
+         < U O M C o d e _ P r o d O r d e r C o m p L b l > U O M C o d e _ P r o d O r d e r C o m p L b l < / U O M C o d e _ P r o d O r d e r C o m p L b l > + 
+         < U O M C o d e _ P r o d O r d e r L i n e L b l > U O M C o d e _ P r o d O r d e r L i n e L b l < / U O M C o d e _ P r o d O r d e r L i n e L b l > + 
+         < U s e r L a b e l > U s e r L a b e l < / U s e r L a b e l > + 
+     < / L a b e l s > + 
+     < V e n d o r > + 
+         < C o m p a n y N a m e > C o m p a n y N a m e < / C o m p a n y N a m e > + 
+         < C u r r R e p o r t P a g e N o C a p t i o n > C u r r R e p o r t P a g e N o C a p t i o n < / C u r r R e p o r t P a g e N o C a p t i o n > + 
+         < D e s c _ P r o d O r d e r R t n g L i n e C a p t i o n > D e s c _ P r o d O r d e r R t n g L i n e C a p t i o n < / D e s c _ P r o d O r d e r R t n g L i n e C a p t i o n > + 
+         < N a m e _ V e n d o r > N a m e _ V e n d o r < / N a m e _ V e n d o r > + 
+         < N a m e _ V e n d o r C a p t i o n > N a m e _ V e n d o r C a p t i o n < / N a m e _ V e n d o r C a p t i o n > + 
+         < N o _ V e n d o r > N o _ V e n d o r < / N o _ V e n d o r > + 
+         < N o _ V e n d o r C a p t i o n > N o _ V e n d o r C a p t i o n < / N o _ V e n d o r C a p t i o n > + 
+         < O p r t n N o _ P r o d O r d e r R t n g L i n e C a p t i o n > O p r t n N o _ P r o d O r d e r R t n g L i n e C a p t i o n < / O p r t n N o _ P r o d O r d e r R t n g L i n e C a p t i o n > + 
+         < P O N o _ P r o d O r d e r R t n g L i n e C a p t i o n > P O N o _ P r o d O r d e r R t n g L i n e C a p t i o n < / P O N o _ P r o d O r d e r R t n g L i n e C a p t i o n > + 
+         < P r o d O r d R t n g L n E n d D t C a p t > P r o d O r d R t n g L n E n d D t C a p t < / P r o d O r d R t n g L n E n d D t C a p t > + 
+         < P r o d O r d R t n g L n S t r t D t C a p t > P r o d O r d R t n g L n S t r t D t C a p t < / P r o d O r d R t n g L n S t r t D t C a p t > + 
+         < P u r c h L i n e D o c N o C a p t i o n > P u r c h L i n e D o c N o C a p t i o n < / P u r c h L i n e D o c N o C a p t i o n > + 
+         < P u r c h L i n e O u t s t a n d g Q t y C a p t > P u r c h L i n e O u t s t a n d g Q t y C a p t < / P u r c h L i n e O u t s t a n d g Q t y C a p t > + 
+         < R e m a i n g Q t y _ P r o d O r d e r L i n e C a p t i o n > R e m a i n g Q t y _ P r o d O r d e r L i n e C a p t i o n < / R e m a i n g Q t y _ P r o d O r d e r L i n e C a p t i o n > + 
+         < S u b c n t r c t r D i s p a t c h i s t C a p t > S u b c n t r c t r D i s p a t c h i s t C a p t < / S u b c n t r c t r D i s p a t c h i s t C a p t > + 
+         < T o d a y F o r m a t t e d > T o d a y F o r m a t t e d < / T o d a y F o r m a t t e d > + 
+         < U O M C o d e _ P r o d O r d e r L i n e C a p t i o n > U O M C o d e _ P r o d O r d e r L i n e C a p t i o n < / U O M C o d e _ P r o d O r d e r L i n e C a p t i o n > + 
+         < W o r k _ C e n t e r > + 
+             < N a m e _ W o r k C e n t e r > N a m e _ W o r k C e n t e r < / N a m e _ W o r k C e n t e r > + 
+             < N a m e _ W o r k C e n t e r C a p t i o n > N a m e _ W o r k C e n t e r C a p t i o n < / N a m e _ W o r k C e n t e r C a p t i o n > + 
+             < N o _ W o r k C e n t e r > N o _ W o r k C e n t e r < / N o _ W o r k C e n t e r > + 
+             < N o _ W o r k C e n t e r C a p t i o n > N o _ W o r k C e n t e r C a p t i o n < / N o _ W o r k C e n t e r C a p t i o n > + 
+             < P r o d _ O r d e r _ R o u t i n g _ L i n e > + 
+                 < D e s c _ P r o d O r d e r R t n g L i n e > D e s c _ P r o d O r d e r R t n g L i n e < / D e s c _ P r o d O r d e r R t n g L i n e > + 
+                 < E n d D a t e _ P r o d O r d e r R t n g L i n e > E n d D a t e _ P r o d O r d e r R t n g L i n e < / E n d D a t e _ P r o d O r d e r R t n g L i n e > + 
+                 < O p r t n N o _ P r o d O r d e r R t n g L i n e > O p r t n N o _ P r o d O r d e r R t n g L i n e < / O p r t n N o _ P r o d O r d e r R t n g L i n e > + 
+                 < P O N o _ P r o d O r d e r R t n g L i n e > P O N o _ P r o d O r d e r R t n g L i n e < / P O N o _ P r o d O r d e r R t n g L i n e > + 
+                 < S t r t D t _ P r o d O r d e r R t n g L i n e > S t r t D t _ P r o d O r d e r R t n g L i n e < / S t r t D t _ P r o d O r d e r R t n g L i n e > + 
+                 < P r o d _ O r d e r _ L i n e > + 
+                     < D e s c _ P r o d O r d e r L i n e > D e s c _ P r o d O r d e r L i n e < / D e s c _ P r o d O r d e r L i n e > + 
+                     < I t e m N o _ P r o d O r d e r L i n e > I t e m N o _ P r o d O r d e r L i n e < / I t e m N o _ P r o d O r d e r L i n e > + 
+                     < P u r c h L i n e D o c N o > P u r c h L i n e D o c N o < / P u r c h L i n e D o c N o > + 
+                     < P u r c h L i n e O u t s t a n d i n g Q t y > P u r c h L i n e O u t s t a n d i n g Q t y < / P u r c h L i n e O u t s t a n d i n g Q t y > + 
+                     < R e m a i n g Q t y _ P r o d O r d e r L i n e > R e m a i n g Q t y _ P r o d O r d e r L i n e < / R e m a i n g Q t y _ P r o d O r d e r L i n e > + 
+                     < U O M C o d e _ P r o d O r d e r L i n e > U O M C o d e _ P r o d O r d e r L i n e < / U O M C o d e _ P r o d O r d e r L i n e > + 
+                     < P r o d _ O r d e r _ C o m p o n e n t > + 
+                         < C o m p o n e n t s n e e d e d C a p t i o n > C o m p o n e n t s n e e d e d C a p t i o n < / C o m p o n e n t s n e e d e d C a p t i o n > + 
+                         < D e s c _ P r o d O r d e r C o m p > D e s c _ P r o d O r d e r C o m p < / D e s c _ P r o d O r d e r C o m p > + 
+                         < I t e m N o _ P r o d O r d e r C o m p > I t e m N o _ P r o d O r d e r C o m p < / I t e m N o _ P r o d O r d e r C o m p > + 
+                         < P O N o _ P r o d O r d e r C o m p > P O N o _ P r o d O r d e r C o m p < / P O N o _ P r o d O r d e r C o m p > + 
+                         < R e m a i n g Q t y _ P r o d O r d e r C o m p > R e m a i n g Q t y _ P r o d O r d e r C o m p < / R e m a i n g Q t y _ P r o d O r d e r C o m p > + 
+                         < U O M C o d e _ P r o d O r d e r C o m p > U O M C o d e _ P r o d O r d e r C o m p < / U O M C o d e _ P r o d O r d e r C o m p > + 
+                     < / P r o d _ O r d e r _ C o m p o n e n t > + 
+                 < / P r o d _ O r d e r _ L i n e > + 
+             < / P r o d _ O r d e r _ R o u t i n g _ L i n e > + 
+         < / W o r k _ C e n t e r > + 
+     < / V e n d o r > + 
+ < / N a v W o r d R e p o r t X m l P a r t > 
+</file>
+
+<file path=customXml/item4.xml>��< ? x m l   v e r s i o n = " 1 . 0 "   e n c o d i n g = " u t f - 1 6 " ? > + 
+ < N a v W o r d R e p o r t X m l P a r t   x m l n s = " u r n : m i c r o s o f t - d y n a m i c s - b u s i n e s s c e n t r a l / i n t e r n a l / e x t e n d e d / r e p o r t s / S u b c o n t r a c t o r _ D i s p a t c h _ L i s t / 9 9 0 0 0 7 8 9 / " > + 
+     < B C R e p o r t I n f o r m a t i o n > + 
+         < R e p o r t M e t a d a t a > + 
+             < E x t e n s i o n I d > E x t e n s i o n   I D < / E x t e n s i o n I d > + 
+             < E x t e n s i o n N a m e > E x t e n s i o n   N a m e < / E x t e n s i o n N a m e > + 
+             < E x t e n s i o n P u b l i s h e r > E x t e n s i o n   P u b l i s h e r < / E x t e n s i o n P u b l i s h e r > + 
+             < E x t e n s i o n V e r s i o n > E x t e n s i o n   V e r s i o n < / E x t e n s i o n V e r s i o n > + 
+             < R e p o r t I d > R e p o r t   I D < / R e p o r t I d > + 
+             < R e p o r t N a m e > R e p o r t   N a m e < / R e p o r t N a m e > + 
+             < R e p o r t C a p t i o n > R e p o r t   C a p t i o n < / R e p o r t C a p t i o n > + 
+             < A b o u t T h i s R e p o r t T i t l e > A b o u t   T h i s   R e p o r t   T i t l e < / A b o u t T h i s R e p o r t T i t l e > + 
+             < A b o u t T h i s R e p o r t T e x t > A b o u t   T h i s   R e p o r t   T e x t < / A b o u t T h i s R e p o r t T e x t > + 
+             < R e p o r t H e l p L i n k > R e p o r t   H e l p   L i n k < / R e p o r t H e l p L i n k > + 
+         < / R e p o r t M e t a d a t a > + 
+         < R e p o r t R e q u e s t > + 
+             < T e n a n t E n t r a I d > T e n a n t   E n t r a   I d < / T e n a n t E n t r a I d > + 
+             < E n v i r o n m e n t N a m e > E n v i r o n m e n t   N a m e < / E n v i r o n m e n t N a m e > + 
+             < E n v i r o n m e n t T y p e > E n v i r o n m e n t   T y p e < / E n v i r o n m e n t T y p e > + 
+             < C o m p a n y N a m e > C o m p a n y   N a m e < / C o m p a n y N a m e > + 
+             < C o m p a n y D i s p l a y N a m e > C o m p a n y   D i s p l a y   N a m e < / C o m p a n y D i s p l a y N a m e > + 
+             < C o m p a n y I d > C o m p a n y   I D < / C o m p a n y I d > + 
+             < U s e r N a m e > U s e r   N a m e < / U s e r N a m e > + 
+             < D a t e A n d T i m e > D a t e   a n d   T i m e < / D a t e A n d T i m e > + 
+             < L a n g u a g e > L a n g u a g e < / L a n g u a g e > + 
+             < F o r m a t R e g i o n > F o r m a t   R e g i o n < / F o r m a t R e g i o n > + 
+             < D a t e T i m e V a l u e s > + 
+                 < Y e a r > Y e a r < / Y e a r > + 
+                 < M o n t h N u m b e r > M o n t h   N u m b e r < / M o n t h N u m b e r > + 
+                 < D a y N u m b e r > D a y   N u m b e r < / D a y N u m b e r > + 
+                 < H o u r > H o u r < / H o u r > + 
+                 < M i n u t e > M i n u t e < / M i n u t e > + 
+             < / D a t e T i m e V a l u e s > + 
+         < / R e p o r t R e q u e s t > + 
+         < C o m p a n y M e t a d a t a > + 
+             < C o m p a n y N a m e > C o m p a n y   N a m e < / C o m p a n y N a m e > + 
+             < C o m p a n y D i s p l a y N a m e > C o m p a n y   D i s p l a y   N a m e < / C o m p a n y D i s p l a y N a m e > + 
+             < C o m p a n y A d d r e s s L i n e s > + 
+                 < C o m p a n y A d d r e s s L i n e 1 > C o m p a n y   A d d r e s s   L i n e   1 < / C o m p a n y A d d r e s s L i n e 1 > + 
+                 < C o m p a n y A d d r e s s L i n e 2 > C o m p a n y   A d d r e s s   L i n e   2 < / C o m p a n y A d d r e s s L i n e 2 > + 
+                 < C o m p a n y A d d r e s s L i n e 3 > C o m p a n y   A d d r e s s   L i n e   3 < / C o m p a n y A d d r e s s L i n e 3 > + 
+                 < C o m p a n y A d d r e s s L i n e 4 > C o m p a n y   A d d r e s s   L i n e   4 < / C o m p a n y A d d r e s s L i n e 4 > + 
+                 < C o m p a n y A d d r e s s L i n e 5 > C o m p a n y   A d d r e s s   L i n e   5 < / C o m p a n y A d d r e s s L i n e 5 > + 
+                 < C o m p a n y A d d r e s s L i n e 6 > C o m p a n y   A d d r e s s   L i n e   6 < / C o m p a n y A d d r e s s L i n e 6 > + 
+                 < C o m p a n y A d d r e s s L i n e 7 > C o m p a n y   A d d r e s s   L i n e   7 < / C o m p a n y A d d r e s s L i n e 7 > + 
+                 < C o m p a n y A d d r e s s L i n e 8 > C o m p a n y   A d d r e s s   L i n e   8 < / C o m p a n y A d d r e s s L i n e 8 > + 
+             < / C o m p a n y A d d r e s s L i n e s > + 
+             < C o m p a n y P h o n e > C o m p a n y   P h o n e < / C o m p a n y P h o n e > + 
+             < C o m p a n y P h o n e C a p t i o n > C o m p a n y   P h o n e   C a p t i o n < / C o m p a n y P h o n e C a p t i o n > + 
+             < C o m p a n y F a x N o > C o m p a n y   F a x   N o . < / C o m p a n y F a x N o > + 
+             < C o m p a n y F a x N o C a p t i o n > C o m p a n y   F a x   N o .   C a p t i o n < / C o m p a n y F a x N o C a p t i o n > + 
+             < C o m p a n y E m a i l > C o m p a n y   E m a i l < / C o m p a n y E m a i l > + 
+             < C o m p a n y E m a i l C a p t i o n > C o m p a n y   E m a i l   C a p t i o n < / C o m p a n y E m a i l C a p t i o n > + 
+             < C o m p a n y H o m e P a g e > C o m p a n y   H o m e   P a g e < / C o m p a n y H o m e P a g e > + 
+             < C o m p a n y H o m e P a g e C a p t i o n > C o m p a n y   H o m e   P a g e   C a p t i o n < / C o m p a n y H o m e P a g e C a p t i o n > + 
+             < C o m p a n y L o g o > C o m p a n y   L o g o < / C o m p a n y L o g o > + 
+             < C o m p a n y V A T R e g i s t r a t i o n N o > C o m p a n y   V A T   R e g i s t r a t i o n   N o . < / C o m p a n y V A T R e g i s t r a t i o n N o > + 
+             < C o m p a n y V A T R e g i s t r a t i o n N o C a p t i o n > C o m p a n y   V A T   R e g i s t r a t i o n   N o .   C a p t i o n < / C o m p a n y V A T R e g i s t r a t i o n N o C a p t i o n > + 
+             < C o m p a n y R e g i s t r a t i o n N o > C o m p a n y   R e g i s t r a t i o n   N o . < / C o m p a n y R e g i s t r a t i o n N o > + 
+             < C o m p a n y R e g i s t r a t i o n N o C a p t i o n > C o m p a n y   R e g i s t r a t i o n   N o .   C a p t i o n < / C o m p a n y R e g i s t r a t i o n N o C a p t i o n > + 
+             < C o m p a n y B a n k N a m e > C o m p a n y   B a n k   N a m e < / C o m p a n y B a n k N a m e > + 
+             < C o m p a n y B a n k N a m e C a p t i o n > C o m p a n y   B a n k   N a m e   C a p t i o n < / C o m p a n y B a n k N a m e C a p t i o n > + 
+             < C o m p a n y B a n k A c c o u n t N o > C o m p a n y   B a n k   A c c o u n t   N o . < / C o m p a n y B a n k A c c o u n t N o > + 
+             < C o m p a n y B a n k A c c o u n t N o C a p t i o n > C o m p a n y   B a n k   A c c o u n t   N o .   C a p t i o n < / C o m p a n y B a n k A c c o u n t N o C a p t i o n > + 
+             < C o m p a n y B a n k B r a n c h N o > C o m p a n y   B a n k   B r a n c h   N o . < / C o m p a n y B a n k B r a n c h N o > + 
+             < C o m p a n y B a n k B r a n c h N o C a p t i o n > C o m p a n y   B a n k   B r a n c h   N o .   C a p t i o n < / C o m p a n y B a n k B r a n c h N o C a p t i o n > + 
+             < C o m p a n y I B A N > C o m p a n y   I B A N < / C o m p a n y I B A N > + 
+             < C o m p a n y I B A N C a p t i o n > C o m p a n y   I B A N   C a p t i o n < / C o m p a n y I B A N C a p t i o n > + 
+             < C o m p a n y B a n k S W I F T > C o m p a n y   B a n k   S W I F T < / C o m p a n y B a n k S W I F T > + 
+             < C o m p a n y B a n k S W I F T C a p t i o n > C o m p a n y   B a n k   S W I F T   C a p t i o n < / C o m p a n y B a n k S W I F T C a p t i o n > + 
+             < C o m p a n y G i r o N o > C o m p a n y   G i r o   N o . < / C o m p a n y G i r o N o > + 
+             < C o m p a n y G i r o N o C a p t i o n > C o m p a n y   G i r o   N o .   C a p t i o n < / C o m p a n y G i r o N o C a p t i o n > + 
+         < / C o m p a n y M e t a d a t a > + 
+     < / B C R e p o r t I n f o r m a t i o n > + 
+     < L a b e l s > + 
+         < A b o u t T h e R e p o r t L a b e l   E l e m e n t T y p e = " P a r a m e t e r "   E l e m e n t I d = " 1 6 7 7 9 2 0 0 1 "   D a t a T y p e = " S t r i n g " > A b o u t T h e R e p o r t L a b e l < / A b o u t T h e R e p o r t L a b e l > + 
+         < C o m p a n y L a b e l   E l e m e n t T y p e = " P a r a m e t e r "   E l e m e n t I d = " 3 4 6 7 6 0 3 4 8 "   D a t a T y p e = " S t r i n g " > C o m p a n y L a b e l < / C o m p a n y L a b e l > + 
+         < D a t a R e t r i e v e d   E l e m e n t T y p e = " P a r a m e t e r "   E l e m e n t I d = " 2 9 1 9 1 1 8 0 7 "   D a t a T y p e = " S t r i n g " > D a t a R e t r i e v e d < / D a t a R e t r i e v e d > + 
+         < D e s c _ P r o d O r d e r C o m p L b l   E l e m e n t T y p e = " P a r a m e t e r "   E l e m e n t I d = " 1 4 3 6 3 8 7 8 3 "   D a t a T y p e = " S t r i n g " > D e s c _ P r o d O r d e r C o m p L b l < / D e s c _ P r o d O r d e r C o m p L b l > + 
+         < D e s c _ P r o d O r d e r L i n e L b l   E l e m e n t T y p e = " P a r a m e t e r "   E l e m e n t I d = " 2 1 4 3 7 8 6 9 9 2 "   D a t a T y p e = " S t r i n g " > D e s c _ P r o d O r d e r L i n e L b l < / D e s c _ P r o d O r d e r L i n e L b l > + 
+         < D e s c _ P r o d O r d e r R t n g L i n e L b l   E l e m e n t T y p e = " P a r a m e t e r "   E l e m e n t I d = " 1 8 7 3 5 7 1 1 6 7 "   D a t a T y p e = " S t r i n g " > D e s c _ P r o d O r d e r R t n g L i n e L b l < / D e s c _ P r o d O r d e r R t n g L i n e L b l > + 
+         < D o c u m e n t a t i o n L a b e l   E l e m e n t T y p e = " P a r a m e t e r "   E l e m e n t I d = " 1 7 3 8 9 2 4 8 1 5 "   D a t a T y p e = " S t r i n g " > D o c u m e n t a t i o n L a b e l < / D o c u m e n t a t i o n L a b e l > + 
+         < E n d D a t e _ P r o d O r d e r R t n g L i n e L b l   E l e m e n t T y p e = " P a r a m e t e r "   E l e m e n t I d = " 6 1 4 9 0 7 8 2 9 "   D a t a T y p e = " S t r i n g " > E n d D a t e _ P r o d O r d e r R t n g L i n e L b l < / E n d D a t e _ P r o d O r d e r R t n g L i n e L b l > + 
+         < E n v i r o n m e n t L a b e l   E l e m e n t T y p e = " P a r a m e t e r "   E l e m e n t I d = " 8 1 8 8 1 6 5 9 0 "   D a t a T y p e = " S t r i n g " > E n v i r o n m e n t L a b e l < / E n v i r o n m e n t L a b e l > + 
+         < I t e m N o _ P r o d O r d e r C o m p L b l   E l e m e n t T y p e = " P a r a m e t e r "   E l e m e n t I d = " 5 4 1 4 3 3 6 9 8 "   D a t a T y p e = " S t r i n g " > I t e m N o _ P r o d O r d e r C o m p L b l < / I t e m N o _ P r o d O r d e r C o m p L b l > + 
+         < I t e m N o _ P r o d O r d e r L i n e L b l   E l e m e n t T y p e = " P a r a m e t e r "   E l e m e n t I d = " 1 9 9 1 2 8 5 0 5 3 "   D a t a T y p e = " S t r i n g " > I t e m N o _ P r o d O r d e r L i n e L b l < / I t e m N o _ P r o d O r d e r L i n e L b l > + 
+         < N a m e _ V e n d o r L b l   E l e m e n t T y p e = " P a r a m e t e r "   E l e m e n t I d = " 2 9 8 9 1 3 2 4 5 "   D a t a T y p e = " S t r i n g " > N a m e _ V e n d o r L b l < / N a m e _ V e n d o r L b l > + 
+         < N a m e _ W o r k C e n t e r L b l   E l e m e n t T y p e = " P a r a m e t e r "   E l e m e n t I d = " 2 2 9 6 8 1 2 4 5 "   D a t a T y p e = " S t r i n g " > N a m e _ W o r k C e n t e r L b l < / N a m e _ W o r k C e n t e r L b l > + 
+         < N o _ V e n d o r L b l   E l e m e n t T y p e = " P a r a m e t e r "   E l e m e n t I d = " 1 3 7 4 1 1 2 0 9 9 "   D a t a T y p e = " S t r i n g " > N o _ V e n d o r L b l < / N o _ V e n d o r L b l > + 
+         < N o _ W o r k C e n t e r L b l   E l e m e n t T y p e = " P a r a m e t e r "   E l e m e n t I d = " 2 1 3 9 9 9 8 1 7 3 "   D a t a T y p e = " S t r i n g " > N o _ W o r k C e n t e r L b l < / N o _ W o r k C e n t e r L b l > + 
+         < O p r t n N o _ P r o d O r d e r R t n g L i n e L b l   E l e m e n t T y p e = " P a r a m e t e r "   E l e m e n t I d = " 3 3 3 9 3 2 4 4 0 "   D a t a T y p e = " S t r i n g " > O p r t n N o _ P r o d O r d e r R t n g L i n e L b l < / O p r t n N o _ P r o d O r d e r R t n g L i n e L b l > + 
+         < P e r i o d L a b e l   E l e m e n t T y p e = " P a r a m e t e r "   E l e m e n t I d = " 1 8 3 9 7 8 7 4 6 "   D a t a T y p e = " S t r i n g " > P e r i o d L a b e l < / P e r i o d L a b e l > + 
+         < P O N o _ P r o d O r d e r C o m p L b l   E l e m e n t T y p e = " P a r a m e t e r "   E l e m e n t I d = " 1 0 9 9 6 1 8 0 8 8 "   D a t a T y p e = " S t r i n g " > P O N o _ P r o d O r d e r C o m p L b l < / P O N o _ P r o d O r d e r C o m p L b l > + 
+         < P O N o _ P r o d O r d e r R t n g L i n e L b l   E l e m e n t T y p e = " P a r a m e t e r "   E l e m e n t I d = " 6 1 5 3 7 7 7 8 4 "   D a t a T y p e = " S t r i n g " > P O N o _ P r o d O r d e r R t n g L i n e L b l < / P O N o _ P r o d O r d e r R t n g L i n e L b l > + 
+         < P u r c h L i n e D o c N o L b l   E l e m e n t T y p e = " P a r a m e t e r "   E l e m e n t I d = " 2 0 5 5 6 6 1 4 6 0 "   D a t a T y p e = " S t r i n g " > P u r c h L i n e D o c N o L b l < / P u r c h L i n e D o c N o L b l > + 
+         < P u r c h L i n e O u t s t a n d i n g Q t y L b l   E l e m e n t T y p e = " P a r a m e t e r "   E l e m e n t I d = " 1 7 7 7 1 5 6 3 4 9 "   D a t a T y p e = " S t r i n g " > P u r c h L i n e O u t s t a n d i n g Q t y L b l < / P u r c h L i n e O u t s t a n d i n g Q t y L b l > + 
+         < R e m a i n g Q t y _ P r o d O r d e r C o m p L b l   E l e m e n t T y p e = " P a r a m e t e r "   E l e m e n t I d = " 1 0 3 9 1 7 5 3 2 1 "   D a t a T y p e = " S t r i n g " > R e m a i n g Q t y _ P r o d O r d e r C o m p L b l < / R e m a i n g Q t y _ P r o d O r d e r C o m p L b l > + 
+         < R e m a i n g Q t y _ P r o d O r d e r L i n e L b l   E l e m e n t T y p e = " P a r a m e t e r "   E l e m e n t I d = " 1 2 0 6 7 5 9 9 5 8 "   D a t a T y p e = " S t r i n g " > R e m a i n g Q t y _ P r o d O r d e r L i n e L b l < / R e m a i n g Q t y _ P r o d O r d e r L i n e L b l > + 
+         < R e p o r t N a m e L a b e l   E l e m e n t T y p e = " P a r a m e t e r "   E l e m e n t I d = " 1 0 2 2 2 9 2 9 8 2 "   D a t a T y p e = " S t r i n g " > R e p o r t N a m e L a b e l < / R e p o r t N a m e L a b e l > + 
+         < R u n O n L a b e l   E l e m e n t T y p e = " P a r a m e t e r "   E l e m e n t I d = " 1 1 1 9 0 3 7 5 9 5 "   D a t a T y p e = " S t r i n g " > R u n O n L a b e l < / R u n O n L a b e l > + 
+         < S t r t D t _ P r o d O r d e r R t n g L i n e L b l   E l e m e n t T y p e = " P a r a m e t e r "   E l e m e n t I d = " 1 5 5 2 2 3 7 6 0 1 "   D a t a T y p e = " S t r i n g " > S t r t D t _ P r o d O r d e r R t n g L i n e L b l < / S t r t D t _ P r o d O r d e r R t n g L i n e L b l > + 
+         < S u b D i s p a t c h L i s t   E l e m e n t T y p e = " P a r a m e t e r "   E l e m e n t I d = " 8 2 0 5 4 8 0 6 7 "   D a t a T y p e = " S t r i n g " > S u b D i s p a t c h L i s t < / S u b D i s p a t c h L i s t > + 
+         < S u b D i s p a t c h L i s t A n a l y s i s   E l e m e n t T y p e = " P a r a m e t e r "   E l e m e n t I d = " 3 9 8 4 6 7 8 5 "   D a t a T y p e = " S t r i n g " > S u b D i s p a t c h L i s t A n a l y s i s < / S u b D i s p a t c h L i s t A n a l y s i s > + 
+         < S u b D i s p a t c h L i s t P r i n t   E l e m e n t T y p e = " P a r a m e t e r "   E l e m e n t I d = " 1 3 6 9 9 3 0 0 3 0 "   D a t a T y p e = " S t r i n g " > S u b D i s p a t c h L i s t P r i n t < / S u b D i s p a t c h L i s t P r i n t > + 
+         < U O M C o d e _ P r o d O r d e r C o m p L b l   E l e m e n t T y p e = " P a r a m e t e r "   E l e m e n t I d = " 1 2 7 8 5 9 3 2 7 6 "   D a t a T y p e = " S t r i n g " > U O M C o d e _ P r o d O r d e r C o m p L b l < / U O M C o d e _ P r o d O r d e r C o m p L b l > + 
+         < U O M C o d e _ P r o d O r d e r L i n e L b l   E l e m e n t T y p e = " P a r a m e t e r "   E l e m e n t I d = " 1 5 0 9 6 7 9 9 7 3 "   D a t a T y p e = " S t r i n g " > U O M C o d e _ P r o d O r d e r L i n e L b l < / U O M C o d e _ P r o d O r d e r L i n e L b l > + 
+         < U s e r L a b e l   E l e m e n t T y p e = " P a r a m e t e r "   E l e m e n t I d = " 8 4 8 8 1 6 7 9 4 "   D a t a T y p e = " S t r i n g " > U s e r L a b e l < / U s e r L a b e l > + 
+     < / L a b e l s > + 
+     < T o o l t i p s > + 
+         < T o o l t i p   c o l u m n = " N o _ V e n d o r "   E l e m e n t I d = " 8 6 9 5 5 5 2 7 3 " > + 
+             < T o o l t i p T e x t   l a n g = " e n - U S " > S p e c i f i e s   t h e   n u m b e r   o f   t h e   v e n d o r .   T h e   f i e l d   i s   e i t h e r   f i l l e d   a u t o m a t i c a l l y   f r o m   a   d e f i n e d   n u m b e r   s e r i e s ,   o r   y o u   e n t e r   t h e   n u m b e r   m a n u a l l y   b e c a u s e   y o u   h a v e   e n a b l e d   m a n u a l   n u m b e r   e n t r y   i n   t h e   n u m b e r - s e r i e s   s e t u p . < / T o o l t i p T e x t > + 
+         < / T o o l t i p > + 
+         < T o o l t i p   c o l u m n = " N a m e _ V e n d o r "   E l e m e n t I d = " 1 0 6 0 4 4 6 3 2 7 " > + 
+             < T o o l t i p T e x t   l a n g = " e n - U S " > S p e c i f i e s   t h e   v e n d o r ' s   n a m e .   Y o u   c a n   e n t e r   a   m a x i m u m   o f   3 0   c h a r a c t e r s ,   b o t h   n u m b e r s   a n d   l e t t e r s . < / T o o l t i p T e x t > + 
+         < / T o o l t i p > + 
+         < T o o l t i p   c o l u m n = " N o _ W o r k C e n t e r "   E l e m e n t I d = " 1 2 2 6 1 6 7 6 8 9 " > + 
+             < T o o l t i p T e x t   l a n g = " e n - U S " > S p e c i f i e s   t h e   n u m b e r   o f   t h e   i n v o l v e d   e n t r y   o r   r e c o r d ,   a c c o r d i n g   t o   t h e   s p e c i f i e d   n u m b e r   s e r i e s . < / T o o l t i p T e x t > + 
+         < / T o o l t i p > + 
+         < T o o l t i p   c o l u m n = " N a m e _ W o r k C e n t e r "   E l e m e n t I d = " 6 0 6 6 7 8 7 7 5 " > + 
+             < T o o l t i p T e x t   l a n g = " e n - U S " > S p e c i f i e s   t h e   n a m e   o f   t h e   w o r k   c e n t e r . < / T o o l t i p T e x t > + 
+         < / T o o l t i p > + 
+         < T o o l t i p   c o l u m n = " O p r t n N o _ P r o d O r d e r R t n g L i n e "   E l e m e n t I d = " 3 6 9 1 5 9 7 3 4 " > + 
+             < T o o l t i p T e x t   l a n g = " e n - U S " > S p e c i f i e s   t h e   o p e r a t i o n   n u m b e r . < / T o o l t i p T e x t > + 
+         < / T o o l t i p > + 
+         < T o o l t i p   c o l u m n = " P O N o _ P r o d O r d e r R t n g L i n e "   E l e m e n t I d = " 1 1 4 7 1 7 2 2 6 " > + 
+             < T o o l t i p T e x t   l a n g = " e n - U S " > S p e c i f i e s   t h e   n u m b e r   o f   t h e   r e l a t e d   p r o d u c t i o n   o r d e r . < / T o o l t i p T e x t > + 
+         < / T o o l t i p > + 
+         < T o o l t i p   c o l u m n = " D e s c _ P r o d O r d e r R t n g L i n e "   E l e m e n t I d = " 8 4 4 3 5 5 6 1 1 " > + 
+             < T o o l t i p T e x t   l a n g = " e n - U S " > S p e c i f i e s   t h e   d e s c r i p t i o n   o f   t h e   o p e r a t i o n . < / T o o l t i p T e x t > + 
+         < / T o o l t i p > + 
+         < T o o l t i p   c o l u m n = " I t e m N o _ P r o d O r d e r L i n e "   E l e m e n t I d = " 1 8 8 8 3 1 2 1 0 5 " > + 
+             < T o o l t i p T e x t   l a n g = " e n - U S " > S p e c i f i e s   t h e   n u m b e r   o f   t h e   i t e m   t h a t   i s   t o   b e   p r o d u c e d . < / T o o l t i p T e x t > + 
+         < / T o o l t i p > + 
+         < T o o l t i p   c o l u m n = " U O M C o d e _ P r o d O r d e r L i n e "   E l e m e n t I d = " 1 1 8 3 0 3 4 6 8 7 " > + 
+             < T o o l t i p T e x t   l a n g = " e n - U S " > S p e c i f i e s   h o w   e a c h   u n i t   o f   t h e   i t e m   i s   m e a s u r e d ,   s u c h   a s   i n   p i e c e s   o r   t o n s .   B y   d e f a u l t ,   t h e   v a l u e   i n   t h e   B a s e   U n i t   o f   M e a s u r e   f i e l d   o n   t h e   i t e m   c a r d   i s   i n s e r t e d .   I t   w i l l   b e   c h a n g e d   i f   y o u   s w i t c h   P r o d u c t   B O M   o r   P r o d u c t i o n   B O M   V e r s i o n . < / T o o l t i p T e x t > + 
+         < / T o o l t i p > + 
+         < T o o l t i p   c o l u m n = " R e m a i n g Q t y _ P r o d O r d e r L i n e "   E l e m e n t I d = " 2 0 5 9 2 8 1 9 6 4 " > + 
+             < T o o l t i p T e x t   l a n g = " e n - U S " > S p e c i f i e s   t h e   d i f f e r e n c e   b e t w e e n   t h e   f i n i s h e d   a n d   p l a n n e d   q u a n t i t i e s ,   o r   z e r o   i f   t h e   f i n i s h e d   q u a n t i t y   i s   g r e a t e r   t h a n   t h e   r e m a i n i n g   q u a n t i t y . < / T o o l t i p T e x t > + 
+         < / T o o l t i p > + 
+         < T o o l t i p   c o l u m n = " D e s c _ P r o d O r d e r L i n e "   E l e m e n t I d = " 3 1 4 2 4 7 3 2 6 " > + 
+             < T o o l t i p T e x t   l a n g = " e n - U S " > S p e c i f i e s   t h e   v a l u e   o f   t h e   D e s c r i p t i o n   f i e l d   o n   t h e   i t e m   c a r d .   I f   y o u   e n t e r   a   v a r i a n t   c o d e ,   t h e   v a r i a n t   d e s c r i p t i o n   i s   c o p i e d   t o   t h i s   f i e l d   i n s t e a d . < / T o o l t i p T e x t > + 
+         < / T o o l t i p > + 
+         < T o o l t i p   c o l u m n = " P u r c h L i n e D o c N o "   E l e m e n t I d = " 7 6 1 2 6 2 9 7 8 " > + 
+             < T o o l t i p T e x t   l a n g = " e n - U S " > S p e c i f i e s   t h e   d o c u m e n t   n u m b e r . < / T o o l t i p T e x t > + 
+         < / T o o l t i p > + 
+         < T o o l t i p   c o l u m n = " P u r c h L i n e O u t s t a n d i n g Q t y "   E l e m e n t I d = " 8 8 2 5 0 3 1 9 1 " > + 
+             < T o o l t i p T e x t   l a n g = " e n - U S " > S p e c i f i e s   h o w   m a n y   u n i t s   o n   t h e   o r d e r   l i n e   h a v e   n o t   y e t   b e e n   r e c e i v e d . < / T o o l t i p T e x t > + 
+         < / T o o l t i p > + 
+         < T o o l t i p   c o l u m n = " I t e m N o _ P r o d O r d e r C o m p "   E l e m e n t I d = " 8 6 1 5 4 8 1 6 0 " > + 
+             < T o o l t i p T e x t   l a n g = " e n - U S " > S p e c i f i e s   t h e   n u m b e r   o f   t h e   i t e m   t h a t   i s   a   c o m p o n e n t   i n   t h e   p r o d u c t i o n   o r d e r   c o m p o n e n t   l i s t . < / T o o l t i p T e x t > + 
+         < / T o o l t i p > + 
+         < T o o l t i p   c o l u m n = " D e s c _ P r o d O r d e r C o m p "   E l e m e n t I d = " 2 6 2 5 5 2 0 6 9 " > + 
+             < T o o l t i p T e x t   l a n g = " e n - U S " > S p e c i f i e s   a   d e s c r i p t i o n   o f   t h e   i t e m   o n   t h e   l i n e . < / T o o l t i p T e x t > + 
+         < / T o o l t i p > + 
+         < T o o l t i p   c o l u m n = " R e m a i n g Q t y _ P r o d O r d e r C o m p "   E l e m e n t I d = " 7 4 4 0 2 8 6 2 7 " > + 
+             < T o o l t i p T e x t   l a n g = " e n - U S " > S p e c i f i e s   t h e   d i f f e r e n c e   b e t w e e n   t h e   f i n i s h e d   a n d   p l a n n e d   q u a n t i t i e s ,   o r   z e r o   i f   t h e   f i n i s h e d   q u a n t i t y   i s   g r e a t e r   t h a n   t h e   r e m a i n i n g   q u a n t i t y . < / T o o l t i p T e x t > + 
+         < / T o o l t i p > + 
+         < T o o l t i p   c o l u m n = " U O M C o d e _ P r o d O r d e r C o m p "   E l e m e n t I d = " 6 6 0 7 1 1 8 5 0 " > + 
+             < T o o l t i p T e x t   l a n g = " e n - U S " > S p e c i f i e s   h o w   e a c h   u n i t   o f   t h e   i t e m   o r   r e s o u r c e   i s   m e a s u r e d ,   s u c h   a s   i n   p i e c e s   o r   h o u r s .   B y   d e f a u l t ,   t h e   v a l u e   i n   t h e   B a s e   U n i t   o f   M e a s u r e   f i e l d   o n   t h e   i t e m   o r   r e s o u r c e   c a r d   i s   i n s e r t e d . < / T o o l t i p T e x t > + 
+         < / T o o l t i p > + 
+         < T o o l t i p   c o l u m n = " P O N o _ P r o d O r d e r C o m p "   E l e m e n t I d = " 1 3 2 9 1 8 2 8 5 8 " > + 
+             < T o o l t i p T e x t   l a n g = " e n - U S " > S p e c i f i e s   t h e   n u m b e r   o f   t h e   r e l a t e d   p r o d u c t i o n   o r d e r . < / T o o l t i p T e x t > + 
+         < / T o o l t i p > + 
+     < / T o o l t i p s > + 
+     < V e n d o r   E l e m e n t T y p e = " D a t a I t e m "   E l e m e n t I d = " 2 1 1 4 8 2 1 6 7 " > + 
+         < C o m p a n y N a m e   E l e m e n t T y p e = " C o l u m n "   E l e m e n t I d = " 1 5 9 5 4 7 7 3 9 5 "   D a t a T y p e = " S t r i n g " > C o m p a n y N a m e < / C o m p a n y N a m e > + 
+         < C u r r R e p o r t P a g e N o C a p t i o n   E l e m e n t T y p e = " C o l u m n "   E l e m e n t I d = " 2 0 2 2 2 2 5 3 5 1 "   D a t a T y p e = " L a b e l " > C u r r R e p o r t P a g e N o C a p t i o n < / C u r r R e p o r t P a g e N o C a p t i o n > + 
+         < D e s c _ P r o d O r d e r R t n g L i n e C a p t i o n   E l e m e n t T y p e = " C o l u m n "   E l e m e n t I d = " 1 8 6 2 5 3 8 4 1 3 "   D a t a T y p e = " S t r i n g " > D e s c _ P r o d O r d e r R t n g L i n e C a p t i o n < / D e s c _ P r o d O r d e r R t n g L i n e C a p t i o n > + 
+         < N a m e _ V e n d o r   E l e m e n t T y p e = " C o l u m n "   E l e m e n t I d = " 1 0 6 0 4 4 6 3 2 7 "   D a t a T y p e = " T e x t " > N a m e _ V e n d o r < / N a m e _ V e n d o r > + 
+         < N a m e _ V e n d o r C a p t i o n   E l e m e n t T y p e = " C o l u m n "   E l e m e n t I d = " 1 8 7 1 7 5 5 2 8 1 "   D a t a T y p e = " S t r i n g " > N a m e _ V e n d o r C a p t i o n < / N a m e _ V e n d o r C a p t i o n > + 
+         < N o _ V e n d o r   E l e m e n t T y p e = " C o l u m n "   E l e m e n t I d = " 8 6 9 5 5 5 2 7 3 "   D a t a T y p e = " C o d e " > N o _ V e n d o r < / N o _ V e n d o r > + 
+         < N o _ V e n d o r C a p t i o n   E l e m e n t T y p e = " C o l u m n "   E l e m e n t I d = " 1 6 3 8 5 3 1 5 6 9 "   D a t a T y p e = " S t r i n g " > N o _ V e n d o r C a p t i o n < / N o _ V e n d o r C a p t i o n > + 
+         < O p r t n N o _ P r o d O r d e r R t n g L i n e C a p t i o n   E l e m e n t T y p e = " C o l u m n "   E l e m e n t I d = " 3 2 1 2 9 3 2 0 4 "   D a t a T y p e = " S t r i n g " > O p r t n N o _ P r o d O r d e r R t n g L i n e C a p t i o n < / O p r t n N o _ P r o d O r d e r R t n g L i n e C a p t i o n > + 
+         < P O N o _ P r o d O r d e r R t n g L i n e C a p t i o n   E l e m e n t T y p e = " C o l u m n "   E l e m e n t I d = " 1 6 5 7 8 3 7 6 8 4 "   D a t a T y p e = " S t r i n g " > P O N o _ P r o d O r d e r R t n g L i n e C a p t i o n < / P O N o _ P r o d O r d e r R t n g L i n e C a p t i o n > + 
+         < P r o d O r d R t n g L n E n d D t C a p t   E l e m e n t T y p e = " C o l u m n "   E l e m e n t I d = " 9 9 8 9 1 5 3 6 1 "   D a t a T y p e = " L a b e l " > P r o d O r d R t n g L n E n d D t C a p t < / P r o d O r d R t n g L n E n d D t C a p t > + 
+         < P r o d O r d R t n g L n S t r t D t C a p t   E l e m e n t T y p e = " C o l u m n "   E l e m e n t I d = " 1 2 6 1 1 6 9 8 1 7 "   D a t a T y p e = " L a b e l " > P r o d O r d R t n g L n S t r t D t C a p t < / P r o d O r d R t n g L n S t r t D t C a p t > + 
+         < P u r c h L i n e D o c N o C a p t i o n   E l e m e n t T y p e = " C o l u m n "   E l e m e n t I d = " 9 6 8 1 7 3 0 8 8 "   D a t a T y p e = " L a b e l " > P u r c h L i n e D o c N o C a p t i o n < / P u r c h L i n e D o c N o C a p t i o n > + 
+         < P u r c h L i n e O u t s t a n d g Q t y C a p t   E l e m e n t T y p e = " C o l u m n "   E l e m e n t I d = " 1 5 2 0 8 4 6 8 0 0 "   D a t a T y p e = " L a b e l " > P u r c h L i n e O u t s t a n d g Q t y C a p t < / P u r c h L i n e O u t s t a n d g Q t y C a p t > + 
+         < R e m a i n g Q t y _ P r o d O r d e r L i n e C a p t i o n   E l e m e n t T y p e = " C o l u m n "   E l e m e n t I d = " 1 7 1 7 2 1 8 7 9 0 "   D a t a T y p e = " S t r i n g " > R e m a i n g Q t y _ P r o d O r d e r L i n e C a p t i o n < / R e m a i n g Q t y _ P r o d O r d e r L i n e C a p t i o n > + 
+         < S u b c n t r c t r D i s p a t c h i s t C a p t   E l e m e n t T y p e = " C o l u m n "   E l e m e n t I d = " 1 0 3 4 0 6 7 0 0 7 "   D a t a T y p e = " L a b e l " > S u b c n t r c t r D i s p a t c h i s t C a p t < / S u b c n t r c t r D i s p a t c h i s t C a p t > + 
+         < T o d a y F o r m a t t e d   E l e m e n t T y p e = " C o l u m n "   E l e m e n t I d = " 2 7 0 4 5 1 4 0 "   D a t a T y p e = " S t r i n g " > T o d a y F o r m a t t e d < / T o d a y F o r m a t t e d > + 
+         < U O M C o d e _ P r o d O r d e r L i n e C a p t i o n   E l e m e n t T y p e = " C o l u m n "   E l e m e n t I d = " 9 0 7 7 1 2 5 5 3 "   D a t a T y p e = " S t r i n g " > U O M C o d e _ P r o d O r d e r L i n e C a p t i o n < / U O M C o d e _ P r o d O r d e r L i n e C a p t i o n > + 
+         < W o r k _ C e n t e r   E l e m e n t T y p e = " D a t a I t e m "   E l e m e n t I d = " 1 3 7 0 4 3 3 5 3 6 " > + 
+             < N a m e _ W o r k C e n t e r   E l e m e n t T y p e = " C o l u m n "   E l e m e n t I d = " 6 0 6 6 7 8 7 7 5 "   D a t a T y p e = " T e x t " > N a m e _ W o r k C e n t e r < / N a m e _ W o r k C e n t e r > + 
+             < N a m e _ W o r k C e n t e r C a p t i o n   E l e m e n t T y p e = " C o l u m n "   E l e m e n t I d = " 2 1 2 8 3 5 6 0 1 7 "   D a t a T y p e = " S t r i n g " > N a m e _ W o r k C e n t e r C a p t i o n < / N a m e _ W o r k C e n t e r C a p t i o n > + 
+             < N o _ W o r k C e n t e r   E l e m e n t T y p e = " C o l u m n "   E l e m e n t I d = " 1 2 2 6 1 6 7 6 8 9 "   D a t a T y p e = " C o d e " > N o _ W o r k C e n t e r < / N o _ W o r k C e n t e r > + 
+             < N o _ W o r k C e n t e r C a p t i o n   E l e m e n t T y p e = " C o l u m n "   E l e m e n t I d = " 4 0 1 2 5 6 9 7 7 "   D a t a T y p e = " S t r i n g " > N o _ W o r k C e n t e r C a p t i o n < / N o _ W o r k C e n t e r C a p t i o n > + 
+             < P r o d _ O r d e r _ R o u t i n g _ L i n e   E l e m e n t T y p e = " D a t a I t e m "   E l e m e n t I d = " 9 4 8 4 0 6 1 1 9 " > + 
+                 < D e s c _ P r o d O r d e r R t n g L i n e   E l e m e n t T y p e = " C o l u m n "   E l e m e n t I d = " 8 4 4 3 5 5 6 1 1 "   D a t a T y p e = " T e x t " > D e s c _ P r o d O r d e r R t n g L i n e < / D e s c _ P r o d O r d e r R t n g L i n e > + 
+                 < E n d D a t e _ P r o d O r d e r R t n g L i n e   E l e m e n t T y p e = " C o l u m n "   E l e m e n t I d = " 7 1 3 5 7 4 8 9 "   D a t a T y p e = " S t r i n g " > E n d D a t e _ P r o d O r d e r R t n g L i n e < / E n d D a t e _ P r o d O r d e r R t n g L i n e > + 
+                 < O p r t n N o _ P r o d O r d e r R t n g L i n e   E l e m e n t T y p e = " C o l u m n "   E l e m e n t I d = " 3 6 9 1 5 9 7 3 4 "   D a t a T y p e = " C o d e " > O p r t n N o _ P r o d O r d e r R t n g L i n e < / O p r t n N o _ P r o d O r d e r R t n g L i n e > + 
+                 < P O N o _ P r o d O r d e r R t n g L i n e   E l e m e n t T y p e = " C o l u m n "   E l e m e n t I d = " 1 1 4 7 1 7 2 2 6 "   D a t a T y p e = " C o d e " > P O N o _ P r o d O r d e r R t n g L i n e < / P O N o _ P r o d O r d e r R t n g L i n e > + 
+                 < S t r t D t _ P r o d O r d e r R t n g L i n e   E l e m e n t T y p e = " C o l u m n "   E l e m e n t I d = " 6 7 0 6 6 5 3 1 7 "   D a t a T y p e = " S t r i n g " > S t r t D t _ P r o d O r d e r R t n g L i n e < / S t r t D t _ P r o d O r d e r R t n g L i n e > + 
+                 < P r o d _ O r d e r _ L i n e   E l e m e n t T y p e = " D a t a I t e m "   E l e m e n t I d = " 3 4 3 3 1 8 6 8 " > + 
+                     < D e s c _ P r o d O r d e r L i n e   E l e m e n t T y p e = " C o l u m n "   E l e m e n t I d = " 3 1 4 2 4 7 3 2 6 "   D a t a T y p e = " T e x t " > D e s c _ P r o d O r d e r L i n e < / D e s c _ P r o d O r d e r L i n e > + 
+                     < I t e m N o _ P r o d O r d e r L i n e   E l e m e n t T y p e = " C o l u m n "   E l e m e n t I d = " 1 8 8 8 3 1 2 1 0 5 "   D a t a T y p e = " C o d e " > I t e m N o _ P r o d O r d e r L i n e < / I t e m N o _ P r o d O r d e r L i n e > + 
+                     < P u r c h L i n e D o c N o   E l e m e n t T y p e = " C o l u m n "   E l e m e n t I d = " 7 6 1 2 6 2 9 7 8 "   D a t a T y p e = " C o d e " > P u r c h L i n e D o c N o < / P u r c h L i n e D o c N o > + 
+                     < P u r c h L i n e O u t s t a n d i n g Q t y   E l e m e n t T y p e = " C o l u m n "   E l e m e n t I d = " 8 8 2 5 0 3 1 9 1 "   D a t a T y p e = " D e c i m a l " > P u r c h L i n e O u t s t a n d i n g Q t y < / P u r c h L i n e O u t s t a n d i n g Q t y > + 
+                     < R e m a i n g Q t y _ P r o d O r d e r L i n e   E l e m e n t T y p e = " C o l u m n "   E l e m e n t I d = " 2 0 5 9 2 8 1 9 6 4 "   D a t a T y p e = " D e c i m a l " > R e m a i n g Q t y _ P r o d O r d e r L i n e < / R e m a i n g Q t y _ P r o d O r d e r L i n e > + 
+                     < U O M C o d e _ P r o d O r d e r L i n e   E l e m e n t T y p e = " C o l u m n "   E l e m e n t I d = " 1 1 8 3 0 3 4 6 8 7 "   D a t a T y p e = " C o d e " > U O M C o d e _ P r o d O r d e r L i n e < / U O M C o d e _ P r o d O r d e r L i n e > + 
+                     < P r o d _ O r d e r _ C o m p o n e n t   E l e m e n t T y p e = " D a t a I t e m "   E l e m e n t I d = " 1 0 0 9 9 9 2 6 7 7 " > + 
+                         < C o m p o n e n t s n e e d e d C a p t i o n   E l e m e n t T y p e = " C o l u m n "   E l e m e n t I d = " 5 5 2 7 1 3 9 8 0 "   D a t a T y p e = " L a b e l " > C o m p o n e n t s n e e d e d C a p t i o n < / C o m p o n e n t s n e e d e d C a p t i o n > + 
+                         < D e s c _ P r o d O r d e r C o m p   E l e m e n t T y p e = " C o l u m n "   E l e m e n t I d = " 2 6 2 5 5 2 0 6 9 "   D a t a T y p e = " T e x t " > D e s c _ P r o d O r d e r C o m p < / D e s c _ P r o d O r d e r C o m p > + 
+                         < I t e m N o _ P r o d O r d e r C o m p   E l e m e n t T y p e = " C o l u m n "   E l e m e n t I d = " 8 6 1 5 4 8 1 6 0 "   D a t a T y p e = " C o d e " > I t e m N o _ P r o d O r d e r C o m p < / I t e m N o _ P r o d O r d e r C o m p > + 
+                         < P O N o _ P r o d O r d e r C o m p   E l e m e n t T y p e = " C o l u m n "   E l e m e n t I d = " 1 3 2 9 1 8 2 8 5 8 "   D a t a T y p e = " C o d e " > P O N o _ P r o d O r d e r C o m p < / P O N o _ P r o d O r d e r C o m p > + 
+                         < R e m a i n g Q t y _ P r o d O r d e r C o m p   E l e m e n t T y p e = " C o l u m n "   E l e m e n t I d = " 7 4 4 0 2 8 6 2 7 "   D a t a T y p e = " D e c i m a l " > R e m a i n g Q t y _ P r o d O r d e r C o m p < / R e m a i n g Q t y _ P r o d O r d e r C o m p > + 
+                         < U O M C o d e _ P r o d O r d e r C o m p   E l e m e n t T y p e = " C o l u m n "   E l e m e n t I d = " 6 6 0 7 1 1 8 5 0 "   D a t a T y p e = " C o d e " > U O M C o d e _ P r o d O r d e r C o m p < / U O M C o d e _ P r o d O r d e r C o m p > + 
+                     < / P r o d _ O r d e r _ C o m p o n e n t > + 
+                 < / P r o d _ O r d e r _ L i n e > + 
+             < / P r o d _ O r d e r _ R o u t i n g _ L i n e > + 
+         < / W o r k _ C e n t e r > + 
+     < / V e n d o r > + 
+ < / N a v W o r d R e p o r t X m l P a r t > 
 </file>
 
 <file path=customXml/itemProps2.xml><?xml version="1.0" encoding="utf-8"?>
